--- a/FDVA_Food_Delivery_Mini_Project.docx
+++ b/FDVA_Food_Delivery_Mini_Project.docx
@@ -1,17 +1,20 @@
 
 <file path=word/document.xml><?xml version="1.0" encoding="utf-8"?>
-<w:document xmlns:wpc="http://schemas.microsoft.com/office/word/2010/wordprocessingCanvas" xmlns:mc="http://schemas.openxmlformats.org/markup-compatibility/2006" xmlns:o="urn:schemas-microsoft-com:office:office" xmlns:r="http://schemas.openxmlformats.org/officeDocument/2006/relationships" xmlns:m="http://schemas.openxmlformats.org/officeDocument/2006/math" xmlns:v="urn:schemas-microsoft-com:vml" xmlns:wp14="http://schemas.microsoft.com/office/word/2010/wordprocessingDrawing" xmlns:wp="http://schemas.openxmlformats.org/drawingml/2006/wordprocessingDrawing" xmlns:w10="urn:schemas-microsoft-com:office:word" xmlns:w="http://schemas.openxmlformats.org/wordprocessingml/2006/main" xmlns:w14="http://schemas.microsoft.com/office/word/2010/wordml" xmlns:w15="http://schemas.microsoft.com/office/word/2012/wordml" xmlns:wpg="http://schemas.microsoft.com/office/word/2010/wordprocessingGroup" xmlns:wpi="http://schemas.microsoft.com/office/word/2010/wordprocessingInk" xmlns:wne="http://schemas.microsoft.com/office/word/2006/wordml" xmlns:wps="http://schemas.microsoft.com/office/word/2010/wordprocessingShape" xmlns:cx="http://schemas.microsoft.com/office/drawing/2014/chartex" xmlns:cx1="http://schemas.microsoft.com/office/drawing/2015/9/8/chartex" xmlns:cx2="http://schemas.microsoft.com/office/drawing/2015/10/21/chartex" xmlns:cx3="http://schemas.microsoft.com/office/drawing/2016/5/9/chartex" xmlns:cx4="http://schemas.microsoft.com/office/drawing/2016/5/10/chartex" xmlns:cx5="http://schemas.microsoft.com/office/drawing/2016/5/11/chartex" xmlns:cx6="http://schemas.microsoft.com/office/drawing/2016/5/12/chartex" xmlns:cx7="http://schemas.microsoft.com/office/drawing/2016/5/13/chartex" xmlns:cx8="http://schemas.microsoft.com/office/drawing/2016/5/14/chartex" xmlns:aink="http://schemas.microsoft.com/office/drawing/2016/ink" xmlns:am3d="http://schemas.microsoft.com/office/drawing/2017/model3d" xmlns:w16cex="http://schemas.microsoft.com/office/word/2018/wordml/cex" xmlns:w16cid="http://schemas.microsoft.com/office/word/2016/wordml/cid" xmlns:w16="http://schemas.microsoft.com/office/word/2018/wordml" xmlns:w16sdtdh="http://schemas.microsoft.com/office/word/2020/wordml/sdtdatahash" xmlns:w16se="http://schemas.microsoft.com/office/word/2015/wordml/symex" mc:Ignorable="w14 w15 wp14">
+<w:document xmlns:wpc="http://schemas.microsoft.com/office/word/2010/wordprocessingCanvas" xmlns:cx="http://schemas.microsoft.com/office/drawing/2014/chartex" xmlns:cx1="http://schemas.microsoft.com/office/drawing/2015/9/8/chartex" xmlns:cx2="http://schemas.microsoft.com/office/drawing/2015/10/21/chartex" xmlns:cx3="http://schemas.microsoft.com/office/drawing/2016/5/9/chartex" xmlns:cx4="http://schemas.microsoft.com/office/drawing/2016/5/10/chartex" xmlns:cx5="http://schemas.microsoft.com/office/drawing/2016/5/11/chartex" xmlns:cx6="http://schemas.microsoft.com/office/drawing/2016/5/12/chartex" xmlns:cx7="http://schemas.microsoft.com/office/drawing/2016/5/13/chartex" xmlns:cx8="http://schemas.microsoft.com/office/drawing/2016/5/14/chartex" xmlns:mc="http://schemas.openxmlformats.org/markup-compatibility/2006" xmlns:aink="http://schemas.microsoft.com/office/drawing/2016/ink" xmlns:am3d="http://schemas.microsoft.com/office/drawing/2017/model3d" xmlns:o="urn:schemas-microsoft-com:office:office" xmlns:oel="http://schemas.microsoft.com/office/2019/extlst" xmlns:r="http://schemas.openxmlformats.org/officeDocument/2006/relationships" xmlns:m="http://schemas.openxmlformats.org/officeDocument/2006/math" xmlns:v="urn:schemas-microsoft-com:vml" xmlns:wp14="http://schemas.microsoft.com/office/word/2010/wordprocessingDrawing" xmlns:wp="http://schemas.openxmlformats.org/drawingml/2006/wordprocessingDrawing" xmlns:w10="urn:schemas-microsoft-com:office:word" xmlns:w="http://schemas.openxmlformats.org/wordprocessingml/2006/main" xmlns:w14="http://schemas.microsoft.com/office/word/2010/wordml" xmlns:w15="http://schemas.microsoft.com/office/word/2012/wordml" xmlns:w16cex="http://schemas.microsoft.com/office/word/2018/wordml/cex" xmlns:w16cid="http://schemas.microsoft.com/office/word/2016/wordml/cid" xmlns:w16="http://schemas.microsoft.com/office/word/2018/wordml" xmlns:w16du="http://schemas.microsoft.com/office/word/2023/wordml/word16du" xmlns:w16sdtdh="http://schemas.microsoft.com/office/word/2020/wordml/sdtdatahash" xmlns:w16sdtfl="http://schemas.microsoft.com/office/word/2024/wordml/sdtformatlock" xmlns:w16se="http://schemas.microsoft.com/office/word/2015/wordml/symex" xmlns:wpg="http://schemas.microsoft.com/office/word/2010/wordprocessingGroup" xmlns:wpi="http://schemas.microsoft.com/office/word/2010/wordprocessingInk" xmlns:wne="http://schemas.microsoft.com/office/word/2006/wordml" xmlns:wps="http://schemas.microsoft.com/office/word/2010/wordprocessingShape" mc:Ignorable="w14 w15 w16se w16cid w16 w16cex w16sdtdh w16sdtfl w16du wp14">
   <w:body>
     <w:p>
       <w:pPr>
-        <w:spacing w:after="120" w:before="600"/>
+        <w:spacing w:before="600" w:after="120"/>
         <w:jc w:val="center"/>
       </w:pPr>
       <w:r>
+        <w:rPr>
+          <w:noProof/>
+        </w:rPr>
         <w:drawing>
-          <wp:inline distT="0" distB="0" distL="0" distR="0">
+          <wp:inline distT="0" distB="0" distL="0" distR="0" wp14:anchorId="7E492CFD" wp14:editId="584FD2EE">
             <wp:extent cx="2857500" cy="923925"/>
-            <wp:effectExtent t="0" r="0" b="0" l="0"/>
+            <wp:effectExtent l="0" t="0" r="0" b="0"/>
             <wp:docPr id="1" name="logo" descr="college logo" title="logo"/>
             <wp:cNvGraphicFramePr>
               <a:graphicFrameLocks xmlns:a="http://schemas.openxmlformats.org/drawingml/2006/main" noChangeAspect="1"/>
@@ -20,13 +23,13 @@
               <a:graphicData uri="http://schemas.openxmlformats.org/drawingml/2006/picture">
                 <pic:pic xmlns:pic="http://schemas.openxmlformats.org/drawingml/2006/picture">
                   <pic:nvPicPr>
-                    <pic:cNvPr id="0" name="" descr=""/>
+                    <pic:cNvPr id="0" name=""/>
                     <pic:cNvPicPr>
                       <a:picLocks noChangeAspect="1" noChangeArrowheads="1"/>
                     </pic:cNvPicPr>
                   </pic:nvPicPr>
                   <pic:blipFill>
-                    <a:blip r:embed="rId8" cstate="none"/>
+                    <a:blip r:embed="rId7"/>
                     <a:srcRect/>
                     <a:stretch>
                       <a:fillRect/>
@@ -50,98 +53,80 @@
     </w:p>
     <w:p>
       <w:pPr>
-        <w:spacing w:after="600" w:before="0"/>
+        <w:spacing w:after="600"/>
         <w:jc w:val="center"/>
       </w:pPr>
       <w:r>
         <w:rPr>
-          <w:rFonts w:ascii="Times New Roman" w:cs="Times New Roman" w:eastAsia="Times New Roman" w:hAnsi="Times New Roman"/>
-          <w:b w:val="false"/>
-          <w:bCs w:val="false"/>
           <w:sz w:val="22"/>
           <w:szCs w:val="22"/>
         </w:rPr>
-        <w:t xml:space="preserve">(An Autonomous Institution, Affiliated to Anna University, Chennai)</w:t>
-      </w:r>
-    </w:p>
-    <w:p>
-      <w:pPr>
-        <w:spacing w:after="480" w:before="0"/>
+        <w:t>(An Autonomous Institution, Affiliated to Anna University, Chennai)</w:t>
+      </w:r>
+    </w:p>
+    <w:p>
+      <w:pPr>
+        <w:spacing w:after="480"/>
         <w:jc w:val="center"/>
       </w:pPr>
       <w:r>
         <w:rPr>
-          <w:rFonts w:ascii="Times New Roman" w:cs="Times New Roman" w:eastAsia="Times New Roman" w:hAnsi="Times New Roman"/>
           <w:b/>
           <w:bCs/>
           <w:sz w:val="28"/>
           <w:szCs w:val="28"/>
         </w:rPr>
-        <w:t xml:space="preserve">MINI PROJECT</w:t>
-      </w:r>
-    </w:p>
-    <w:p>
-      <w:pPr>
-        <w:spacing w:after="480" w:before="0"/>
+        <w:t>MINI PROJECT</w:t>
+      </w:r>
+    </w:p>
+    <w:p>
+      <w:pPr>
+        <w:spacing w:after="480"/>
         <w:jc w:val="center"/>
       </w:pPr>
       <w:r>
         <w:rPr>
-          <w:rFonts w:ascii="Times New Roman" w:cs="Times New Roman" w:eastAsia="Times New Roman" w:hAnsi="Times New Roman"/>
           <w:b/>
           <w:bCs/>
           <w:sz w:val="26"/>
           <w:szCs w:val="26"/>
         </w:rPr>
-        <w:t xml:space="preserve">ONLINE FOOD DELIVERY ORDERS ANALYSIS AND VISUALIZATION USING PYTHON, POWER BI, AND TABLEAU</w:t>
-      </w:r>
-    </w:p>
-    <w:p>
-      <w:pPr>
-        <w:spacing w:after="720" w:before="0"/>
+        <w:t>ONLINE FOOD DELIVERY ORDERS ANALYSIS AND VISUALIZATION USING PYTHON, POWER BI, AND TABLEAU</w:t>
+      </w:r>
+    </w:p>
+    <w:p>
+      <w:pPr>
+        <w:spacing w:after="720"/>
         <w:jc w:val="center"/>
       </w:pPr>
       <w:r>
-        <w:rPr>
-          <w:rFonts w:ascii="Times New Roman" w:cs="Times New Roman" w:eastAsia="Times New Roman" w:hAnsi="Times New Roman"/>
-          <w:b w:val="false"/>
-          <w:bCs w:val="false"/>
-          <w:sz w:val="24"/>
-          <w:szCs w:val="24"/>
-        </w:rPr>
-        <w:t xml:space="preserve">Framework for Data Visual Analytics</w:t>
-      </w:r>
-    </w:p>
-    <w:p>
-      <w:pPr>
-        <w:spacing w:after="120" w:before="0"/>
+        <w:t>Framework for Data Visual Analytics</w:t>
+      </w:r>
+    </w:p>
+    <w:p>
+      <w:pPr>
+        <w:spacing w:after="120"/>
         <w:jc w:val="center"/>
       </w:pPr>
       <w:r>
         <w:rPr>
-          <w:rFonts w:ascii="Times New Roman" w:cs="Times New Roman" w:eastAsia="Times New Roman" w:hAnsi="Times New Roman"/>
           <w:b/>
           <w:bCs/>
-          <w:sz w:val="24"/>
-          <w:szCs w:val="24"/>
-        </w:rPr>
-        <w:t xml:space="preserve">[YOUR NAME]</w:t>
-      </w:r>
-    </w:p>
-    <w:p>
-      <w:pPr>
-        <w:spacing w:after="240" w:before="0"/>
+        </w:rPr>
+        <w:t xml:space="preserve">SUDHAKAR M </w:t>
+      </w:r>
+    </w:p>
+    <w:p>
+      <w:pPr>
+        <w:spacing w:after="240"/>
         <w:jc w:val="center"/>
       </w:pPr>
       <w:r>
         <w:rPr>
-          <w:rFonts w:ascii="Times New Roman" w:cs="Times New Roman" w:eastAsia="Times New Roman" w:hAnsi="Times New Roman"/>
           <w:b/>
           <w:bCs/>
-          <w:sz w:val="24"/>
-          <w:szCs w:val="24"/>
-        </w:rPr>
-        <w:t xml:space="preserve">[YOUR REGISTER NUMBER]</w:t>
+        </w:rPr>
+        <w:t>241501220</w:t>
       </w:r>
     </w:p>
     <w:p>
@@ -151,32 +136,49 @@
     </w:p>
     <w:p>
       <w:pPr>
-        <w:spacing w:after="200" w:before="0"/>
+        <w:spacing w:after="200"/>
         <w:jc w:val="center"/>
       </w:pPr>
       <w:r>
         <w:rPr>
-          <w:rFonts w:ascii="Times New Roman" w:cs="Times New Roman" w:eastAsia="Times New Roman" w:hAnsi="Times New Roman"/>
           <w:b/>
           <w:bCs/>
           <w:sz w:val="26"/>
           <w:szCs w:val="26"/>
         </w:rPr>
-        <w:t xml:space="preserve">ABSTRACT</w:t>
-      </w:r>
-    </w:p>
-    <w:p>
-      <w:pPr>
-        <w:spacing w:after="120" w:line="360"/>
+        <w:lastRenderedPageBreak/>
+        <w:t>ABSTRACT</w:t>
+      </w:r>
+    </w:p>
+    <w:p>
+      <w:pPr>
+        <w:spacing w:after="120" w:line="360" w:lineRule="auto"/>
         <w:jc w:val="both"/>
       </w:pPr>
       <w:r>
-        <w:rPr>
-          <w:rFonts w:ascii="Times New Roman" w:cs="Times New Roman" w:eastAsia="Times New Roman" w:hAnsi="Times New Roman"/>
-          <w:sz w:val="24"/>
-          <w:szCs w:val="24"/>
-        </w:rPr>
-        <w:t xml:space="preserve">This mini project, carried out for the subject Framework of Data Visualization and Analytics (FDVA), analyses an Online Food Delivery Orders dataset using Python, Microsoft Power BI and Tableau. The dataset is stored in a file named foodOrders.csv and contains 200 order records with 18 columns, such as city, restaurant, cuisine, payment mode, order value, discount, delivery fee, distance, delivery time, customer rating and order date. The raw data had inconsistent text entries, mixed date formats, numeric values stored as text and missing values in three columns. Python with Pandas was used to correct these problems, create new columns such as Final_Amount and Discount_Percentage, and save a cleaned file with 200 rows and 23 columns. Matplotlib and Seaborn were then used to create eight charts, including restaurant-wise orders, payment mode share, a monthly trend and a correlation heatmap. Interactive dashboards were also developed in Power BI and Tableau, with slicers for city, cuisine and payment mode, KPI cards and charts by city. The analysis showed that Mumbai had the most orders, UPI was the most used payment mode, delivery time increased steadily with distance, and the total order value after discounts was about ₹54,412 for all 200 orders. The project shows how preprocessing, charts and dashboards turn raw order records into clear information that can support business decisions.</w:t>
+        <w:t>This mini project, carried out for the subject Framework of Data Visualization and Analytics (FDVA), analyses an Online Food Delivery Orders dataset using Python, Microsoft Power BI and Tableau. The dataset is stored in a file named foodOrders.csv and contains 200 order records with 18 columns, such as city, restaurant, cuisine, payment mode, order value, discount, delivery fee, distance, delivery time, customer rating and order date. The raw data had inconsistent text entries, mixed date formats, numeric v</w:t>
+      </w:r>
+      <w:r>
+        <w:t xml:space="preserve">alues stored as text and missing values in three columns. Python with Pandas was used to correct these problems, create new columns such as </w:t>
+      </w:r>
+      <w:proofErr w:type="spellStart"/>
+      <w:r>
+        <w:t>Final_Amount</w:t>
+      </w:r>
+      <w:proofErr w:type="spellEnd"/>
+      <w:r>
+        <w:t xml:space="preserve"> and </w:t>
+      </w:r>
+      <w:proofErr w:type="spellStart"/>
+      <w:r>
+        <w:t>Discount_Percentage</w:t>
+      </w:r>
+      <w:proofErr w:type="spellEnd"/>
+      <w:r>
+        <w:t xml:space="preserve">, and save a cleaned file with 200 rows and 23 columns. Matplotlib and Seaborn were then used to create eight charts, including restaurant-wise orders, payment mode share, a monthly trend and a correlation heatmap. Interactive dashboards were also developed in Power BI and Tableau, with slicers for city, cuisine and payment mode, KPI </w:t>
+      </w:r>
+      <w:r>
+        <w:t>cards and charts by city. The analysis showed that Mumbai had the most orders, UPI was the most used payment mode, delivery time increased steadily with distance, and the total order value after discounts was about ₹54,412 for all 200 orders. The project shows how preprocessing, charts and dashboards turn raw order records into clear information that can support business decisions.</w:t>
       </w:r>
     </w:p>
     <w:p>
@@ -187,265 +189,537 @@
     <w:p>
       <w:pPr>
         <w:pStyle w:val="Heading1"/>
-        <w:spacing w:after="160" w:before="240"/>
-      </w:pPr>
-      <w:r>
-        <w:rPr>
-          <w:rFonts w:ascii="Times New Roman" w:cs="Times New Roman" w:eastAsia="Times New Roman" w:hAnsi="Times New Roman"/>
-          <w:b/>
-          <w:bCs/>
-          <w:sz w:val="26"/>
-          <w:szCs w:val="26"/>
-        </w:rPr>
-        <w:t xml:space="preserve">1. Data Preprocessing</w:t>
-      </w:r>
-    </w:p>
-    <w:p>
-      <w:pPr>
-        <w:spacing w:after="120" w:line="360"/>
+      </w:pPr>
+      <w:r>
+        <w:lastRenderedPageBreak/>
+        <w:t>1. Data Preprocessing</w:t>
+      </w:r>
+    </w:p>
+    <w:p>
+      <w:pPr>
+        <w:spacing w:after="120" w:line="360" w:lineRule="auto"/>
         <w:jc w:val="both"/>
       </w:pPr>
       <w:r>
-        <w:rPr>
-          <w:rFonts w:ascii="Times New Roman" w:cs="Times New Roman" w:eastAsia="Times New Roman" w:hAnsi="Times New Roman"/>
-          <w:sz w:val="24"/>
-          <w:szCs w:val="24"/>
-        </w:rPr>
-        <w:t xml:space="preserve">The dataset (foodOrders.csv) has 200 rows and 18 columns. It was cleaned in Python using Pandas, as shown below.</w:t>
+        <w:t>The dataset (foodOrders.csv) has 200 rows and 18 columns. It was cleaned in Python using Pandas, as shown below.</w:t>
       </w:r>
     </w:p>
     <w:p>
       <w:pPr>
         <w:pStyle w:val="Heading2"/>
-        <w:spacing w:after="120" w:before="200"/>
-      </w:pPr>
-      <w:r>
-        <w:rPr>
-          <w:rFonts w:ascii="Times New Roman" w:cs="Times New Roman" w:eastAsia="Times New Roman" w:hAnsi="Times New Roman"/>
-          <w:b/>
-          <w:bCs/>
-          <w:sz w:val="24"/>
-          <w:szCs w:val="24"/>
-        </w:rPr>
-        <w:t xml:space="preserve">1.1 Loading and inspecting the data</w:t>
+      </w:pPr>
+      <w:r>
+        <w:t>1.1 Loading and inspecting the data</w:t>
       </w:r>
     </w:p>
     <w:p>
       <w:pPr>
         <w:pBdr>
-          <w:left w:val="single" w:color="999999" w:sz="12" w:space="6"/>
+          <w:left w:val="single" w:sz="12" w:space="6" w:color="999999"/>
         </w:pBdr>
-        <w:shd w:fill="F2F2F2" w:val="clear"/>
-        <w:spacing w:after="0" w:line="240"/>
+        <w:shd w:val="clear" w:color="auto" w:fill="F2F2F2"/>
         <w:ind w:left="120"/>
       </w:pPr>
-      <w:r>
-        <w:rPr>
-          <w:rFonts w:ascii="Courier New" w:cs="Courier New" w:eastAsia="Courier New" w:hAnsi="Courier New"/>
-          <w:sz w:val="17"/>
-          <w:szCs w:val="17"/>
-        </w:rPr>
-        <w:t xml:space="preserve">df = pd.read_csv("foodOrders.csv")</w:t>
+      <w:proofErr w:type="spellStart"/>
+      <w:r>
+        <w:rPr>
+          <w:rFonts w:ascii="Courier New" w:eastAsia="Courier New" w:hAnsi="Courier New" w:cs="Courier New"/>
+          <w:sz w:val="17"/>
+          <w:szCs w:val="17"/>
+        </w:rPr>
+        <w:t>df</w:t>
+      </w:r>
+      <w:proofErr w:type="spellEnd"/>
+      <w:r>
+        <w:rPr>
+          <w:rFonts w:ascii="Courier New" w:eastAsia="Courier New" w:hAnsi="Courier New" w:cs="Courier New"/>
+          <w:sz w:val="17"/>
+          <w:szCs w:val="17"/>
+        </w:rPr>
+        <w:t xml:space="preserve"> = </w:t>
+      </w:r>
+      <w:proofErr w:type="spellStart"/>
+      <w:proofErr w:type="gramStart"/>
+      <w:r>
+        <w:rPr>
+          <w:rFonts w:ascii="Courier New" w:eastAsia="Courier New" w:hAnsi="Courier New" w:cs="Courier New"/>
+          <w:sz w:val="17"/>
+          <w:szCs w:val="17"/>
+        </w:rPr>
+        <w:t>pd.read</w:t>
+      </w:r>
+      <w:proofErr w:type="gramEnd"/>
+      <w:r>
+        <w:rPr>
+          <w:rFonts w:ascii="Courier New" w:eastAsia="Courier New" w:hAnsi="Courier New" w:cs="Courier New"/>
+          <w:sz w:val="17"/>
+          <w:szCs w:val="17"/>
+        </w:rPr>
+        <w:t>_csv</w:t>
+      </w:r>
+      <w:proofErr w:type="spellEnd"/>
+      <w:r>
+        <w:rPr>
+          <w:rFonts w:ascii="Courier New" w:eastAsia="Courier New" w:hAnsi="Courier New" w:cs="Courier New"/>
+          <w:sz w:val="17"/>
+          <w:szCs w:val="17"/>
+        </w:rPr>
+        <w:t>("foodOrders.csv")</w:t>
       </w:r>
     </w:p>
     <w:p>
       <w:pPr>
         <w:pBdr>
-          <w:left w:val="single" w:color="999999" w:sz="12" w:space="6"/>
+          <w:left w:val="single" w:sz="12" w:space="6" w:color="999999"/>
         </w:pBdr>
-        <w:shd w:fill="F2F2F2" w:val="clear"/>
-        <w:spacing w:after="0" w:line="240"/>
+        <w:shd w:val="clear" w:color="auto" w:fill="F2F2F2"/>
         <w:ind w:left="120"/>
       </w:pPr>
-      <w:r>
-        <w:rPr>
-          <w:rFonts w:ascii="Courier New" w:cs="Courier New" w:eastAsia="Courier New" w:hAnsi="Courier New"/>
-          <w:sz w:val="17"/>
-          <w:szCs w:val="17"/>
-        </w:rPr>
-        <w:t xml:space="preserve">df.shape        # (200, 18)</w:t>
+      <w:proofErr w:type="spellStart"/>
+      <w:proofErr w:type="gramStart"/>
+      <w:r>
+        <w:rPr>
+          <w:rFonts w:ascii="Courier New" w:eastAsia="Courier New" w:hAnsi="Courier New" w:cs="Courier New"/>
+          <w:sz w:val="17"/>
+          <w:szCs w:val="17"/>
+        </w:rPr>
+        <w:t>df.shape</w:t>
+      </w:r>
+      <w:proofErr w:type="spellEnd"/>
+      <w:proofErr w:type="gramEnd"/>
+      <w:r>
+        <w:rPr>
+          <w:rFonts w:ascii="Courier New" w:eastAsia="Courier New" w:hAnsi="Courier New" w:cs="Courier New"/>
+          <w:sz w:val="17"/>
+          <w:szCs w:val="17"/>
+        </w:rPr>
+        <w:t xml:space="preserve">        # (200, 18)</w:t>
       </w:r>
     </w:p>
     <w:p>
       <w:pPr>
         <w:pBdr>
-          <w:left w:val="single" w:color="999999" w:sz="12" w:space="6"/>
+          <w:left w:val="single" w:sz="12" w:space="6" w:color="999999"/>
         </w:pBdr>
-        <w:shd w:fill="F2F2F2" w:val="clear"/>
-        <w:spacing w:after="160" w:line="240"/>
+        <w:shd w:val="clear" w:color="auto" w:fill="F2F2F2"/>
+        <w:spacing w:after="160"/>
         <w:ind w:left="120"/>
       </w:pPr>
-      <w:r>
-        <w:rPr>
-          <w:rFonts w:ascii="Courier New" w:cs="Courier New" w:eastAsia="Courier New" w:hAnsi="Courier New"/>
-          <w:sz w:val="17"/>
-          <w:szCs w:val="17"/>
-        </w:rPr>
-        <w:t xml:space="preserve">df.info()</w:t>
-      </w:r>
-    </w:p>
-    <w:p>
-      <w:pPr>
-        <w:spacing w:after="120" w:line="360"/>
+      <w:proofErr w:type="gramStart"/>
+      <w:r>
+        <w:rPr>
+          <w:rFonts w:ascii="Courier New" w:eastAsia="Courier New" w:hAnsi="Courier New" w:cs="Courier New"/>
+          <w:sz w:val="17"/>
+          <w:szCs w:val="17"/>
+        </w:rPr>
+        <w:t>df.info(</w:t>
+      </w:r>
+      <w:proofErr w:type="gramEnd"/>
+      <w:r>
+        <w:rPr>
+          <w:rFonts w:ascii="Courier New" w:eastAsia="Courier New" w:hAnsi="Courier New" w:cs="Courier New"/>
+          <w:sz w:val="17"/>
+          <w:szCs w:val="17"/>
+        </w:rPr>
+        <w:t>)</w:t>
+      </w:r>
+    </w:p>
+    <w:p>
+      <w:pPr>
+        <w:spacing w:after="120" w:line="360" w:lineRule="auto"/>
         <w:jc w:val="both"/>
       </w:pPr>
       <w:r>
-        <w:rPr>
-          <w:rFonts w:ascii="Times New Roman" w:cs="Times New Roman" w:eastAsia="Times New Roman" w:hAnsi="Times New Roman"/>
-          <w:sz w:val="24"/>
-          <w:szCs w:val="24"/>
-        </w:rPr>
-        <w:t xml:space="preserve">Order value, discount, delivery time and order date were stored as text and had to be converted.</w:t>
+        <w:t>Order value, discount, delivery time and order date were stored as text and had to be converted.</w:t>
       </w:r>
     </w:p>
     <w:p>
       <w:pPr>
         <w:pStyle w:val="Heading2"/>
-        <w:spacing w:after="120" w:before="200"/>
-      </w:pPr>
-      <w:r>
-        <w:rPr>
-          <w:rFonts w:ascii="Times New Roman" w:cs="Times New Roman" w:eastAsia="Times New Roman" w:hAnsi="Times New Roman"/>
-          <w:b/>
-          <w:bCs/>
-          <w:sz w:val="24"/>
-          <w:szCs w:val="24"/>
-        </w:rPr>
-        <w:t xml:space="preserve">1.2 Missing values and duplicates</w:t>
+      </w:pPr>
+      <w:r>
+        <w:t>1.2 Missing values and duplicates</w:t>
       </w:r>
     </w:p>
     <w:p>
       <w:pPr>
         <w:pBdr>
-          <w:left w:val="single" w:color="999999" w:sz="12" w:space="6"/>
+          <w:left w:val="single" w:sz="12" w:space="6" w:color="999999"/>
         </w:pBdr>
-        <w:shd w:fill="F2F2F2" w:val="clear"/>
-        <w:spacing w:after="0" w:line="240"/>
+        <w:shd w:val="clear" w:color="auto" w:fill="F2F2F2"/>
         <w:ind w:left="120"/>
       </w:pPr>
       <w:r>
         <w:rPr>
-          <w:rFonts w:ascii="Courier New" w:cs="Courier New" w:eastAsia="Courier New" w:hAnsi="Courier New"/>
-          <w:sz w:val="17"/>
-          <w:szCs w:val="17"/>
-        </w:rPr>
-        <w:t xml:space="preserve">print(df.isnull().sum())</w:t>
+          <w:rFonts w:ascii="Courier New" w:eastAsia="Courier New" w:hAnsi="Courier New" w:cs="Courier New"/>
+          <w:sz w:val="17"/>
+          <w:szCs w:val="17"/>
+        </w:rPr>
+        <w:t>print(</w:t>
+      </w:r>
+      <w:proofErr w:type="spellStart"/>
+      <w:proofErr w:type="gramStart"/>
+      <w:r>
+        <w:rPr>
+          <w:rFonts w:ascii="Courier New" w:eastAsia="Courier New" w:hAnsi="Courier New" w:cs="Courier New"/>
+          <w:sz w:val="17"/>
+          <w:szCs w:val="17"/>
+        </w:rPr>
+        <w:t>df.isnull</w:t>
+      </w:r>
+      <w:proofErr w:type="spellEnd"/>
+      <w:proofErr w:type="gramEnd"/>
+      <w:r>
+        <w:rPr>
+          <w:rFonts w:ascii="Courier New" w:eastAsia="Courier New" w:hAnsi="Courier New" w:cs="Courier New"/>
+          <w:sz w:val="17"/>
+          <w:szCs w:val="17"/>
+        </w:rPr>
+        <w:t>(</w:t>
+      </w:r>
+      <w:proofErr w:type="gramStart"/>
+      <w:r>
+        <w:rPr>
+          <w:rFonts w:ascii="Courier New" w:eastAsia="Courier New" w:hAnsi="Courier New" w:cs="Courier New"/>
+          <w:sz w:val="17"/>
+          <w:szCs w:val="17"/>
+        </w:rPr>
+        <w:t>).sum</w:t>
+      </w:r>
+      <w:proofErr w:type="gramEnd"/>
+      <w:r>
+        <w:rPr>
+          <w:rFonts w:ascii="Courier New" w:eastAsia="Courier New" w:hAnsi="Courier New" w:cs="Courier New"/>
+          <w:sz w:val="17"/>
+          <w:szCs w:val="17"/>
+        </w:rPr>
+        <w:t>())</w:t>
       </w:r>
     </w:p>
     <w:p>
       <w:pPr>
         <w:pBdr>
-          <w:left w:val="single" w:color="999999" w:sz="12" w:space="6"/>
+          <w:left w:val="single" w:sz="12" w:space="6" w:color="999999"/>
         </w:pBdr>
-        <w:shd w:fill="F2F2F2" w:val="clear"/>
-        <w:spacing w:after="160" w:line="240"/>
+        <w:shd w:val="clear" w:color="auto" w:fill="F2F2F2"/>
+        <w:spacing w:after="160"/>
         <w:ind w:left="120"/>
       </w:pPr>
-      <w:r>
-        <w:rPr>
-          <w:rFonts w:ascii="Courier New" w:cs="Courier New" w:eastAsia="Courier New" w:hAnsi="Courier New"/>
-          <w:sz w:val="17"/>
-          <w:szCs w:val="17"/>
-        </w:rPr>
-        <w:t xml:space="preserve">print("Duplicate rows:", df.duplicated().sum())</w:t>
-      </w:r>
-    </w:p>
-    <w:p>
-      <w:pPr>
-        <w:spacing w:after="120" w:line="360"/>
+      <w:proofErr w:type="gramStart"/>
+      <w:r>
+        <w:rPr>
+          <w:rFonts w:ascii="Courier New" w:eastAsia="Courier New" w:hAnsi="Courier New" w:cs="Courier New"/>
+          <w:sz w:val="17"/>
+          <w:szCs w:val="17"/>
+        </w:rPr>
+        <w:t>print(</w:t>
+      </w:r>
+      <w:proofErr w:type="gramEnd"/>
+      <w:r>
+        <w:rPr>
+          <w:rFonts w:ascii="Courier New" w:eastAsia="Courier New" w:hAnsi="Courier New" w:cs="Courier New"/>
+          <w:sz w:val="17"/>
+          <w:szCs w:val="17"/>
+        </w:rPr>
+        <w:t xml:space="preserve">"Duplicate rows:", </w:t>
+      </w:r>
+      <w:proofErr w:type="spellStart"/>
+      <w:proofErr w:type="gramStart"/>
+      <w:r>
+        <w:rPr>
+          <w:rFonts w:ascii="Courier New" w:eastAsia="Courier New" w:hAnsi="Courier New" w:cs="Courier New"/>
+          <w:sz w:val="17"/>
+          <w:szCs w:val="17"/>
+        </w:rPr>
+        <w:t>df.duplicated</w:t>
+      </w:r>
+      <w:proofErr w:type="spellEnd"/>
+      <w:proofErr w:type="gramEnd"/>
+      <w:r>
+        <w:rPr>
+          <w:rFonts w:ascii="Courier New" w:eastAsia="Courier New" w:hAnsi="Courier New" w:cs="Courier New"/>
+          <w:sz w:val="17"/>
+          <w:szCs w:val="17"/>
+        </w:rPr>
+        <w:t>(</w:t>
+      </w:r>
+      <w:proofErr w:type="gramStart"/>
+      <w:r>
+        <w:rPr>
+          <w:rFonts w:ascii="Courier New" w:eastAsia="Courier New" w:hAnsi="Courier New" w:cs="Courier New"/>
+          <w:sz w:val="17"/>
+          <w:szCs w:val="17"/>
+        </w:rPr>
+        <w:t>).sum</w:t>
+      </w:r>
+      <w:proofErr w:type="gramEnd"/>
+      <w:r>
+        <w:rPr>
+          <w:rFonts w:ascii="Courier New" w:eastAsia="Courier New" w:hAnsi="Courier New" w:cs="Courier New"/>
+          <w:sz w:val="17"/>
+          <w:szCs w:val="17"/>
+        </w:rPr>
+        <w:t>())</w:t>
+      </w:r>
+    </w:p>
+    <w:p>
+      <w:pPr>
+        <w:spacing w:after="120" w:line="360" w:lineRule="auto"/>
         <w:jc w:val="both"/>
       </w:pPr>
-      <w:r>
-        <w:rPr>
-          <w:rFonts w:ascii="Times New Roman" w:cs="Times New Roman" w:eastAsia="Times New Roman" w:hAnsi="Times New Roman"/>
-          <w:sz w:val="24"/>
-          <w:szCs w:val="24"/>
-        </w:rPr>
-        <w:t xml:space="preserve">Customer_Age (10), Delivery_Time_Min (14) and Customer_Rating (30) had missing values. No duplicate rows were found (0).</w:t>
+      <w:proofErr w:type="spellStart"/>
+      <w:r>
+        <w:t>Customer_Age</w:t>
+      </w:r>
+      <w:proofErr w:type="spellEnd"/>
+      <w:r>
+        <w:t xml:space="preserve"> (10), </w:t>
+      </w:r>
+      <w:proofErr w:type="spellStart"/>
+      <w:r>
+        <w:t>Delivery_Time_Min</w:t>
+      </w:r>
+      <w:proofErr w:type="spellEnd"/>
+      <w:r>
+        <w:t xml:space="preserve"> (14) and </w:t>
+      </w:r>
+      <w:proofErr w:type="spellStart"/>
+      <w:r>
+        <w:t>Customer_Rating</w:t>
+      </w:r>
+      <w:proofErr w:type="spellEnd"/>
+      <w:r>
+        <w:t xml:space="preserve"> (30) had missing values. No duplicate rows were found (0).</w:t>
       </w:r>
     </w:p>
     <w:p>
       <w:pPr>
         <w:pStyle w:val="Heading2"/>
-        <w:spacing w:after="120" w:before="200"/>
-      </w:pPr>
-      <w:r>
-        <w:rPr>
-          <w:rFonts w:ascii="Times New Roman" w:cs="Times New Roman" w:eastAsia="Times New Roman" w:hAnsi="Times New Roman"/>
-          <w:b/>
-          <w:bCs/>
-          <w:sz w:val="24"/>
-          <w:szCs w:val="24"/>
-        </w:rPr>
-        <w:t xml:space="preserve">1.3 Fixing data types and filling missing values</w:t>
+      </w:pPr>
+      <w:r>
+        <w:t>1.3 Fixing data types and filling missing values</w:t>
       </w:r>
     </w:p>
     <w:p>
       <w:pPr>
         <w:pBdr>
-          <w:left w:val="single" w:color="999999" w:sz="12" w:space="6"/>
+          <w:left w:val="single" w:sz="12" w:space="6" w:color="999999"/>
         </w:pBdr>
-        <w:shd w:fill="F2F2F2" w:val="clear"/>
-        <w:spacing w:after="0" w:line="240"/>
+        <w:shd w:val="clear" w:color="auto" w:fill="F2F2F2"/>
         <w:ind w:left="120"/>
       </w:pPr>
-      <w:r>
-        <w:rPr>
-          <w:rFonts w:ascii="Courier New" w:cs="Courier New" w:eastAsia="Courier New" w:hAnsi="Courier New"/>
-          <w:sz w:val="17"/>
-          <w:szCs w:val="17"/>
-        </w:rPr>
-        <w:t xml:space="preserve">df["Delivery_Time_Min"] = pd.to_numeric(</w:t>
-      </w:r>
+      <w:proofErr w:type="spellStart"/>
+      <w:r>
+        <w:rPr>
+          <w:rFonts w:ascii="Courier New" w:eastAsia="Courier New" w:hAnsi="Courier New" w:cs="Courier New"/>
+          <w:sz w:val="17"/>
+          <w:szCs w:val="17"/>
+        </w:rPr>
+        <w:t>df</w:t>
+      </w:r>
+      <w:proofErr w:type="spellEnd"/>
+      <w:r>
+        <w:rPr>
+          <w:rFonts w:ascii="Courier New" w:eastAsia="Courier New" w:hAnsi="Courier New" w:cs="Courier New"/>
+          <w:sz w:val="17"/>
+          <w:szCs w:val="17"/>
+        </w:rPr>
+        <w:t>["</w:t>
+      </w:r>
+      <w:proofErr w:type="spellStart"/>
+      <w:r>
+        <w:rPr>
+          <w:rFonts w:ascii="Courier New" w:eastAsia="Courier New" w:hAnsi="Courier New" w:cs="Courier New"/>
+          <w:sz w:val="17"/>
+          <w:szCs w:val="17"/>
+        </w:rPr>
+        <w:t>Delivery_Time_Min</w:t>
+      </w:r>
+      <w:proofErr w:type="spellEnd"/>
+      <w:r>
+        <w:rPr>
+          <w:rFonts w:ascii="Courier New" w:eastAsia="Courier New" w:hAnsi="Courier New" w:cs="Courier New"/>
+          <w:sz w:val="17"/>
+          <w:szCs w:val="17"/>
+        </w:rPr>
+        <w:t xml:space="preserve">"] = </w:t>
+      </w:r>
+      <w:proofErr w:type="spellStart"/>
+      <w:r>
+        <w:rPr>
+          <w:rFonts w:ascii="Courier New" w:eastAsia="Courier New" w:hAnsi="Courier New" w:cs="Courier New"/>
+          <w:sz w:val="17"/>
+          <w:szCs w:val="17"/>
+        </w:rPr>
+        <w:t>pd.to_</w:t>
+      </w:r>
+      <w:proofErr w:type="gramStart"/>
+      <w:r>
+        <w:rPr>
+          <w:rFonts w:ascii="Courier New" w:eastAsia="Courier New" w:hAnsi="Courier New" w:cs="Courier New"/>
+          <w:sz w:val="17"/>
+          <w:szCs w:val="17"/>
+        </w:rPr>
+        <w:t>numeric</w:t>
+      </w:r>
+      <w:proofErr w:type="spellEnd"/>
+      <w:r>
+        <w:rPr>
+          <w:rFonts w:ascii="Courier New" w:eastAsia="Courier New" w:hAnsi="Courier New" w:cs="Courier New"/>
+          <w:sz w:val="17"/>
+          <w:szCs w:val="17"/>
+        </w:rPr>
+        <w:t>(</w:t>
+      </w:r>
+      <w:proofErr w:type="gramEnd"/>
     </w:p>
     <w:p>
       <w:pPr>
         <w:pBdr>
-          <w:left w:val="single" w:color="999999" w:sz="12" w:space="6"/>
+          <w:left w:val="single" w:sz="12" w:space="6" w:color="999999"/>
         </w:pBdr>
-        <w:shd w:fill="F2F2F2" w:val="clear"/>
-        <w:spacing w:after="0" w:line="240"/>
+        <w:shd w:val="clear" w:color="auto" w:fill="F2F2F2"/>
         <w:ind w:left="120"/>
       </w:pPr>
       <w:r>
         <w:rPr>
-          <w:rFonts w:ascii="Courier New" w:cs="Courier New" w:eastAsia="Courier New" w:hAnsi="Courier New"/>
-          <w:sz w:val="17"/>
-          <w:szCs w:val="17"/>
-        </w:rPr>
-        <w:t xml:space="preserve">    df["Delivery_Time_Min"].astype(str).str.replace(</w:t>
+          <w:rFonts w:ascii="Courier New" w:eastAsia="Courier New" w:hAnsi="Courier New" w:cs="Courier New"/>
+          <w:sz w:val="17"/>
+          <w:szCs w:val="17"/>
+        </w:rPr>
+        <w:t xml:space="preserve">    </w:t>
+      </w:r>
+      <w:proofErr w:type="spellStart"/>
+      <w:r>
+        <w:rPr>
+          <w:rFonts w:ascii="Courier New" w:eastAsia="Courier New" w:hAnsi="Courier New" w:cs="Courier New"/>
+          <w:sz w:val="17"/>
+          <w:szCs w:val="17"/>
+        </w:rPr>
+        <w:t>df</w:t>
+      </w:r>
+      <w:proofErr w:type="spellEnd"/>
+      <w:r>
+        <w:rPr>
+          <w:rFonts w:ascii="Courier New" w:eastAsia="Courier New" w:hAnsi="Courier New" w:cs="Courier New"/>
+          <w:sz w:val="17"/>
+          <w:szCs w:val="17"/>
+        </w:rPr>
+        <w:t>["</w:t>
+      </w:r>
+      <w:proofErr w:type="spellStart"/>
+      <w:r>
+        <w:rPr>
+          <w:rFonts w:ascii="Courier New" w:eastAsia="Courier New" w:hAnsi="Courier New" w:cs="Courier New"/>
+          <w:sz w:val="17"/>
+          <w:szCs w:val="17"/>
+        </w:rPr>
+        <w:t>Delivery_Time_Min</w:t>
+      </w:r>
+      <w:proofErr w:type="spellEnd"/>
+      <w:r>
+        <w:rPr>
+          <w:rFonts w:ascii="Courier New" w:eastAsia="Courier New" w:hAnsi="Courier New" w:cs="Courier New"/>
+          <w:sz w:val="17"/>
+          <w:szCs w:val="17"/>
+        </w:rPr>
+        <w:t>"</w:t>
+      </w:r>
+      <w:proofErr w:type="gramStart"/>
+      <w:r>
+        <w:rPr>
+          <w:rFonts w:ascii="Courier New" w:eastAsia="Courier New" w:hAnsi="Courier New" w:cs="Courier New"/>
+          <w:sz w:val="17"/>
+          <w:szCs w:val="17"/>
+        </w:rPr>
+        <w:t>].</w:t>
+      </w:r>
+      <w:proofErr w:type="spellStart"/>
+      <w:r>
+        <w:rPr>
+          <w:rFonts w:ascii="Courier New" w:eastAsia="Courier New" w:hAnsi="Courier New" w:cs="Courier New"/>
+          <w:sz w:val="17"/>
+          <w:szCs w:val="17"/>
+        </w:rPr>
+        <w:t>astype</w:t>
+      </w:r>
+      <w:proofErr w:type="spellEnd"/>
+      <w:proofErr w:type="gramEnd"/>
+      <w:r>
+        <w:rPr>
+          <w:rFonts w:ascii="Courier New" w:eastAsia="Courier New" w:hAnsi="Courier New" w:cs="Courier New"/>
+          <w:sz w:val="17"/>
+          <w:szCs w:val="17"/>
+        </w:rPr>
+        <w:t>(str).</w:t>
+      </w:r>
+      <w:proofErr w:type="spellStart"/>
+      <w:proofErr w:type="gramStart"/>
+      <w:r>
+        <w:rPr>
+          <w:rFonts w:ascii="Courier New" w:eastAsia="Courier New" w:hAnsi="Courier New" w:cs="Courier New"/>
+          <w:sz w:val="17"/>
+          <w:szCs w:val="17"/>
+        </w:rPr>
+        <w:t>str.replace</w:t>
+      </w:r>
+      <w:proofErr w:type="spellEnd"/>
+      <w:proofErr w:type="gramEnd"/>
+      <w:r>
+        <w:rPr>
+          <w:rFonts w:ascii="Courier New" w:eastAsia="Courier New" w:hAnsi="Courier New" w:cs="Courier New"/>
+          <w:sz w:val="17"/>
+          <w:szCs w:val="17"/>
+        </w:rPr>
+        <w:t>(</w:t>
       </w:r>
     </w:p>
     <w:p>
       <w:pPr>
         <w:pBdr>
-          <w:left w:val="single" w:color="999999" w:sz="12" w:space="6"/>
+          <w:left w:val="single" w:sz="12" w:space="6" w:color="999999"/>
         </w:pBdr>
-        <w:shd w:fill="F2F2F2" w:val="clear"/>
-        <w:spacing w:after="0" w:line="240"/>
+        <w:shd w:val="clear" w:color="auto" w:fill="F2F2F2"/>
         <w:ind w:left="120"/>
       </w:pPr>
       <w:r>
         <w:rPr>
-          <w:rFonts w:ascii="Courier New" w:cs="Courier New" w:eastAsia="Courier New" w:hAnsi="Courier New"/>
-          <w:sz w:val="17"/>
-          <w:szCs w:val="17"/>
-        </w:rPr>
-        <w:t xml:space="preserve">        r"\s*mins?\s*$", "", regex=True, case=False),</w:t>
+          <w:rFonts w:ascii="Courier New" w:eastAsia="Courier New" w:hAnsi="Courier New" w:cs="Courier New"/>
+          <w:sz w:val="17"/>
+          <w:szCs w:val="17"/>
+        </w:rPr>
+        <w:t xml:space="preserve">        r"\s*</w:t>
+      </w:r>
+      <w:proofErr w:type="gramStart"/>
+      <w:r>
+        <w:rPr>
+          <w:rFonts w:ascii="Courier New" w:eastAsia="Courier New" w:hAnsi="Courier New" w:cs="Courier New"/>
+          <w:sz w:val="17"/>
+          <w:szCs w:val="17"/>
+        </w:rPr>
+        <w:t>mins?\</w:t>
+      </w:r>
+      <w:proofErr w:type="gramEnd"/>
+      <w:r>
+        <w:rPr>
+          <w:rFonts w:ascii="Courier New" w:eastAsia="Courier New" w:hAnsi="Courier New" w:cs="Courier New"/>
+          <w:sz w:val="17"/>
+          <w:szCs w:val="17"/>
+        </w:rPr>
+        <w:t>s*$", "", regex=True, case=False),</w:t>
       </w:r>
     </w:p>
     <w:p>
       <w:pPr>
         <w:pBdr>
-          <w:left w:val="single" w:color="999999" w:sz="12" w:space="6"/>
+          <w:left w:val="single" w:sz="12" w:space="6" w:color="999999"/>
         </w:pBdr>
-        <w:shd w:fill="F2F2F2" w:val="clear"/>
-        <w:spacing w:after="0" w:line="240"/>
+        <w:shd w:val="clear" w:color="auto" w:fill="F2F2F2"/>
         <w:ind w:left="120"/>
       </w:pPr>
       <w:r>
         <w:rPr>
-          <w:rFonts w:ascii="Courier New" w:cs="Courier New" w:eastAsia="Courier New" w:hAnsi="Courier New"/>
+          <w:rFonts w:ascii="Courier New" w:eastAsia="Courier New" w:hAnsi="Courier New" w:cs="Courier New"/>
           <w:sz w:val="17"/>
           <w:szCs w:val="17"/>
         </w:rPr>
@@ -455,153 +729,604 @@
     <w:p>
       <w:pPr>
         <w:pBdr>
-          <w:left w:val="single" w:color="999999" w:sz="12" w:space="6"/>
+          <w:left w:val="single" w:sz="12" w:space="6" w:color="999999"/>
         </w:pBdr>
-        <w:shd w:fill="F2F2F2" w:val="clear"/>
-        <w:spacing w:after="0" w:line="240"/>
+        <w:shd w:val="clear" w:color="auto" w:fill="F2F2F2"/>
         <w:ind w:left="120"/>
       </w:pPr>
-      <w:r>
-        <w:rPr>
-          <w:rFonts w:ascii="Courier New" w:cs="Courier New" w:eastAsia="Courier New" w:hAnsi="Courier New"/>
-          <w:sz w:val="17"/>
-          <w:szCs w:val="17"/>
-        </w:rPr>
-        <w:t xml:space="preserve">df["Delivery_Time_Min"] = df["Delivery_Time_Min"].fillna(</w:t>
+      <w:proofErr w:type="spellStart"/>
+      <w:r>
+        <w:rPr>
+          <w:rFonts w:ascii="Courier New" w:eastAsia="Courier New" w:hAnsi="Courier New" w:cs="Courier New"/>
+          <w:sz w:val="17"/>
+          <w:szCs w:val="17"/>
+        </w:rPr>
+        <w:t>df</w:t>
+      </w:r>
+      <w:proofErr w:type="spellEnd"/>
+      <w:r>
+        <w:rPr>
+          <w:rFonts w:ascii="Courier New" w:eastAsia="Courier New" w:hAnsi="Courier New" w:cs="Courier New"/>
+          <w:sz w:val="17"/>
+          <w:szCs w:val="17"/>
+        </w:rPr>
+        <w:t>["</w:t>
+      </w:r>
+      <w:proofErr w:type="spellStart"/>
+      <w:r>
+        <w:rPr>
+          <w:rFonts w:ascii="Courier New" w:eastAsia="Courier New" w:hAnsi="Courier New" w:cs="Courier New"/>
+          <w:sz w:val="17"/>
+          <w:szCs w:val="17"/>
+        </w:rPr>
+        <w:t>Delivery_Time_Min</w:t>
+      </w:r>
+      <w:proofErr w:type="spellEnd"/>
+      <w:r>
+        <w:rPr>
+          <w:rFonts w:ascii="Courier New" w:eastAsia="Courier New" w:hAnsi="Courier New" w:cs="Courier New"/>
+          <w:sz w:val="17"/>
+          <w:szCs w:val="17"/>
+        </w:rPr>
+        <w:t xml:space="preserve">"] = </w:t>
+      </w:r>
+      <w:proofErr w:type="spellStart"/>
+      <w:r>
+        <w:rPr>
+          <w:rFonts w:ascii="Courier New" w:eastAsia="Courier New" w:hAnsi="Courier New" w:cs="Courier New"/>
+          <w:sz w:val="17"/>
+          <w:szCs w:val="17"/>
+        </w:rPr>
+        <w:t>df</w:t>
+      </w:r>
+      <w:proofErr w:type="spellEnd"/>
+      <w:r>
+        <w:rPr>
+          <w:rFonts w:ascii="Courier New" w:eastAsia="Courier New" w:hAnsi="Courier New" w:cs="Courier New"/>
+          <w:sz w:val="17"/>
+          <w:szCs w:val="17"/>
+        </w:rPr>
+        <w:t>["</w:t>
+      </w:r>
+      <w:proofErr w:type="spellStart"/>
+      <w:r>
+        <w:rPr>
+          <w:rFonts w:ascii="Courier New" w:eastAsia="Courier New" w:hAnsi="Courier New" w:cs="Courier New"/>
+          <w:sz w:val="17"/>
+          <w:szCs w:val="17"/>
+        </w:rPr>
+        <w:t>Delivery_Time_Min</w:t>
+      </w:r>
+      <w:proofErr w:type="spellEnd"/>
+      <w:r>
+        <w:rPr>
+          <w:rFonts w:ascii="Courier New" w:eastAsia="Courier New" w:hAnsi="Courier New" w:cs="Courier New"/>
+          <w:sz w:val="17"/>
+          <w:szCs w:val="17"/>
+        </w:rPr>
+        <w:t>"</w:t>
+      </w:r>
+      <w:proofErr w:type="gramStart"/>
+      <w:r>
+        <w:rPr>
+          <w:rFonts w:ascii="Courier New" w:eastAsia="Courier New" w:hAnsi="Courier New" w:cs="Courier New"/>
+          <w:sz w:val="17"/>
+          <w:szCs w:val="17"/>
+        </w:rPr>
+        <w:t>].</w:t>
+      </w:r>
+      <w:proofErr w:type="spellStart"/>
+      <w:r>
+        <w:rPr>
+          <w:rFonts w:ascii="Courier New" w:eastAsia="Courier New" w:hAnsi="Courier New" w:cs="Courier New"/>
+          <w:sz w:val="17"/>
+          <w:szCs w:val="17"/>
+        </w:rPr>
+        <w:t>fillna</w:t>
+      </w:r>
+      <w:proofErr w:type="spellEnd"/>
+      <w:proofErr w:type="gramEnd"/>
+      <w:r>
+        <w:rPr>
+          <w:rFonts w:ascii="Courier New" w:eastAsia="Courier New" w:hAnsi="Courier New" w:cs="Courier New"/>
+          <w:sz w:val="17"/>
+          <w:szCs w:val="17"/>
+        </w:rPr>
+        <w:t>(</w:t>
       </w:r>
     </w:p>
     <w:p>
       <w:pPr>
         <w:pBdr>
-          <w:left w:val="single" w:color="999999" w:sz="12" w:space="6"/>
+          <w:left w:val="single" w:sz="12" w:space="6" w:color="999999"/>
         </w:pBdr>
-        <w:shd w:fill="F2F2F2" w:val="clear"/>
-        <w:spacing w:after="0" w:line="240"/>
+        <w:shd w:val="clear" w:color="auto" w:fill="F2F2F2"/>
         <w:ind w:left="120"/>
       </w:pPr>
       <w:r>
         <w:rPr>
-          <w:rFonts w:ascii="Courier New" w:cs="Courier New" w:eastAsia="Courier New" w:hAnsi="Courier New"/>
-          <w:sz w:val="17"/>
-          <w:szCs w:val="17"/>
-        </w:rPr>
-        <w:t xml:space="preserve">    df["Delivery_Time_Min"].median())</w:t>
+          <w:rFonts w:ascii="Courier New" w:eastAsia="Courier New" w:hAnsi="Courier New" w:cs="Courier New"/>
+          <w:sz w:val="17"/>
+          <w:szCs w:val="17"/>
+        </w:rPr>
+        <w:t xml:space="preserve">    </w:t>
+      </w:r>
+      <w:proofErr w:type="spellStart"/>
+      <w:r>
+        <w:rPr>
+          <w:rFonts w:ascii="Courier New" w:eastAsia="Courier New" w:hAnsi="Courier New" w:cs="Courier New"/>
+          <w:sz w:val="17"/>
+          <w:szCs w:val="17"/>
+        </w:rPr>
+        <w:t>df</w:t>
+      </w:r>
+      <w:proofErr w:type="spellEnd"/>
+      <w:r>
+        <w:rPr>
+          <w:rFonts w:ascii="Courier New" w:eastAsia="Courier New" w:hAnsi="Courier New" w:cs="Courier New"/>
+          <w:sz w:val="17"/>
+          <w:szCs w:val="17"/>
+        </w:rPr>
+        <w:t>["</w:t>
+      </w:r>
+      <w:proofErr w:type="spellStart"/>
+      <w:r>
+        <w:rPr>
+          <w:rFonts w:ascii="Courier New" w:eastAsia="Courier New" w:hAnsi="Courier New" w:cs="Courier New"/>
+          <w:sz w:val="17"/>
+          <w:szCs w:val="17"/>
+        </w:rPr>
+        <w:t>Delivery_Time_Min</w:t>
+      </w:r>
+      <w:proofErr w:type="spellEnd"/>
+      <w:r>
+        <w:rPr>
+          <w:rFonts w:ascii="Courier New" w:eastAsia="Courier New" w:hAnsi="Courier New" w:cs="Courier New"/>
+          <w:sz w:val="17"/>
+          <w:szCs w:val="17"/>
+        </w:rPr>
+        <w:t>"</w:t>
+      </w:r>
+      <w:proofErr w:type="gramStart"/>
+      <w:r>
+        <w:rPr>
+          <w:rFonts w:ascii="Courier New" w:eastAsia="Courier New" w:hAnsi="Courier New" w:cs="Courier New"/>
+          <w:sz w:val="17"/>
+          <w:szCs w:val="17"/>
+        </w:rPr>
+        <w:t>].median</w:t>
+      </w:r>
+      <w:proofErr w:type="gramEnd"/>
+      <w:r>
+        <w:rPr>
+          <w:rFonts w:ascii="Courier New" w:eastAsia="Courier New" w:hAnsi="Courier New" w:cs="Courier New"/>
+          <w:sz w:val="17"/>
+          <w:szCs w:val="17"/>
+        </w:rPr>
+        <w:t>())</w:t>
       </w:r>
     </w:p>
     <w:p>
       <w:pPr>
         <w:pBdr>
-          <w:left w:val="single" w:color="999999" w:sz="12" w:space="6"/>
+          <w:left w:val="single" w:sz="12" w:space="6" w:color="999999"/>
         </w:pBdr>
-        <w:shd w:fill="F2F2F2" w:val="clear"/>
-        <w:spacing w:after="160" w:line="240"/>
+        <w:shd w:val="clear" w:color="auto" w:fill="F2F2F2"/>
+        <w:spacing w:after="160"/>
         <w:ind w:left="120"/>
       </w:pPr>
       <w:r>
         <w:rPr>
-          <w:rFonts w:ascii="Courier New" w:cs="Courier New" w:eastAsia="Courier New" w:hAnsi="Courier New"/>
-          <w:sz w:val="17"/>
-          <w:szCs w:val="17"/>
-        </w:rPr>
-        <w:t xml:space="preserve"># same steps for Customer_Age and Customer_Rating</w:t>
-      </w:r>
-    </w:p>
-    <w:p>
-      <w:pPr>
-        <w:spacing w:after="120" w:line="360"/>
+          <w:rFonts w:ascii="Courier New" w:eastAsia="Courier New" w:hAnsi="Courier New" w:cs="Courier New"/>
+          <w:sz w:val="17"/>
+          <w:szCs w:val="17"/>
+        </w:rPr>
+        <w:t xml:space="preserve"># same steps for </w:t>
+      </w:r>
+      <w:proofErr w:type="spellStart"/>
+      <w:r>
+        <w:rPr>
+          <w:rFonts w:ascii="Courier New" w:eastAsia="Courier New" w:hAnsi="Courier New" w:cs="Courier New"/>
+          <w:sz w:val="17"/>
+          <w:szCs w:val="17"/>
+        </w:rPr>
+        <w:t>Customer_Age</w:t>
+      </w:r>
+      <w:proofErr w:type="spellEnd"/>
+      <w:r>
+        <w:rPr>
+          <w:rFonts w:ascii="Courier New" w:eastAsia="Courier New" w:hAnsi="Courier New" w:cs="Courier New"/>
+          <w:sz w:val="17"/>
+          <w:szCs w:val="17"/>
+        </w:rPr>
+        <w:t xml:space="preserve"> and </w:t>
+      </w:r>
+      <w:proofErr w:type="spellStart"/>
+      <w:r>
+        <w:rPr>
+          <w:rFonts w:ascii="Courier New" w:eastAsia="Courier New" w:hAnsi="Courier New" w:cs="Courier New"/>
+          <w:sz w:val="17"/>
+          <w:szCs w:val="17"/>
+        </w:rPr>
+        <w:t>Customer_Rating</w:t>
+      </w:r>
+      <w:proofErr w:type="spellEnd"/>
+    </w:p>
+    <w:p>
+      <w:pPr>
+        <w:spacing w:after="120" w:line="360" w:lineRule="auto"/>
         <w:jc w:val="both"/>
       </w:pPr>
       <w:r>
-        <w:rPr>
-          <w:rFonts w:ascii="Times New Roman" w:cs="Times New Roman" w:eastAsia="Times New Roman" w:hAnsi="Times New Roman"/>
-          <w:sz w:val="24"/>
-          <w:szCs w:val="24"/>
-        </w:rPr>
-        <w:t xml:space="preserve">Units such as “min” and “mins” were removed, the columns were converted to numbers, and the missing values were filled with the median. After this, every column had 0 missing values.</w:t>
+        <w:t>Units such as “min” and “mins” were removed, the columns were converted to numbers, and the missing values were filled with the median. After this, every column had 0 missing values.</w:t>
       </w:r>
     </w:p>
     <w:p>
       <w:pPr>
         <w:pStyle w:val="Heading2"/>
-        <w:spacing w:after="120" w:before="200"/>
-      </w:pPr>
-      <w:r>
-        <w:rPr>
-          <w:rFonts w:ascii="Times New Roman" w:cs="Times New Roman" w:eastAsia="Times New Roman" w:hAnsi="Times New Roman"/>
-          <w:b/>
-          <w:bCs/>
-          <w:sz w:val="24"/>
-          <w:szCs w:val="24"/>
-        </w:rPr>
-        <w:t xml:space="preserve">1.4 Standardising text values</w:t>
+      </w:pPr>
+      <w:r>
+        <w:t>1.4 Standardising text values</w:t>
       </w:r>
     </w:p>
     <w:p>
       <w:pPr>
         <w:pBdr>
-          <w:left w:val="single" w:color="999999" w:sz="12" w:space="6"/>
+          <w:left w:val="single" w:sz="12" w:space="6" w:color="999999"/>
         </w:pBdr>
-        <w:shd w:fill="F2F2F2" w:val="clear"/>
-        <w:spacing w:after="0" w:line="240"/>
+        <w:shd w:val="clear" w:color="auto" w:fill="F2F2F2"/>
         <w:ind w:left="120"/>
       </w:pPr>
-      <w:r>
-        <w:rPr>
-          <w:rFonts w:ascii="Courier New" w:cs="Courier New" w:eastAsia="Courier New" w:hAnsi="Courier New"/>
-          <w:sz w:val="17"/>
-          <w:szCs w:val="17"/>
-        </w:rPr>
-        <w:t xml:space="preserve">df["Customer_Gender"] = df["Customer_Gender"].astype(str).str.strip().str.upper()</w:t>
+      <w:proofErr w:type="spellStart"/>
+      <w:r>
+        <w:rPr>
+          <w:rFonts w:ascii="Courier New" w:eastAsia="Courier New" w:hAnsi="Courier New" w:cs="Courier New"/>
+          <w:sz w:val="17"/>
+          <w:szCs w:val="17"/>
+        </w:rPr>
+        <w:t>df</w:t>
+      </w:r>
+      <w:proofErr w:type="spellEnd"/>
+      <w:r>
+        <w:rPr>
+          <w:rFonts w:ascii="Courier New" w:eastAsia="Courier New" w:hAnsi="Courier New" w:cs="Courier New"/>
+          <w:sz w:val="17"/>
+          <w:szCs w:val="17"/>
+        </w:rPr>
+        <w:t>["</w:t>
+      </w:r>
+      <w:proofErr w:type="spellStart"/>
+      <w:r>
+        <w:rPr>
+          <w:rFonts w:ascii="Courier New" w:eastAsia="Courier New" w:hAnsi="Courier New" w:cs="Courier New"/>
+          <w:sz w:val="17"/>
+          <w:szCs w:val="17"/>
+        </w:rPr>
+        <w:t>Customer_Gender</w:t>
+      </w:r>
+      <w:proofErr w:type="spellEnd"/>
+      <w:r>
+        <w:rPr>
+          <w:rFonts w:ascii="Courier New" w:eastAsia="Courier New" w:hAnsi="Courier New" w:cs="Courier New"/>
+          <w:sz w:val="17"/>
+          <w:szCs w:val="17"/>
+        </w:rPr>
+        <w:t xml:space="preserve">"] = </w:t>
+      </w:r>
+      <w:proofErr w:type="spellStart"/>
+      <w:r>
+        <w:rPr>
+          <w:rFonts w:ascii="Courier New" w:eastAsia="Courier New" w:hAnsi="Courier New" w:cs="Courier New"/>
+          <w:sz w:val="17"/>
+          <w:szCs w:val="17"/>
+        </w:rPr>
+        <w:t>df</w:t>
+      </w:r>
+      <w:proofErr w:type="spellEnd"/>
+      <w:r>
+        <w:rPr>
+          <w:rFonts w:ascii="Courier New" w:eastAsia="Courier New" w:hAnsi="Courier New" w:cs="Courier New"/>
+          <w:sz w:val="17"/>
+          <w:szCs w:val="17"/>
+        </w:rPr>
+        <w:t>["</w:t>
+      </w:r>
+      <w:proofErr w:type="spellStart"/>
+      <w:r>
+        <w:rPr>
+          <w:rFonts w:ascii="Courier New" w:eastAsia="Courier New" w:hAnsi="Courier New" w:cs="Courier New"/>
+          <w:sz w:val="17"/>
+          <w:szCs w:val="17"/>
+        </w:rPr>
+        <w:t>Customer_Gender</w:t>
+      </w:r>
+      <w:proofErr w:type="spellEnd"/>
+      <w:r>
+        <w:rPr>
+          <w:rFonts w:ascii="Courier New" w:eastAsia="Courier New" w:hAnsi="Courier New" w:cs="Courier New"/>
+          <w:sz w:val="17"/>
+          <w:szCs w:val="17"/>
+        </w:rPr>
+        <w:t>"</w:t>
+      </w:r>
+      <w:proofErr w:type="gramStart"/>
+      <w:r>
+        <w:rPr>
+          <w:rFonts w:ascii="Courier New" w:eastAsia="Courier New" w:hAnsi="Courier New" w:cs="Courier New"/>
+          <w:sz w:val="17"/>
+          <w:szCs w:val="17"/>
+        </w:rPr>
+        <w:t>].</w:t>
+      </w:r>
+      <w:proofErr w:type="spellStart"/>
+      <w:r>
+        <w:rPr>
+          <w:rFonts w:ascii="Courier New" w:eastAsia="Courier New" w:hAnsi="Courier New" w:cs="Courier New"/>
+          <w:sz w:val="17"/>
+          <w:szCs w:val="17"/>
+        </w:rPr>
+        <w:t>astype</w:t>
+      </w:r>
+      <w:proofErr w:type="spellEnd"/>
+      <w:proofErr w:type="gramEnd"/>
+      <w:r>
+        <w:rPr>
+          <w:rFonts w:ascii="Courier New" w:eastAsia="Courier New" w:hAnsi="Courier New" w:cs="Courier New"/>
+          <w:sz w:val="17"/>
+          <w:szCs w:val="17"/>
+        </w:rPr>
+        <w:t>(str).</w:t>
+      </w:r>
+      <w:proofErr w:type="spellStart"/>
+      <w:proofErr w:type="gramStart"/>
+      <w:r>
+        <w:rPr>
+          <w:rFonts w:ascii="Courier New" w:eastAsia="Courier New" w:hAnsi="Courier New" w:cs="Courier New"/>
+          <w:sz w:val="17"/>
+          <w:szCs w:val="17"/>
+        </w:rPr>
+        <w:t>str.strip</w:t>
+      </w:r>
+      <w:proofErr w:type="spellEnd"/>
+      <w:proofErr w:type="gramEnd"/>
+      <w:r>
+        <w:rPr>
+          <w:rFonts w:ascii="Courier New" w:eastAsia="Courier New" w:hAnsi="Courier New" w:cs="Courier New"/>
+          <w:sz w:val="17"/>
+          <w:szCs w:val="17"/>
+        </w:rPr>
+        <w:t>().</w:t>
+      </w:r>
+      <w:proofErr w:type="spellStart"/>
+      <w:proofErr w:type="gramStart"/>
+      <w:r>
+        <w:rPr>
+          <w:rFonts w:ascii="Courier New" w:eastAsia="Courier New" w:hAnsi="Courier New" w:cs="Courier New"/>
+          <w:sz w:val="17"/>
+          <w:szCs w:val="17"/>
+        </w:rPr>
+        <w:t>str.upper</w:t>
+      </w:r>
+      <w:proofErr w:type="spellEnd"/>
+      <w:proofErr w:type="gramEnd"/>
+      <w:r>
+        <w:rPr>
+          <w:rFonts w:ascii="Courier New" w:eastAsia="Courier New" w:hAnsi="Courier New" w:cs="Courier New"/>
+          <w:sz w:val="17"/>
+          <w:szCs w:val="17"/>
+        </w:rPr>
+        <w:t>()</w:t>
       </w:r>
     </w:p>
     <w:p>
       <w:pPr>
         <w:pBdr>
-          <w:left w:val="single" w:color="999999" w:sz="12" w:space="6"/>
+          <w:left w:val="single" w:sz="12" w:space="6" w:color="999999"/>
         </w:pBdr>
-        <w:shd w:fill="F2F2F2" w:val="clear"/>
-        <w:spacing w:after="0" w:line="240"/>
+        <w:shd w:val="clear" w:color="auto" w:fill="F2F2F2"/>
         <w:ind w:left="120"/>
       </w:pPr>
-      <w:r>
-        <w:rPr>
-          <w:rFonts w:ascii="Courier New" w:cs="Courier New" w:eastAsia="Courier New" w:hAnsi="Courier New"/>
-          <w:sz w:val="17"/>
-          <w:szCs w:val="17"/>
-        </w:rPr>
-        <w:t xml:space="preserve">df["Customer_Gender"] = df["Customer_Gender"].replace({"M": "MALE", "F": "FEMALE"})</w:t>
+      <w:proofErr w:type="spellStart"/>
+      <w:r>
+        <w:rPr>
+          <w:rFonts w:ascii="Courier New" w:eastAsia="Courier New" w:hAnsi="Courier New" w:cs="Courier New"/>
+          <w:sz w:val="17"/>
+          <w:szCs w:val="17"/>
+        </w:rPr>
+        <w:t>df</w:t>
+      </w:r>
+      <w:proofErr w:type="spellEnd"/>
+      <w:r>
+        <w:rPr>
+          <w:rFonts w:ascii="Courier New" w:eastAsia="Courier New" w:hAnsi="Courier New" w:cs="Courier New"/>
+          <w:sz w:val="17"/>
+          <w:szCs w:val="17"/>
+        </w:rPr>
+        <w:t>["</w:t>
+      </w:r>
+      <w:proofErr w:type="spellStart"/>
+      <w:r>
+        <w:rPr>
+          <w:rFonts w:ascii="Courier New" w:eastAsia="Courier New" w:hAnsi="Courier New" w:cs="Courier New"/>
+          <w:sz w:val="17"/>
+          <w:szCs w:val="17"/>
+        </w:rPr>
+        <w:t>Customer_Gender</w:t>
+      </w:r>
+      <w:proofErr w:type="spellEnd"/>
+      <w:r>
+        <w:rPr>
+          <w:rFonts w:ascii="Courier New" w:eastAsia="Courier New" w:hAnsi="Courier New" w:cs="Courier New"/>
+          <w:sz w:val="17"/>
+          <w:szCs w:val="17"/>
+        </w:rPr>
+        <w:t xml:space="preserve">"] = </w:t>
+      </w:r>
+      <w:proofErr w:type="spellStart"/>
+      <w:r>
+        <w:rPr>
+          <w:rFonts w:ascii="Courier New" w:eastAsia="Courier New" w:hAnsi="Courier New" w:cs="Courier New"/>
+          <w:sz w:val="17"/>
+          <w:szCs w:val="17"/>
+        </w:rPr>
+        <w:t>df</w:t>
+      </w:r>
+      <w:proofErr w:type="spellEnd"/>
+      <w:r>
+        <w:rPr>
+          <w:rFonts w:ascii="Courier New" w:eastAsia="Courier New" w:hAnsi="Courier New" w:cs="Courier New"/>
+          <w:sz w:val="17"/>
+          <w:szCs w:val="17"/>
+        </w:rPr>
+        <w:t>["</w:t>
+      </w:r>
+      <w:proofErr w:type="spellStart"/>
+      <w:r>
+        <w:rPr>
+          <w:rFonts w:ascii="Courier New" w:eastAsia="Courier New" w:hAnsi="Courier New" w:cs="Courier New"/>
+          <w:sz w:val="17"/>
+          <w:szCs w:val="17"/>
+        </w:rPr>
+        <w:t>Customer_Gender</w:t>
+      </w:r>
+      <w:proofErr w:type="spellEnd"/>
+      <w:r>
+        <w:rPr>
+          <w:rFonts w:ascii="Courier New" w:eastAsia="Courier New" w:hAnsi="Courier New" w:cs="Courier New"/>
+          <w:sz w:val="17"/>
+          <w:szCs w:val="17"/>
+        </w:rPr>
+        <w:t>"</w:t>
+      </w:r>
+      <w:proofErr w:type="gramStart"/>
+      <w:r>
+        <w:rPr>
+          <w:rFonts w:ascii="Courier New" w:eastAsia="Courier New" w:hAnsi="Courier New" w:cs="Courier New"/>
+          <w:sz w:val="17"/>
+          <w:szCs w:val="17"/>
+        </w:rPr>
+        <w:t>].replace</w:t>
+      </w:r>
+      <w:proofErr w:type="gramEnd"/>
+      <w:r>
+        <w:rPr>
+          <w:rFonts w:ascii="Courier New" w:eastAsia="Courier New" w:hAnsi="Courier New" w:cs="Courier New"/>
+          <w:sz w:val="17"/>
+          <w:szCs w:val="17"/>
+        </w:rPr>
+        <w:t>({"M": "MALE", "F": "FEMALE"})</w:t>
       </w:r>
     </w:p>
     <w:p>
       <w:pPr>
         <w:pBdr>
-          <w:left w:val="single" w:color="999999" w:sz="12" w:space="6"/>
+          <w:left w:val="single" w:sz="12" w:space="6" w:color="999999"/>
         </w:pBdr>
-        <w:shd w:fill="F2F2F2" w:val="clear"/>
-        <w:spacing w:after="0" w:line="240"/>
+        <w:shd w:val="clear" w:color="auto" w:fill="F2F2F2"/>
         <w:ind w:left="120"/>
       </w:pPr>
-      <w:r>
-        <w:rPr>
-          <w:rFonts w:ascii="Courier New" w:cs="Courier New" w:eastAsia="Courier New" w:hAnsi="Courier New"/>
-          <w:sz w:val="17"/>
-          <w:szCs w:val="17"/>
-        </w:rPr>
-        <w:t xml:space="preserve">df["Coupon_Used"] = df["Coupon_Used"].replace(</w:t>
+      <w:proofErr w:type="spellStart"/>
+      <w:r>
+        <w:rPr>
+          <w:rFonts w:ascii="Courier New" w:eastAsia="Courier New" w:hAnsi="Courier New" w:cs="Courier New"/>
+          <w:sz w:val="17"/>
+          <w:szCs w:val="17"/>
+        </w:rPr>
+        <w:t>df</w:t>
+      </w:r>
+      <w:proofErr w:type="spellEnd"/>
+      <w:r>
+        <w:rPr>
+          <w:rFonts w:ascii="Courier New" w:eastAsia="Courier New" w:hAnsi="Courier New" w:cs="Courier New"/>
+          <w:sz w:val="17"/>
+          <w:szCs w:val="17"/>
+        </w:rPr>
+        <w:t>["</w:t>
+      </w:r>
+      <w:proofErr w:type="spellStart"/>
+      <w:r>
+        <w:rPr>
+          <w:rFonts w:ascii="Courier New" w:eastAsia="Courier New" w:hAnsi="Courier New" w:cs="Courier New"/>
+          <w:sz w:val="17"/>
+          <w:szCs w:val="17"/>
+        </w:rPr>
+        <w:t>Coupon_Used</w:t>
+      </w:r>
+      <w:proofErr w:type="spellEnd"/>
+      <w:r>
+        <w:rPr>
+          <w:rFonts w:ascii="Courier New" w:eastAsia="Courier New" w:hAnsi="Courier New" w:cs="Courier New"/>
+          <w:sz w:val="17"/>
+          <w:szCs w:val="17"/>
+        </w:rPr>
+        <w:t xml:space="preserve">"] = </w:t>
+      </w:r>
+      <w:proofErr w:type="spellStart"/>
+      <w:r>
+        <w:rPr>
+          <w:rFonts w:ascii="Courier New" w:eastAsia="Courier New" w:hAnsi="Courier New" w:cs="Courier New"/>
+          <w:sz w:val="17"/>
+          <w:szCs w:val="17"/>
+        </w:rPr>
+        <w:t>df</w:t>
+      </w:r>
+      <w:proofErr w:type="spellEnd"/>
+      <w:r>
+        <w:rPr>
+          <w:rFonts w:ascii="Courier New" w:eastAsia="Courier New" w:hAnsi="Courier New" w:cs="Courier New"/>
+          <w:sz w:val="17"/>
+          <w:szCs w:val="17"/>
+        </w:rPr>
+        <w:t>["</w:t>
+      </w:r>
+      <w:proofErr w:type="spellStart"/>
+      <w:r>
+        <w:rPr>
+          <w:rFonts w:ascii="Courier New" w:eastAsia="Courier New" w:hAnsi="Courier New" w:cs="Courier New"/>
+          <w:sz w:val="17"/>
+          <w:szCs w:val="17"/>
+        </w:rPr>
+        <w:t>Coupon_Used</w:t>
+      </w:r>
+      <w:proofErr w:type="spellEnd"/>
+      <w:r>
+        <w:rPr>
+          <w:rFonts w:ascii="Courier New" w:eastAsia="Courier New" w:hAnsi="Courier New" w:cs="Courier New"/>
+          <w:sz w:val="17"/>
+          <w:szCs w:val="17"/>
+        </w:rPr>
+        <w:t>"</w:t>
+      </w:r>
+      <w:proofErr w:type="gramStart"/>
+      <w:r>
+        <w:rPr>
+          <w:rFonts w:ascii="Courier New" w:eastAsia="Courier New" w:hAnsi="Courier New" w:cs="Courier New"/>
+          <w:sz w:val="17"/>
+          <w:szCs w:val="17"/>
+        </w:rPr>
+        <w:t>].replace</w:t>
+      </w:r>
+      <w:proofErr w:type="gramEnd"/>
+      <w:r>
+        <w:rPr>
+          <w:rFonts w:ascii="Courier New" w:eastAsia="Courier New" w:hAnsi="Courier New" w:cs="Courier New"/>
+          <w:sz w:val="17"/>
+          <w:szCs w:val="17"/>
+        </w:rPr>
+        <w:t>(</w:t>
       </w:r>
     </w:p>
     <w:p>
       <w:pPr>
         <w:pBdr>
-          <w:left w:val="single" w:color="999999" w:sz="12" w:space="6"/>
+          <w:left w:val="single" w:sz="12" w:space="6" w:color="999999"/>
         </w:pBdr>
-        <w:shd w:fill="F2F2F2" w:val="clear"/>
-        <w:spacing w:after="0" w:line="240"/>
+        <w:shd w:val="clear" w:color="auto" w:fill="F2F2F2"/>
         <w:ind w:left="120"/>
       </w:pPr>
       <w:r>
         <w:rPr>
-          <w:rFonts w:ascii="Courier New" w:cs="Courier New" w:eastAsia="Courier New" w:hAnsi="Courier New"/>
+          <w:rFonts w:ascii="Courier New" w:eastAsia="Courier New" w:hAnsi="Courier New" w:cs="Courier New"/>
           <w:sz w:val="17"/>
           <w:szCs w:val="17"/>
         </w:rPr>
@@ -611,255 +1336,1048 @@
     <w:p>
       <w:pPr>
         <w:pBdr>
-          <w:left w:val="single" w:color="999999" w:sz="12" w:space="6"/>
+          <w:left w:val="single" w:sz="12" w:space="6" w:color="999999"/>
         </w:pBdr>
-        <w:shd w:fill="F2F2F2" w:val="clear"/>
-        <w:spacing w:after="160" w:line="240"/>
+        <w:shd w:val="clear" w:color="auto" w:fill="F2F2F2"/>
+        <w:spacing w:after="160"/>
         <w:ind w:left="120"/>
       </w:pPr>
-      <w:r>
-        <w:rPr>
-          <w:rFonts w:ascii="Courier New" w:cs="Courier New" w:eastAsia="Courier New" w:hAnsi="Courier New"/>
-          <w:sz w:val="17"/>
-          <w:szCs w:val="17"/>
-        </w:rPr>
-        <w:t xml:space="preserve">df["Payment_Mode"] = df["Payment_Mode"].astype(str).str.strip().str.upper()</w:t>
-      </w:r>
-    </w:p>
-    <w:p>
-      <w:pPr>
-        <w:spacing w:after="120" w:line="360"/>
+      <w:proofErr w:type="spellStart"/>
+      <w:r>
+        <w:rPr>
+          <w:rFonts w:ascii="Courier New" w:eastAsia="Courier New" w:hAnsi="Courier New" w:cs="Courier New"/>
+          <w:sz w:val="17"/>
+          <w:szCs w:val="17"/>
+        </w:rPr>
+        <w:t>df</w:t>
+      </w:r>
+      <w:proofErr w:type="spellEnd"/>
+      <w:r>
+        <w:rPr>
+          <w:rFonts w:ascii="Courier New" w:eastAsia="Courier New" w:hAnsi="Courier New" w:cs="Courier New"/>
+          <w:sz w:val="17"/>
+          <w:szCs w:val="17"/>
+        </w:rPr>
+        <w:t>["</w:t>
+      </w:r>
+      <w:proofErr w:type="spellStart"/>
+      <w:r>
+        <w:rPr>
+          <w:rFonts w:ascii="Courier New" w:eastAsia="Courier New" w:hAnsi="Courier New" w:cs="Courier New"/>
+          <w:sz w:val="17"/>
+          <w:szCs w:val="17"/>
+        </w:rPr>
+        <w:t>Payment_Mode</w:t>
+      </w:r>
+      <w:proofErr w:type="spellEnd"/>
+      <w:r>
+        <w:rPr>
+          <w:rFonts w:ascii="Courier New" w:eastAsia="Courier New" w:hAnsi="Courier New" w:cs="Courier New"/>
+          <w:sz w:val="17"/>
+          <w:szCs w:val="17"/>
+        </w:rPr>
+        <w:t xml:space="preserve">"] = </w:t>
+      </w:r>
+      <w:proofErr w:type="spellStart"/>
+      <w:r>
+        <w:rPr>
+          <w:rFonts w:ascii="Courier New" w:eastAsia="Courier New" w:hAnsi="Courier New" w:cs="Courier New"/>
+          <w:sz w:val="17"/>
+          <w:szCs w:val="17"/>
+        </w:rPr>
+        <w:t>df</w:t>
+      </w:r>
+      <w:proofErr w:type="spellEnd"/>
+      <w:r>
+        <w:rPr>
+          <w:rFonts w:ascii="Courier New" w:eastAsia="Courier New" w:hAnsi="Courier New" w:cs="Courier New"/>
+          <w:sz w:val="17"/>
+          <w:szCs w:val="17"/>
+        </w:rPr>
+        <w:t>["</w:t>
+      </w:r>
+      <w:proofErr w:type="spellStart"/>
+      <w:r>
+        <w:rPr>
+          <w:rFonts w:ascii="Courier New" w:eastAsia="Courier New" w:hAnsi="Courier New" w:cs="Courier New"/>
+          <w:sz w:val="17"/>
+          <w:szCs w:val="17"/>
+        </w:rPr>
+        <w:t>Payment_Mode</w:t>
+      </w:r>
+      <w:proofErr w:type="spellEnd"/>
+      <w:r>
+        <w:rPr>
+          <w:rFonts w:ascii="Courier New" w:eastAsia="Courier New" w:hAnsi="Courier New" w:cs="Courier New"/>
+          <w:sz w:val="17"/>
+          <w:szCs w:val="17"/>
+        </w:rPr>
+        <w:t>"</w:t>
+      </w:r>
+      <w:proofErr w:type="gramStart"/>
+      <w:r>
+        <w:rPr>
+          <w:rFonts w:ascii="Courier New" w:eastAsia="Courier New" w:hAnsi="Courier New" w:cs="Courier New"/>
+          <w:sz w:val="17"/>
+          <w:szCs w:val="17"/>
+        </w:rPr>
+        <w:t>].</w:t>
+      </w:r>
+      <w:proofErr w:type="spellStart"/>
+      <w:r>
+        <w:rPr>
+          <w:rFonts w:ascii="Courier New" w:eastAsia="Courier New" w:hAnsi="Courier New" w:cs="Courier New"/>
+          <w:sz w:val="17"/>
+          <w:szCs w:val="17"/>
+        </w:rPr>
+        <w:t>astype</w:t>
+      </w:r>
+      <w:proofErr w:type="spellEnd"/>
+      <w:proofErr w:type="gramEnd"/>
+      <w:r>
+        <w:rPr>
+          <w:rFonts w:ascii="Courier New" w:eastAsia="Courier New" w:hAnsi="Courier New" w:cs="Courier New"/>
+          <w:sz w:val="17"/>
+          <w:szCs w:val="17"/>
+        </w:rPr>
+        <w:t>(str).</w:t>
+      </w:r>
+      <w:proofErr w:type="spellStart"/>
+      <w:proofErr w:type="gramStart"/>
+      <w:r>
+        <w:rPr>
+          <w:rFonts w:ascii="Courier New" w:eastAsia="Courier New" w:hAnsi="Courier New" w:cs="Courier New"/>
+          <w:sz w:val="17"/>
+          <w:szCs w:val="17"/>
+        </w:rPr>
+        <w:t>str.strip</w:t>
+      </w:r>
+      <w:proofErr w:type="spellEnd"/>
+      <w:proofErr w:type="gramEnd"/>
+      <w:r>
+        <w:rPr>
+          <w:rFonts w:ascii="Courier New" w:eastAsia="Courier New" w:hAnsi="Courier New" w:cs="Courier New"/>
+          <w:sz w:val="17"/>
+          <w:szCs w:val="17"/>
+        </w:rPr>
+        <w:t>().</w:t>
+      </w:r>
+      <w:proofErr w:type="spellStart"/>
+      <w:proofErr w:type="gramStart"/>
+      <w:r>
+        <w:rPr>
+          <w:rFonts w:ascii="Courier New" w:eastAsia="Courier New" w:hAnsi="Courier New" w:cs="Courier New"/>
+          <w:sz w:val="17"/>
+          <w:szCs w:val="17"/>
+        </w:rPr>
+        <w:t>str.upper</w:t>
+      </w:r>
+      <w:proofErr w:type="spellEnd"/>
+      <w:proofErr w:type="gramEnd"/>
+      <w:r>
+        <w:rPr>
+          <w:rFonts w:ascii="Courier New" w:eastAsia="Courier New" w:hAnsi="Courier New" w:cs="Courier New"/>
+          <w:sz w:val="17"/>
+          <w:szCs w:val="17"/>
+        </w:rPr>
+        <w:t>()</w:t>
+      </w:r>
+    </w:p>
+    <w:p>
+      <w:pPr>
+        <w:spacing w:after="120" w:line="360" w:lineRule="auto"/>
         <w:jc w:val="both"/>
       </w:pPr>
       <w:r>
-        <w:rPr>
-          <w:rFonts w:ascii="Times New Roman" w:cs="Times New Roman" w:eastAsia="Times New Roman" w:hAnsi="Times New Roman"/>
-          <w:sz w:val="24"/>
-          <w:szCs w:val="24"/>
-        </w:rPr>
-        <w:t xml:space="preserve">The same answer was written in many ways (for example M, male, MALE). These were converted to one form for Customer_Gender, City, Payment_Mode and the Yes/No columns. Order_Value_INR and Discount_INR contained symbols such as “Rs.” and “₹”; these were removed with a regular expression and the columns were converted to numbers.</w:t>
+        <w:t xml:space="preserve">The same answer was written in many ways (for example M, male, MALE). These were converted to one form for </w:t>
+      </w:r>
+      <w:proofErr w:type="spellStart"/>
+      <w:r>
+        <w:t>Customer_Gender</w:t>
+      </w:r>
+      <w:proofErr w:type="spellEnd"/>
+      <w:r>
+        <w:t xml:space="preserve">, City, </w:t>
+      </w:r>
+      <w:proofErr w:type="spellStart"/>
+      <w:r>
+        <w:t>Payment_Mode</w:t>
+      </w:r>
+      <w:proofErr w:type="spellEnd"/>
+      <w:r>
+        <w:t xml:space="preserve"> and the Yes/No columns. </w:t>
+      </w:r>
+      <w:proofErr w:type="spellStart"/>
+      <w:r>
+        <w:t>Order_Value_INR</w:t>
+      </w:r>
+      <w:proofErr w:type="spellEnd"/>
+      <w:r>
+        <w:t xml:space="preserve"> and </w:t>
+      </w:r>
+      <w:proofErr w:type="spellStart"/>
+      <w:r>
+        <w:t>Discount_INR</w:t>
+      </w:r>
+      <w:proofErr w:type="spellEnd"/>
+      <w:r>
+        <w:t xml:space="preserve"> contained symbols such as “Rs.” and “₹”; these were removed with a regular expression and the columns were converted to numbers.</w:t>
       </w:r>
     </w:p>
     <w:p>
       <w:pPr>
         <w:pStyle w:val="Heading2"/>
-        <w:spacing w:after="120" w:before="200"/>
-      </w:pPr>
-      <w:r>
-        <w:rPr>
-          <w:rFonts w:ascii="Times New Roman" w:cs="Times New Roman" w:eastAsia="Times New Roman" w:hAnsi="Times New Roman"/>
-          <w:b/>
-          <w:bCs/>
-          <w:sz w:val="24"/>
-          <w:szCs w:val="24"/>
-        </w:rPr>
-        <w:t xml:space="preserve">1.5 Converting the order date</w:t>
+      </w:pPr>
+      <w:r>
+        <w:t>1.5 Converting the order date</w:t>
       </w:r>
     </w:p>
     <w:p>
       <w:pPr>
         <w:pBdr>
-          <w:left w:val="single" w:color="999999" w:sz="12" w:space="6"/>
+          <w:left w:val="single" w:sz="12" w:space="6" w:color="999999"/>
         </w:pBdr>
-        <w:shd w:fill="F2F2F2" w:val="clear"/>
-        <w:spacing w:after="0" w:line="240"/>
+        <w:shd w:val="clear" w:color="auto" w:fill="F2F2F2"/>
         <w:ind w:left="120"/>
       </w:pPr>
-      <w:r>
-        <w:rPr>
-          <w:rFonts w:ascii="Courier New" w:cs="Courier New" w:eastAsia="Courier New" w:hAnsi="Courier New"/>
-          <w:sz w:val="17"/>
-          <w:szCs w:val="17"/>
-        </w:rPr>
-        <w:t xml:space="preserve">df["Order_Date"] = pd.to_datetime(</w:t>
-      </w:r>
+      <w:proofErr w:type="spellStart"/>
+      <w:r>
+        <w:rPr>
+          <w:rFonts w:ascii="Courier New" w:eastAsia="Courier New" w:hAnsi="Courier New" w:cs="Courier New"/>
+          <w:sz w:val="17"/>
+          <w:szCs w:val="17"/>
+        </w:rPr>
+        <w:t>df</w:t>
+      </w:r>
+      <w:proofErr w:type="spellEnd"/>
+      <w:r>
+        <w:rPr>
+          <w:rFonts w:ascii="Courier New" w:eastAsia="Courier New" w:hAnsi="Courier New" w:cs="Courier New"/>
+          <w:sz w:val="17"/>
+          <w:szCs w:val="17"/>
+        </w:rPr>
+        <w:t>["</w:t>
+      </w:r>
+      <w:proofErr w:type="spellStart"/>
+      <w:r>
+        <w:rPr>
+          <w:rFonts w:ascii="Courier New" w:eastAsia="Courier New" w:hAnsi="Courier New" w:cs="Courier New"/>
+          <w:sz w:val="17"/>
+          <w:szCs w:val="17"/>
+        </w:rPr>
+        <w:t>Order_Date</w:t>
+      </w:r>
+      <w:proofErr w:type="spellEnd"/>
+      <w:r>
+        <w:rPr>
+          <w:rFonts w:ascii="Courier New" w:eastAsia="Courier New" w:hAnsi="Courier New" w:cs="Courier New"/>
+          <w:sz w:val="17"/>
+          <w:szCs w:val="17"/>
+        </w:rPr>
+        <w:t xml:space="preserve">"] = </w:t>
+      </w:r>
+      <w:proofErr w:type="spellStart"/>
+      <w:r>
+        <w:rPr>
+          <w:rFonts w:ascii="Courier New" w:eastAsia="Courier New" w:hAnsi="Courier New" w:cs="Courier New"/>
+          <w:sz w:val="17"/>
+          <w:szCs w:val="17"/>
+        </w:rPr>
+        <w:t>pd.to_</w:t>
+      </w:r>
+      <w:proofErr w:type="gramStart"/>
+      <w:r>
+        <w:rPr>
+          <w:rFonts w:ascii="Courier New" w:eastAsia="Courier New" w:hAnsi="Courier New" w:cs="Courier New"/>
+          <w:sz w:val="17"/>
+          <w:szCs w:val="17"/>
+        </w:rPr>
+        <w:t>datetime</w:t>
+      </w:r>
+      <w:proofErr w:type="spellEnd"/>
+      <w:r>
+        <w:rPr>
+          <w:rFonts w:ascii="Courier New" w:eastAsia="Courier New" w:hAnsi="Courier New" w:cs="Courier New"/>
+          <w:sz w:val="17"/>
+          <w:szCs w:val="17"/>
+        </w:rPr>
+        <w:t>(</w:t>
+      </w:r>
+      <w:proofErr w:type="gramEnd"/>
     </w:p>
     <w:p>
       <w:pPr>
         <w:pBdr>
-          <w:left w:val="single" w:color="999999" w:sz="12" w:space="6"/>
+          <w:left w:val="single" w:sz="12" w:space="6" w:color="999999"/>
         </w:pBdr>
-        <w:shd w:fill="F2F2F2" w:val="clear"/>
-        <w:spacing w:after="0" w:line="240"/>
+        <w:shd w:val="clear" w:color="auto" w:fill="F2F2F2"/>
         <w:ind w:left="120"/>
       </w:pPr>
       <w:r>
         <w:rPr>
-          <w:rFonts w:ascii="Courier New" w:cs="Courier New" w:eastAsia="Courier New" w:hAnsi="Courier New"/>
-          <w:sz w:val="17"/>
-          <w:szCs w:val="17"/>
-        </w:rPr>
-        <w:t xml:space="preserve">    df_original["Order_Date"].astype(str).str.strip(),</w:t>
+          <w:rFonts w:ascii="Courier New" w:eastAsia="Courier New" w:hAnsi="Courier New" w:cs="Courier New"/>
+          <w:sz w:val="17"/>
+          <w:szCs w:val="17"/>
+        </w:rPr>
+        <w:t xml:space="preserve">    </w:t>
+      </w:r>
+      <w:proofErr w:type="spellStart"/>
+      <w:r>
+        <w:rPr>
+          <w:rFonts w:ascii="Courier New" w:eastAsia="Courier New" w:hAnsi="Courier New" w:cs="Courier New"/>
+          <w:sz w:val="17"/>
+          <w:szCs w:val="17"/>
+        </w:rPr>
+        <w:t>df_original</w:t>
+      </w:r>
+      <w:proofErr w:type="spellEnd"/>
+      <w:r>
+        <w:rPr>
+          <w:rFonts w:ascii="Courier New" w:eastAsia="Courier New" w:hAnsi="Courier New" w:cs="Courier New"/>
+          <w:sz w:val="17"/>
+          <w:szCs w:val="17"/>
+        </w:rPr>
+        <w:t>["</w:t>
+      </w:r>
+      <w:proofErr w:type="spellStart"/>
+      <w:r>
+        <w:rPr>
+          <w:rFonts w:ascii="Courier New" w:eastAsia="Courier New" w:hAnsi="Courier New" w:cs="Courier New"/>
+          <w:sz w:val="17"/>
+          <w:szCs w:val="17"/>
+        </w:rPr>
+        <w:t>Order_Date</w:t>
+      </w:r>
+      <w:proofErr w:type="spellEnd"/>
+      <w:r>
+        <w:rPr>
+          <w:rFonts w:ascii="Courier New" w:eastAsia="Courier New" w:hAnsi="Courier New" w:cs="Courier New"/>
+          <w:sz w:val="17"/>
+          <w:szCs w:val="17"/>
+        </w:rPr>
+        <w:t>"</w:t>
+      </w:r>
+      <w:proofErr w:type="gramStart"/>
+      <w:r>
+        <w:rPr>
+          <w:rFonts w:ascii="Courier New" w:eastAsia="Courier New" w:hAnsi="Courier New" w:cs="Courier New"/>
+          <w:sz w:val="17"/>
+          <w:szCs w:val="17"/>
+        </w:rPr>
+        <w:t>].</w:t>
+      </w:r>
+      <w:proofErr w:type="spellStart"/>
+      <w:r>
+        <w:rPr>
+          <w:rFonts w:ascii="Courier New" w:eastAsia="Courier New" w:hAnsi="Courier New" w:cs="Courier New"/>
+          <w:sz w:val="17"/>
+          <w:szCs w:val="17"/>
+        </w:rPr>
+        <w:t>astype</w:t>
+      </w:r>
+      <w:proofErr w:type="spellEnd"/>
+      <w:proofErr w:type="gramEnd"/>
+      <w:r>
+        <w:rPr>
+          <w:rFonts w:ascii="Courier New" w:eastAsia="Courier New" w:hAnsi="Courier New" w:cs="Courier New"/>
+          <w:sz w:val="17"/>
+          <w:szCs w:val="17"/>
+        </w:rPr>
+        <w:t>(str).</w:t>
+      </w:r>
+      <w:proofErr w:type="spellStart"/>
+      <w:proofErr w:type="gramStart"/>
+      <w:r>
+        <w:rPr>
+          <w:rFonts w:ascii="Courier New" w:eastAsia="Courier New" w:hAnsi="Courier New" w:cs="Courier New"/>
+          <w:sz w:val="17"/>
+          <w:szCs w:val="17"/>
+        </w:rPr>
+        <w:t>str.strip</w:t>
+      </w:r>
+      <w:proofErr w:type="spellEnd"/>
+      <w:proofErr w:type="gramEnd"/>
+      <w:r>
+        <w:rPr>
+          <w:rFonts w:ascii="Courier New" w:eastAsia="Courier New" w:hAnsi="Courier New" w:cs="Courier New"/>
+          <w:sz w:val="17"/>
+          <w:szCs w:val="17"/>
+        </w:rPr>
+        <w:t>(),</w:t>
       </w:r>
     </w:p>
     <w:p>
       <w:pPr>
         <w:pBdr>
-          <w:left w:val="single" w:color="999999" w:sz="12" w:space="6"/>
+          <w:left w:val="single" w:sz="12" w:space="6" w:color="999999"/>
         </w:pBdr>
-        <w:shd w:fill="F2F2F2" w:val="clear"/>
-        <w:spacing w:after="0" w:line="240"/>
+        <w:shd w:val="clear" w:color="auto" w:fill="F2F2F2"/>
         <w:ind w:left="120"/>
       </w:pPr>
       <w:r>
         <w:rPr>
-          <w:rFonts w:ascii="Courier New" w:cs="Courier New" w:eastAsia="Courier New" w:hAnsi="Courier New"/>
-          <w:sz w:val="17"/>
-          <w:szCs w:val="17"/>
-        </w:rPr>
-        <w:t xml:space="preserve">    format="mixed", dayfirst=True, errors="coerce")</w:t>
+          <w:rFonts w:ascii="Courier New" w:eastAsia="Courier New" w:hAnsi="Courier New" w:cs="Courier New"/>
+          <w:sz w:val="17"/>
+          <w:szCs w:val="17"/>
+        </w:rPr>
+        <w:t xml:space="preserve">    format="mixed", </w:t>
+      </w:r>
+      <w:proofErr w:type="spellStart"/>
+      <w:r>
+        <w:rPr>
+          <w:rFonts w:ascii="Courier New" w:eastAsia="Courier New" w:hAnsi="Courier New" w:cs="Courier New"/>
+          <w:sz w:val="17"/>
+          <w:szCs w:val="17"/>
+        </w:rPr>
+        <w:t>dayfirst</w:t>
+      </w:r>
+      <w:proofErr w:type="spellEnd"/>
+      <w:r>
+        <w:rPr>
+          <w:rFonts w:ascii="Courier New" w:eastAsia="Courier New" w:hAnsi="Courier New" w:cs="Courier New"/>
+          <w:sz w:val="17"/>
+          <w:szCs w:val="17"/>
+        </w:rPr>
+        <w:t>=True, errors="coerce")</w:t>
       </w:r>
     </w:p>
     <w:p>
       <w:pPr>
         <w:pBdr>
-          <w:left w:val="single" w:color="999999" w:sz="12" w:space="6"/>
+          <w:left w:val="single" w:sz="12" w:space="6" w:color="999999"/>
         </w:pBdr>
-        <w:shd w:fill="F2F2F2" w:val="clear"/>
-        <w:spacing w:after="0" w:line="240"/>
+        <w:shd w:val="clear" w:color="auto" w:fill="F2F2F2"/>
         <w:ind w:left="120"/>
       </w:pPr>
-      <w:r>
-        <w:rPr>
-          <w:rFonts w:ascii="Courier New" w:cs="Courier New" w:eastAsia="Courier New" w:hAnsi="Courier New"/>
-          <w:sz w:val="17"/>
-          <w:szCs w:val="17"/>
-        </w:rPr>
-        <w:t xml:space="preserve">df["Order_Month"] = df["Order_Date"].dt.month</w:t>
-      </w:r>
+      <w:proofErr w:type="spellStart"/>
+      <w:r>
+        <w:rPr>
+          <w:rFonts w:ascii="Courier New" w:eastAsia="Courier New" w:hAnsi="Courier New" w:cs="Courier New"/>
+          <w:sz w:val="17"/>
+          <w:szCs w:val="17"/>
+        </w:rPr>
+        <w:t>df</w:t>
+      </w:r>
+      <w:proofErr w:type="spellEnd"/>
+      <w:r>
+        <w:rPr>
+          <w:rFonts w:ascii="Courier New" w:eastAsia="Courier New" w:hAnsi="Courier New" w:cs="Courier New"/>
+          <w:sz w:val="17"/>
+          <w:szCs w:val="17"/>
+        </w:rPr>
+        <w:t>["</w:t>
+      </w:r>
+      <w:proofErr w:type="spellStart"/>
+      <w:r>
+        <w:rPr>
+          <w:rFonts w:ascii="Courier New" w:eastAsia="Courier New" w:hAnsi="Courier New" w:cs="Courier New"/>
+          <w:sz w:val="17"/>
+          <w:szCs w:val="17"/>
+        </w:rPr>
+        <w:t>Order_Month</w:t>
+      </w:r>
+      <w:proofErr w:type="spellEnd"/>
+      <w:r>
+        <w:rPr>
+          <w:rFonts w:ascii="Courier New" w:eastAsia="Courier New" w:hAnsi="Courier New" w:cs="Courier New"/>
+          <w:sz w:val="17"/>
+          <w:szCs w:val="17"/>
+        </w:rPr>
+        <w:t xml:space="preserve">"] = </w:t>
+      </w:r>
+      <w:proofErr w:type="spellStart"/>
+      <w:r>
+        <w:rPr>
+          <w:rFonts w:ascii="Courier New" w:eastAsia="Courier New" w:hAnsi="Courier New" w:cs="Courier New"/>
+          <w:sz w:val="17"/>
+          <w:szCs w:val="17"/>
+        </w:rPr>
+        <w:t>df</w:t>
+      </w:r>
+      <w:proofErr w:type="spellEnd"/>
+      <w:r>
+        <w:rPr>
+          <w:rFonts w:ascii="Courier New" w:eastAsia="Courier New" w:hAnsi="Courier New" w:cs="Courier New"/>
+          <w:sz w:val="17"/>
+          <w:szCs w:val="17"/>
+        </w:rPr>
+        <w:t>["</w:t>
+      </w:r>
+      <w:proofErr w:type="spellStart"/>
+      <w:r>
+        <w:rPr>
+          <w:rFonts w:ascii="Courier New" w:eastAsia="Courier New" w:hAnsi="Courier New" w:cs="Courier New"/>
+          <w:sz w:val="17"/>
+          <w:szCs w:val="17"/>
+        </w:rPr>
+        <w:t>Order_Date</w:t>
+      </w:r>
+      <w:proofErr w:type="spellEnd"/>
+      <w:r>
+        <w:rPr>
+          <w:rFonts w:ascii="Courier New" w:eastAsia="Courier New" w:hAnsi="Courier New" w:cs="Courier New"/>
+          <w:sz w:val="17"/>
+          <w:szCs w:val="17"/>
+        </w:rPr>
+        <w:t>"].</w:t>
+      </w:r>
+      <w:proofErr w:type="spellStart"/>
+      <w:proofErr w:type="gramStart"/>
+      <w:r>
+        <w:rPr>
+          <w:rFonts w:ascii="Courier New" w:eastAsia="Courier New" w:hAnsi="Courier New" w:cs="Courier New"/>
+          <w:sz w:val="17"/>
+          <w:szCs w:val="17"/>
+        </w:rPr>
+        <w:t>dt.month</w:t>
+      </w:r>
+      <w:proofErr w:type="spellEnd"/>
+      <w:proofErr w:type="gramEnd"/>
     </w:p>
     <w:p>
       <w:pPr>
         <w:pBdr>
-          <w:left w:val="single" w:color="999999" w:sz="12" w:space="6"/>
+          <w:left w:val="single" w:sz="12" w:space="6" w:color="999999"/>
         </w:pBdr>
-        <w:shd w:fill="F2F2F2" w:val="clear"/>
-        <w:spacing w:after="160" w:line="240"/>
+        <w:shd w:val="clear" w:color="auto" w:fill="F2F2F2"/>
+        <w:spacing w:after="160"/>
         <w:ind w:left="120"/>
       </w:pPr>
-      <w:r>
-        <w:rPr>
-          <w:rFonts w:ascii="Courier New" w:cs="Courier New" w:eastAsia="Courier New" w:hAnsi="Courier New"/>
-          <w:sz w:val="17"/>
-          <w:szCs w:val="17"/>
-        </w:rPr>
-        <w:t xml:space="preserve">df["Order_Month_Name"] = df["Order_Date"].dt.month_name()</w:t>
-      </w:r>
-    </w:p>
-    <w:p>
-      <w:pPr>
-        <w:spacing w:after="120" w:line="360"/>
+      <w:proofErr w:type="spellStart"/>
+      <w:r>
+        <w:rPr>
+          <w:rFonts w:ascii="Courier New" w:eastAsia="Courier New" w:hAnsi="Courier New" w:cs="Courier New"/>
+          <w:sz w:val="17"/>
+          <w:szCs w:val="17"/>
+        </w:rPr>
+        <w:t>df</w:t>
+      </w:r>
+      <w:proofErr w:type="spellEnd"/>
+      <w:r>
+        <w:rPr>
+          <w:rFonts w:ascii="Courier New" w:eastAsia="Courier New" w:hAnsi="Courier New" w:cs="Courier New"/>
+          <w:sz w:val="17"/>
+          <w:szCs w:val="17"/>
+        </w:rPr>
+        <w:t>["</w:t>
+      </w:r>
+      <w:proofErr w:type="spellStart"/>
+      <w:r>
+        <w:rPr>
+          <w:rFonts w:ascii="Courier New" w:eastAsia="Courier New" w:hAnsi="Courier New" w:cs="Courier New"/>
+          <w:sz w:val="17"/>
+          <w:szCs w:val="17"/>
+        </w:rPr>
+        <w:t>Order_Month_Name</w:t>
+      </w:r>
+      <w:proofErr w:type="spellEnd"/>
+      <w:r>
+        <w:rPr>
+          <w:rFonts w:ascii="Courier New" w:eastAsia="Courier New" w:hAnsi="Courier New" w:cs="Courier New"/>
+          <w:sz w:val="17"/>
+          <w:szCs w:val="17"/>
+        </w:rPr>
+        <w:t xml:space="preserve">"] = </w:t>
+      </w:r>
+      <w:proofErr w:type="spellStart"/>
+      <w:r>
+        <w:rPr>
+          <w:rFonts w:ascii="Courier New" w:eastAsia="Courier New" w:hAnsi="Courier New" w:cs="Courier New"/>
+          <w:sz w:val="17"/>
+          <w:szCs w:val="17"/>
+        </w:rPr>
+        <w:t>df</w:t>
+      </w:r>
+      <w:proofErr w:type="spellEnd"/>
+      <w:r>
+        <w:rPr>
+          <w:rFonts w:ascii="Courier New" w:eastAsia="Courier New" w:hAnsi="Courier New" w:cs="Courier New"/>
+          <w:sz w:val="17"/>
+          <w:szCs w:val="17"/>
+        </w:rPr>
+        <w:t>["</w:t>
+      </w:r>
+      <w:proofErr w:type="spellStart"/>
+      <w:r>
+        <w:rPr>
+          <w:rFonts w:ascii="Courier New" w:eastAsia="Courier New" w:hAnsi="Courier New" w:cs="Courier New"/>
+          <w:sz w:val="17"/>
+          <w:szCs w:val="17"/>
+        </w:rPr>
+        <w:t>Order_Date</w:t>
+      </w:r>
+      <w:proofErr w:type="spellEnd"/>
+      <w:r>
+        <w:rPr>
+          <w:rFonts w:ascii="Courier New" w:eastAsia="Courier New" w:hAnsi="Courier New" w:cs="Courier New"/>
+          <w:sz w:val="17"/>
+          <w:szCs w:val="17"/>
+        </w:rPr>
+        <w:t>"].</w:t>
+      </w:r>
+      <w:proofErr w:type="spellStart"/>
+      <w:proofErr w:type="gramStart"/>
+      <w:r>
+        <w:rPr>
+          <w:rFonts w:ascii="Courier New" w:eastAsia="Courier New" w:hAnsi="Courier New" w:cs="Courier New"/>
+          <w:sz w:val="17"/>
+          <w:szCs w:val="17"/>
+        </w:rPr>
+        <w:t>dt.month</w:t>
+      </w:r>
+      <w:proofErr w:type="gramEnd"/>
+      <w:r>
+        <w:rPr>
+          <w:rFonts w:ascii="Courier New" w:eastAsia="Courier New" w:hAnsi="Courier New" w:cs="Courier New"/>
+          <w:sz w:val="17"/>
+          <w:szCs w:val="17"/>
+        </w:rPr>
+        <w:t>_</w:t>
+      </w:r>
+      <w:proofErr w:type="gramStart"/>
+      <w:r>
+        <w:rPr>
+          <w:rFonts w:ascii="Courier New" w:eastAsia="Courier New" w:hAnsi="Courier New" w:cs="Courier New"/>
+          <w:sz w:val="17"/>
+          <w:szCs w:val="17"/>
+        </w:rPr>
+        <w:t>name</w:t>
+      </w:r>
+      <w:proofErr w:type="spellEnd"/>
+      <w:r>
+        <w:rPr>
+          <w:rFonts w:ascii="Courier New" w:eastAsia="Courier New" w:hAnsi="Courier New" w:cs="Courier New"/>
+          <w:sz w:val="17"/>
+          <w:szCs w:val="17"/>
+        </w:rPr>
+        <w:t>(</w:t>
+      </w:r>
+      <w:proofErr w:type="gramEnd"/>
+      <w:r>
+        <w:rPr>
+          <w:rFonts w:ascii="Courier New" w:eastAsia="Courier New" w:hAnsi="Courier New" w:cs="Courier New"/>
+          <w:sz w:val="17"/>
+          <w:szCs w:val="17"/>
+        </w:rPr>
+        <w:t>)</w:t>
+      </w:r>
+    </w:p>
+    <w:p>
+      <w:pPr>
+        <w:spacing w:after="120" w:line="360" w:lineRule="auto"/>
         <w:jc w:val="both"/>
       </w:pPr>
       <w:r>
-        <w:rPr>
-          <w:rFonts w:ascii="Times New Roman" w:cs="Times New Roman" w:eastAsia="Times New Roman" w:hAnsi="Times New Roman"/>
-          <w:sz w:val="24"/>
-          <w:szCs w:val="24"/>
-        </w:rPr>
-        <w:t xml:space="preserve">The first attempt with a single date format left 143 dates missing, so the original column was parsed again with format='mixed'. After this, no date was missing (0).</w:t>
+        <w:t>The first attempt with a single date format left 143 dates missing, so the original column was parsed again with format='mixed'. After this, no date was missing (0).</w:t>
       </w:r>
     </w:p>
     <w:p>
       <w:pPr>
         <w:pStyle w:val="Heading2"/>
-        <w:spacing w:after="120" w:before="200"/>
-      </w:pPr>
-      <w:r>
-        <w:rPr>
-          <w:rFonts w:ascii="Times New Roman" w:cs="Times New Roman" w:eastAsia="Times New Roman" w:hAnsi="Times New Roman"/>
-          <w:b/>
-          <w:bCs/>
-          <w:sz w:val="24"/>
-          <w:szCs w:val="24"/>
-        </w:rPr>
-        <w:t xml:space="preserve">1.6 New columns and export</w:t>
+      </w:pPr>
+      <w:r>
+        <w:lastRenderedPageBreak/>
+        <w:t>1.6 New columns and export</w:t>
       </w:r>
     </w:p>
     <w:p>
       <w:pPr>
         <w:pBdr>
-          <w:left w:val="single" w:color="999999" w:sz="12" w:space="6"/>
+          <w:left w:val="single" w:sz="12" w:space="6" w:color="999999"/>
         </w:pBdr>
-        <w:shd w:fill="F2F2F2" w:val="clear"/>
-        <w:spacing w:after="0" w:line="240"/>
+        <w:shd w:val="clear" w:color="auto" w:fill="F2F2F2"/>
         <w:ind w:left="120"/>
       </w:pPr>
-      <w:r>
-        <w:rPr>
-          <w:rFonts w:ascii="Courier New" w:cs="Courier New" w:eastAsia="Courier New" w:hAnsi="Courier New"/>
-          <w:sz w:val="17"/>
-          <w:szCs w:val="17"/>
-        </w:rPr>
-        <w:t xml:space="preserve">df["Final_Amount"] = (df["Order_Value_INR"] - df["Discount_INR"]</w:t>
+      <w:proofErr w:type="spellStart"/>
+      <w:r>
+        <w:rPr>
+          <w:rFonts w:ascii="Courier New" w:eastAsia="Courier New" w:hAnsi="Courier New" w:cs="Courier New"/>
+          <w:sz w:val="17"/>
+          <w:szCs w:val="17"/>
+        </w:rPr>
+        <w:t>df</w:t>
+      </w:r>
+      <w:proofErr w:type="spellEnd"/>
+      <w:r>
+        <w:rPr>
+          <w:rFonts w:ascii="Courier New" w:eastAsia="Courier New" w:hAnsi="Courier New" w:cs="Courier New"/>
+          <w:sz w:val="17"/>
+          <w:szCs w:val="17"/>
+        </w:rPr>
+        <w:t>["</w:t>
+      </w:r>
+      <w:proofErr w:type="spellStart"/>
+      <w:r>
+        <w:rPr>
+          <w:rFonts w:ascii="Courier New" w:eastAsia="Courier New" w:hAnsi="Courier New" w:cs="Courier New"/>
+          <w:sz w:val="17"/>
+          <w:szCs w:val="17"/>
+        </w:rPr>
+        <w:t>Final_Amount</w:t>
+      </w:r>
+      <w:proofErr w:type="spellEnd"/>
+      <w:r>
+        <w:rPr>
+          <w:rFonts w:ascii="Courier New" w:eastAsia="Courier New" w:hAnsi="Courier New" w:cs="Courier New"/>
+          <w:sz w:val="17"/>
+          <w:szCs w:val="17"/>
+        </w:rPr>
+        <w:t>"] = (</w:t>
+      </w:r>
+      <w:proofErr w:type="spellStart"/>
+      <w:r>
+        <w:rPr>
+          <w:rFonts w:ascii="Courier New" w:eastAsia="Courier New" w:hAnsi="Courier New" w:cs="Courier New"/>
+          <w:sz w:val="17"/>
+          <w:szCs w:val="17"/>
+        </w:rPr>
+        <w:t>df</w:t>
+      </w:r>
+      <w:proofErr w:type="spellEnd"/>
+      <w:r>
+        <w:rPr>
+          <w:rFonts w:ascii="Courier New" w:eastAsia="Courier New" w:hAnsi="Courier New" w:cs="Courier New"/>
+          <w:sz w:val="17"/>
+          <w:szCs w:val="17"/>
+        </w:rPr>
+        <w:t>["</w:t>
+      </w:r>
+      <w:proofErr w:type="spellStart"/>
+      <w:r>
+        <w:rPr>
+          <w:rFonts w:ascii="Courier New" w:eastAsia="Courier New" w:hAnsi="Courier New" w:cs="Courier New"/>
+          <w:sz w:val="17"/>
+          <w:szCs w:val="17"/>
+        </w:rPr>
+        <w:t>Order_Value_INR</w:t>
+      </w:r>
+      <w:proofErr w:type="spellEnd"/>
+      <w:r>
+        <w:rPr>
+          <w:rFonts w:ascii="Courier New" w:eastAsia="Courier New" w:hAnsi="Courier New" w:cs="Courier New"/>
+          <w:sz w:val="17"/>
+          <w:szCs w:val="17"/>
+        </w:rPr>
+        <w:t xml:space="preserve">"] - </w:t>
+      </w:r>
+      <w:proofErr w:type="spellStart"/>
+      <w:r>
+        <w:rPr>
+          <w:rFonts w:ascii="Courier New" w:eastAsia="Courier New" w:hAnsi="Courier New" w:cs="Courier New"/>
+          <w:sz w:val="17"/>
+          <w:szCs w:val="17"/>
+        </w:rPr>
+        <w:t>df</w:t>
+      </w:r>
+      <w:proofErr w:type="spellEnd"/>
+      <w:r>
+        <w:rPr>
+          <w:rFonts w:ascii="Courier New" w:eastAsia="Courier New" w:hAnsi="Courier New" w:cs="Courier New"/>
+          <w:sz w:val="17"/>
+          <w:szCs w:val="17"/>
+        </w:rPr>
+        <w:t>["</w:t>
+      </w:r>
+      <w:proofErr w:type="spellStart"/>
+      <w:r>
+        <w:rPr>
+          <w:rFonts w:ascii="Courier New" w:eastAsia="Courier New" w:hAnsi="Courier New" w:cs="Courier New"/>
+          <w:sz w:val="17"/>
+          <w:szCs w:val="17"/>
+        </w:rPr>
+        <w:t>Discount_INR</w:t>
+      </w:r>
+      <w:proofErr w:type="spellEnd"/>
+      <w:r>
+        <w:rPr>
+          <w:rFonts w:ascii="Courier New" w:eastAsia="Courier New" w:hAnsi="Courier New" w:cs="Courier New"/>
+          <w:sz w:val="17"/>
+          <w:szCs w:val="17"/>
+        </w:rPr>
+        <w:t>"]</w:t>
       </w:r>
     </w:p>
     <w:p>
       <w:pPr>
         <w:pBdr>
-          <w:left w:val="single" w:color="999999" w:sz="12" w:space="6"/>
+          <w:left w:val="single" w:sz="12" w:space="6" w:color="999999"/>
         </w:pBdr>
-        <w:shd w:fill="F2F2F2" w:val="clear"/>
-        <w:spacing w:after="0" w:line="240"/>
+        <w:shd w:val="clear" w:color="auto" w:fill="F2F2F2"/>
         <w:ind w:left="120"/>
       </w:pPr>
       <w:r>
         <w:rPr>
-          <w:rFonts w:ascii="Courier New" w:cs="Courier New" w:eastAsia="Courier New" w:hAnsi="Courier New"/>
-          <w:sz w:val="17"/>
-          <w:szCs w:val="17"/>
-        </w:rPr>
-        <w:t xml:space="preserve">                        + df["Delivery_Fee_INR"])</w:t>
+          <w:rFonts w:ascii="Courier New" w:eastAsia="Courier New" w:hAnsi="Courier New" w:cs="Courier New"/>
+          <w:sz w:val="17"/>
+          <w:szCs w:val="17"/>
+        </w:rPr>
+        <w:t xml:space="preserve">                        + </w:t>
+      </w:r>
+      <w:proofErr w:type="spellStart"/>
+      <w:r>
+        <w:rPr>
+          <w:rFonts w:ascii="Courier New" w:eastAsia="Courier New" w:hAnsi="Courier New" w:cs="Courier New"/>
+          <w:sz w:val="17"/>
+          <w:szCs w:val="17"/>
+        </w:rPr>
+        <w:t>df</w:t>
+      </w:r>
+      <w:proofErr w:type="spellEnd"/>
+      <w:r>
+        <w:rPr>
+          <w:rFonts w:ascii="Courier New" w:eastAsia="Courier New" w:hAnsi="Courier New" w:cs="Courier New"/>
+          <w:sz w:val="17"/>
+          <w:szCs w:val="17"/>
+        </w:rPr>
+        <w:t>["</w:t>
+      </w:r>
+      <w:proofErr w:type="spellStart"/>
+      <w:r>
+        <w:rPr>
+          <w:rFonts w:ascii="Courier New" w:eastAsia="Courier New" w:hAnsi="Courier New" w:cs="Courier New"/>
+          <w:sz w:val="17"/>
+          <w:szCs w:val="17"/>
+        </w:rPr>
+        <w:t>Delivery_Fee_INR</w:t>
+      </w:r>
+      <w:proofErr w:type="spellEnd"/>
+      <w:r>
+        <w:rPr>
+          <w:rFonts w:ascii="Courier New" w:eastAsia="Courier New" w:hAnsi="Courier New" w:cs="Courier New"/>
+          <w:sz w:val="17"/>
+          <w:szCs w:val="17"/>
+        </w:rPr>
+        <w:t>"])</w:t>
       </w:r>
     </w:p>
     <w:p>
       <w:pPr>
         <w:pBdr>
-          <w:left w:val="single" w:color="999999" w:sz="12" w:space="6"/>
+          <w:left w:val="single" w:sz="12" w:space="6" w:color="999999"/>
         </w:pBdr>
-        <w:shd w:fill="F2F2F2" w:val="clear"/>
-        <w:spacing w:after="0" w:line="240"/>
+        <w:shd w:val="clear" w:color="auto" w:fill="F2F2F2"/>
         <w:ind w:left="120"/>
       </w:pPr>
-      <w:r>
-        <w:rPr>
-          <w:rFonts w:ascii="Courier New" w:cs="Courier New" w:eastAsia="Courier New" w:hAnsi="Courier New"/>
-          <w:sz w:val="17"/>
-          <w:szCs w:val="17"/>
-        </w:rPr>
-        <w:t xml:space="preserve">df["Discount_Percentage"] = df["Discount_INR"] / df["Order_Value_INR"] * 100</w:t>
+      <w:proofErr w:type="spellStart"/>
+      <w:r>
+        <w:rPr>
+          <w:rFonts w:ascii="Courier New" w:eastAsia="Courier New" w:hAnsi="Courier New" w:cs="Courier New"/>
+          <w:sz w:val="17"/>
+          <w:szCs w:val="17"/>
+        </w:rPr>
+        <w:t>df</w:t>
+      </w:r>
+      <w:proofErr w:type="spellEnd"/>
+      <w:r>
+        <w:rPr>
+          <w:rFonts w:ascii="Courier New" w:eastAsia="Courier New" w:hAnsi="Courier New" w:cs="Courier New"/>
+          <w:sz w:val="17"/>
+          <w:szCs w:val="17"/>
+        </w:rPr>
+        <w:t>["</w:t>
+      </w:r>
+      <w:proofErr w:type="spellStart"/>
+      <w:r>
+        <w:rPr>
+          <w:rFonts w:ascii="Courier New" w:eastAsia="Courier New" w:hAnsi="Courier New" w:cs="Courier New"/>
+          <w:sz w:val="17"/>
+          <w:szCs w:val="17"/>
+        </w:rPr>
+        <w:t>Discount_Percentage</w:t>
+      </w:r>
+      <w:proofErr w:type="spellEnd"/>
+      <w:r>
+        <w:rPr>
+          <w:rFonts w:ascii="Courier New" w:eastAsia="Courier New" w:hAnsi="Courier New" w:cs="Courier New"/>
+          <w:sz w:val="17"/>
+          <w:szCs w:val="17"/>
+        </w:rPr>
+        <w:t xml:space="preserve">"] = </w:t>
+      </w:r>
+      <w:proofErr w:type="spellStart"/>
+      <w:r>
+        <w:rPr>
+          <w:rFonts w:ascii="Courier New" w:eastAsia="Courier New" w:hAnsi="Courier New" w:cs="Courier New"/>
+          <w:sz w:val="17"/>
+          <w:szCs w:val="17"/>
+        </w:rPr>
+        <w:t>df</w:t>
+      </w:r>
+      <w:proofErr w:type="spellEnd"/>
+      <w:r>
+        <w:rPr>
+          <w:rFonts w:ascii="Courier New" w:eastAsia="Courier New" w:hAnsi="Courier New" w:cs="Courier New"/>
+          <w:sz w:val="17"/>
+          <w:szCs w:val="17"/>
+        </w:rPr>
+        <w:t>["</w:t>
+      </w:r>
+      <w:proofErr w:type="spellStart"/>
+      <w:r>
+        <w:rPr>
+          <w:rFonts w:ascii="Courier New" w:eastAsia="Courier New" w:hAnsi="Courier New" w:cs="Courier New"/>
+          <w:sz w:val="17"/>
+          <w:szCs w:val="17"/>
+        </w:rPr>
+        <w:t>Discount_INR</w:t>
+      </w:r>
+      <w:proofErr w:type="spellEnd"/>
+      <w:r>
+        <w:rPr>
+          <w:rFonts w:ascii="Courier New" w:eastAsia="Courier New" w:hAnsi="Courier New" w:cs="Courier New"/>
+          <w:sz w:val="17"/>
+          <w:szCs w:val="17"/>
+        </w:rPr>
+        <w:t xml:space="preserve">"] / </w:t>
+      </w:r>
+      <w:proofErr w:type="spellStart"/>
+      <w:r>
+        <w:rPr>
+          <w:rFonts w:ascii="Courier New" w:eastAsia="Courier New" w:hAnsi="Courier New" w:cs="Courier New"/>
+          <w:sz w:val="17"/>
+          <w:szCs w:val="17"/>
+        </w:rPr>
+        <w:t>df</w:t>
+      </w:r>
+      <w:proofErr w:type="spellEnd"/>
+      <w:r>
+        <w:rPr>
+          <w:rFonts w:ascii="Courier New" w:eastAsia="Courier New" w:hAnsi="Courier New" w:cs="Courier New"/>
+          <w:sz w:val="17"/>
+          <w:szCs w:val="17"/>
+        </w:rPr>
+        <w:t>["</w:t>
+      </w:r>
+      <w:proofErr w:type="spellStart"/>
+      <w:r>
+        <w:rPr>
+          <w:rFonts w:ascii="Courier New" w:eastAsia="Courier New" w:hAnsi="Courier New" w:cs="Courier New"/>
+          <w:sz w:val="17"/>
+          <w:szCs w:val="17"/>
+        </w:rPr>
+        <w:t>Order_Value_INR</w:t>
+      </w:r>
+      <w:proofErr w:type="spellEnd"/>
+      <w:r>
+        <w:rPr>
+          <w:rFonts w:ascii="Courier New" w:eastAsia="Courier New" w:hAnsi="Courier New" w:cs="Courier New"/>
+          <w:sz w:val="17"/>
+          <w:szCs w:val="17"/>
+        </w:rPr>
+        <w:t>"] * 100</w:t>
       </w:r>
     </w:p>
     <w:p>
       <w:pPr>
         <w:pBdr>
-          <w:left w:val="single" w:color="999999" w:sz="12" w:space="6"/>
+          <w:left w:val="single" w:sz="12" w:space="6" w:color="999999"/>
         </w:pBdr>
-        <w:shd w:fill="F2F2F2" w:val="clear"/>
-        <w:spacing w:after="160" w:line="240"/>
+        <w:shd w:val="clear" w:color="auto" w:fill="F2F2F2"/>
+        <w:spacing w:after="160"/>
         <w:ind w:left="120"/>
       </w:pPr>
-      <w:r>
-        <w:rPr>
-          <w:rFonts w:ascii="Courier New" w:cs="Courier New" w:eastAsia="Courier New" w:hAnsi="Courier New"/>
-          <w:sz w:val="17"/>
-          <w:szCs w:val="17"/>
-        </w:rPr>
-        <w:t xml:space="preserve">df.to_csv("Cleaned_Food_Orders.csv", index=False)   # shape (200, 23)</w:t>
-      </w:r>
-    </w:p>
-    <w:p>
-      <w:pPr>
-        <w:spacing w:after="120" w:line="360"/>
+      <w:proofErr w:type="spellStart"/>
+      <w:r>
+        <w:rPr>
+          <w:rFonts w:ascii="Courier New" w:eastAsia="Courier New" w:hAnsi="Courier New" w:cs="Courier New"/>
+          <w:sz w:val="17"/>
+          <w:szCs w:val="17"/>
+        </w:rPr>
+        <w:t>df.to_</w:t>
+      </w:r>
+      <w:proofErr w:type="gramStart"/>
+      <w:r>
+        <w:rPr>
+          <w:rFonts w:ascii="Courier New" w:eastAsia="Courier New" w:hAnsi="Courier New" w:cs="Courier New"/>
+          <w:sz w:val="17"/>
+          <w:szCs w:val="17"/>
+        </w:rPr>
+        <w:t>csv</w:t>
+      </w:r>
+      <w:proofErr w:type="spellEnd"/>
+      <w:r>
+        <w:rPr>
+          <w:rFonts w:ascii="Courier New" w:eastAsia="Courier New" w:hAnsi="Courier New" w:cs="Courier New"/>
+          <w:sz w:val="17"/>
+          <w:szCs w:val="17"/>
+        </w:rPr>
+        <w:t>(</w:t>
+      </w:r>
+      <w:proofErr w:type="gramEnd"/>
+      <w:r>
+        <w:rPr>
+          <w:rFonts w:ascii="Courier New" w:eastAsia="Courier New" w:hAnsi="Courier New" w:cs="Courier New"/>
+          <w:sz w:val="17"/>
+          <w:szCs w:val="17"/>
+        </w:rPr>
+        <w:t>"Cleaned_Food_Orders.csv", index=</w:t>
+      </w:r>
+      <w:proofErr w:type="gramStart"/>
+      <w:r>
+        <w:rPr>
+          <w:rFonts w:ascii="Courier New" w:eastAsia="Courier New" w:hAnsi="Courier New" w:cs="Courier New"/>
+          <w:sz w:val="17"/>
+          <w:szCs w:val="17"/>
+        </w:rPr>
+        <w:t xml:space="preserve">False)   </w:t>
+      </w:r>
+      <w:proofErr w:type="gramEnd"/>
+      <w:r>
+        <w:rPr>
+          <w:rFonts w:ascii="Courier New" w:eastAsia="Courier New" w:hAnsi="Courier New" w:cs="Courier New"/>
+          <w:sz w:val="17"/>
+          <w:szCs w:val="17"/>
+        </w:rPr>
+        <w:t># shape (200, 23)</w:t>
+      </w:r>
+    </w:p>
+    <w:p>
+      <w:pPr>
+        <w:spacing w:after="120" w:line="360" w:lineRule="auto"/>
         <w:jc w:val="both"/>
       </w:pPr>
       <w:r>
-        <w:rPr>
-          <w:rFonts w:ascii="Times New Roman" w:cs="Times New Roman" w:eastAsia="Times New Roman" w:hAnsi="Times New Roman"/>
-          <w:sz w:val="24"/>
-          <w:szCs w:val="24"/>
-        </w:rPr>
-        <w:t xml:space="preserve">Five columns were added (Order_Month, Order_Month_Name, Order_Quarter, Final_Amount, Discount_Percentage). The cleaned dataset with 200 rows and 23 columns was saved and used for the visualizations and dashboards.</w:t>
+        <w:t>Five columns were added (</w:t>
+      </w:r>
+      <w:proofErr w:type="spellStart"/>
+      <w:r>
+        <w:t>Order_Month</w:t>
+      </w:r>
+      <w:proofErr w:type="spellEnd"/>
+      <w:r>
+        <w:t xml:space="preserve">, </w:t>
+      </w:r>
+      <w:proofErr w:type="spellStart"/>
+      <w:r>
+        <w:t>Order_Month_Name</w:t>
+      </w:r>
+      <w:proofErr w:type="spellEnd"/>
+      <w:r>
+        <w:t xml:space="preserve">, </w:t>
+      </w:r>
+      <w:proofErr w:type="spellStart"/>
+      <w:r>
+        <w:t>Order_Quarter</w:t>
+      </w:r>
+      <w:proofErr w:type="spellEnd"/>
+      <w:r>
+        <w:t xml:space="preserve">, </w:t>
+      </w:r>
+      <w:proofErr w:type="spellStart"/>
+      <w:r>
+        <w:t>Final_Amount</w:t>
+      </w:r>
+      <w:proofErr w:type="spellEnd"/>
+      <w:r>
+        <w:t xml:space="preserve">, </w:t>
+      </w:r>
+      <w:proofErr w:type="spellStart"/>
+      <w:r>
+        <w:t>Discount_Percentage</w:t>
+      </w:r>
+      <w:proofErr w:type="spellEnd"/>
+      <w:r>
+        <w:t>). The cleaned dataset with 200 rows and 23 columns was saved and used for the visualizations and dashboards.</w:t>
       </w:r>
     </w:p>
     <w:p>
@@ -870,31 +2388,35 @@
     <w:p>
       <w:pPr>
         <w:pStyle w:val="Heading1"/>
-        <w:spacing w:after="160" w:before="240"/>
-      </w:pPr>
-      <w:r>
-        <w:rPr>
-          <w:rFonts w:ascii="Times New Roman" w:cs="Times New Roman" w:eastAsia="Times New Roman" w:hAnsi="Times New Roman"/>
-          <w:b/>
-          <w:bCs/>
-          <w:sz w:val="26"/>
-          <w:szCs w:val="26"/>
-        </w:rPr>
-        <w:t xml:space="preserve">2. Data Visualization Using Python</w:t>
-      </w:r>
-    </w:p>
-    <w:p>
-      <w:pPr>
-        <w:spacing w:after="120" w:line="360"/>
+      </w:pPr>
+      <w:r>
+        <w:lastRenderedPageBreak/>
+        <w:t>2. Data Visualization Using Python</w:t>
+      </w:r>
+    </w:p>
+    <w:p>
+      <w:pPr>
+        <w:spacing w:after="120" w:line="360" w:lineRule="auto"/>
         <w:jc w:val="both"/>
       </w:pPr>
       <w:r>
-        <w:rPr>
-          <w:rFonts w:ascii="Times New Roman" w:cs="Times New Roman" w:eastAsia="Times New Roman" w:hAnsi="Times New Roman"/>
-          <w:sz w:val="24"/>
-          <w:szCs w:val="24"/>
-        </w:rPr>
-        <w:t xml:space="preserve">Eight charts were created from the cleaned data using Pandas, Matplotlib and Seaborn (sns.set_theme(style="whitegrid")). Each chart is explained briefly below.</w:t>
+        <w:t>Eight charts were created from the cleaned data using Pandas, Matplotlib and Seaborn (</w:t>
+      </w:r>
+      <w:proofErr w:type="spellStart"/>
+      <w:r>
+        <w:t>sns.set_theme</w:t>
+      </w:r>
+      <w:proofErr w:type="spellEnd"/>
+      <w:r>
+        <w:t>(style="</w:t>
+      </w:r>
+      <w:proofErr w:type="spellStart"/>
+      <w:r>
+        <w:t>whitegrid</w:t>
+      </w:r>
+      <w:proofErr w:type="spellEnd"/>
+      <w:r>
+        <w:t>")). Each chart is explained briefly below.</w:t>
       </w:r>
     </w:p>
     <w:p>
@@ -904,11 +2426,14 @@
         <w:jc w:val="center"/>
       </w:pPr>
       <w:r>
+        <w:rPr>
+          <w:noProof/>
+        </w:rPr>
         <w:drawing>
-          <wp:inline distT="0" distB="0" distL="0" distR="0">
+          <wp:inline distT="0" distB="0" distL="0" distR="0" wp14:anchorId="095BD965" wp14:editId="23AF9E82">
             <wp:extent cx="3619500" cy="2066925"/>
-            <wp:effectExtent t="0" r="0" b="0" l="0"/>
-            <wp:docPr id="1" name="fig1.png" descr="fig1.png" title="fig1.png"/>
+            <wp:effectExtent l="0" t="0" r="0" b="0"/>
+            <wp:docPr id="1896372304" name="fig1.png" descr="fig1.png" title="fig1.png"/>
             <wp:cNvGraphicFramePr>
               <a:graphicFrameLocks xmlns:a="http://schemas.openxmlformats.org/drawingml/2006/main" noChangeAspect="1"/>
             </wp:cNvGraphicFramePr>
@@ -916,13 +2441,13 @@
               <a:graphicData uri="http://schemas.openxmlformats.org/drawingml/2006/picture">
                 <pic:pic xmlns:pic="http://schemas.openxmlformats.org/drawingml/2006/picture">
                   <pic:nvPicPr>
-                    <pic:cNvPr id="0" name="" descr=""/>
+                    <pic:cNvPr id="0" name=""/>
                     <pic:cNvPicPr>
                       <a:picLocks noChangeAspect="1" noChangeArrowheads="1"/>
                     </pic:cNvPicPr>
                   </pic:nvPicPr>
                   <pic:blipFill>
-                    <a:blip r:embed="rId9" cstate="none"/>
+                    <a:blip r:embed="rId8"/>
                     <a:srcRect/>
                     <a:stretch>
                       <a:fillRect/>
@@ -947,42 +2472,55 @@
     <w:p>
       <w:pPr>
         <w:keepNext/>
-        <w:spacing w:after="200" w:before="60"/>
+        <w:spacing w:before="60" w:after="200"/>
         <w:jc w:val="center"/>
       </w:pPr>
       <w:r>
         <w:rPr>
-          <w:rFonts w:ascii="Times New Roman" w:cs="Times New Roman" w:eastAsia="Times New Roman" w:hAnsi="Times New Roman"/>
           <w:i/>
           <w:iCs/>
           <w:sz w:val="22"/>
           <w:szCs w:val="22"/>
         </w:rPr>
-        <w:t xml:space="preserve">Figure 2.1: Restaurant-wise orders (sns.countplot)</w:t>
-      </w:r>
-    </w:p>
-    <w:p>
-      <w:pPr>
-        <w:spacing w:after="120" w:line="360"/>
+        <w:t>Figure 2.1: Restaurant-wise orders (</w:t>
+      </w:r>
+      <w:proofErr w:type="spellStart"/>
+      <w:proofErr w:type="gramStart"/>
+      <w:r>
+        <w:rPr>
+          <w:i/>
+          <w:iCs/>
+          <w:sz w:val="22"/>
+          <w:szCs w:val="22"/>
+        </w:rPr>
+        <w:t>sns.countplot</w:t>
+      </w:r>
+      <w:proofErr w:type="spellEnd"/>
+      <w:proofErr w:type="gramEnd"/>
+      <w:r>
+        <w:rPr>
+          <w:i/>
+          <w:iCs/>
+          <w:sz w:val="22"/>
+          <w:szCs w:val="22"/>
+        </w:rPr>
+        <w:t>)</w:t>
+      </w:r>
+    </w:p>
+    <w:p>
+      <w:pPr>
+        <w:spacing w:after="120" w:line="360" w:lineRule="auto"/>
         <w:jc w:val="both"/>
       </w:pPr>
       <w:r>
         <w:rPr>
-          <w:rFonts w:ascii="Times New Roman" w:cs="Times New Roman" w:eastAsia="Times New Roman" w:hAnsi="Times New Roman"/>
           <w:b/>
           <w:bCs/>
-          <w:sz w:val="24"/>
-          <w:szCs w:val="24"/>
         </w:rPr>
         <w:t xml:space="preserve">Result: </w:t>
       </w:r>
       <w:r>
-        <w:rPr>
-          <w:rFonts w:ascii="Times New Roman" w:cs="Times New Roman" w:eastAsia="Times New Roman" w:hAnsi="Times New Roman"/>
-          <w:sz w:val="24"/>
-          <w:szCs w:val="24"/>
-        </w:rPr>
-        <w:t xml:space="preserve">Burger Hub, Healthy Bowl and Sweet Bites have the most orders (26 each); Pizza Point has the fewest (23).</w:t>
+        <w:t>Burger Hub, Healthy Bowl and Sweet Bites have the most orders (26 each); Pizza Point has the fewest (23).</w:t>
       </w:r>
     </w:p>
     <w:p>
@@ -992,11 +2530,14 @@
         <w:jc w:val="center"/>
       </w:pPr>
       <w:r>
+        <w:rPr>
+          <w:noProof/>
+        </w:rPr>
         <w:drawing>
-          <wp:inline distT="0" distB="0" distL="0" distR="0">
+          <wp:inline distT="0" distB="0" distL="0" distR="0" wp14:anchorId="23609827" wp14:editId="4BB9C91D">
             <wp:extent cx="3619500" cy="2066925"/>
-            <wp:effectExtent t="0" r="0" b="0" l="0"/>
-            <wp:docPr id="1" name="fig2.png" descr="fig2.png" title="fig2.png"/>
+            <wp:effectExtent l="0" t="0" r="0" b="0"/>
+            <wp:docPr id="1481973953" name="fig2.png" descr="fig2.png" title="fig2.png"/>
             <wp:cNvGraphicFramePr>
               <a:graphicFrameLocks xmlns:a="http://schemas.openxmlformats.org/drawingml/2006/main" noChangeAspect="1"/>
             </wp:cNvGraphicFramePr>
@@ -1004,13 +2545,13 @@
               <a:graphicData uri="http://schemas.openxmlformats.org/drawingml/2006/picture">
                 <pic:pic xmlns:pic="http://schemas.openxmlformats.org/drawingml/2006/picture">
                   <pic:nvPicPr>
-                    <pic:cNvPr id="0" name="" descr=""/>
+                    <pic:cNvPr id="0" name=""/>
                     <pic:cNvPicPr>
                       <a:picLocks noChangeAspect="1" noChangeArrowheads="1"/>
                     </pic:cNvPicPr>
                   </pic:nvPicPr>
                   <pic:blipFill>
-                    <a:blip r:embed="rId10" cstate="none"/>
+                    <a:blip r:embed="rId9"/>
                     <a:srcRect/>
                     <a:stretch>
                       <a:fillRect/>
@@ -1035,42 +2576,33 @@
     <w:p>
       <w:pPr>
         <w:keepNext/>
-        <w:spacing w:after="200" w:before="60"/>
+        <w:spacing w:before="60" w:after="200"/>
         <w:jc w:val="center"/>
       </w:pPr>
       <w:r>
         <w:rPr>
-          <w:rFonts w:ascii="Times New Roman" w:cs="Times New Roman" w:eastAsia="Times New Roman" w:hAnsi="Times New Roman"/>
           <w:i/>
           <w:iCs/>
           <w:sz w:val="22"/>
           <w:szCs w:val="22"/>
         </w:rPr>
-        <w:t xml:space="preserve">Figure 2.2: Orders by city (bar chart)</w:t>
-      </w:r>
-    </w:p>
-    <w:p>
-      <w:pPr>
-        <w:spacing w:after="120" w:line="360"/>
+        <w:t>Figure 2.2: Orders by city (bar chart)</w:t>
+      </w:r>
+    </w:p>
+    <w:p>
+      <w:pPr>
+        <w:spacing w:after="120" w:line="360" w:lineRule="auto"/>
         <w:jc w:val="both"/>
       </w:pPr>
       <w:r>
         <w:rPr>
-          <w:rFonts w:ascii="Times New Roman" w:cs="Times New Roman" w:eastAsia="Times New Roman" w:hAnsi="Times New Roman"/>
           <w:b/>
           <w:bCs/>
-          <w:sz w:val="24"/>
-          <w:szCs w:val="24"/>
         </w:rPr>
         <w:t xml:space="preserve">Result: </w:t>
       </w:r>
       <w:r>
-        <w:rPr>
-          <w:rFonts w:ascii="Times New Roman" w:cs="Times New Roman" w:eastAsia="Times New Roman" w:hAnsi="Times New Roman"/>
-          <w:sz w:val="24"/>
-          <w:szCs w:val="24"/>
-        </w:rPr>
-        <w:t xml:space="preserve">Mumbai leads with 34 orders; Kochi has the fewest with 17.</w:t>
+        <w:t>Mumbai leads with 34 orders; Kochi has the fewest with 17.</w:t>
       </w:r>
     </w:p>
     <w:p>
@@ -1080,11 +2612,15 @@
         <w:jc w:val="center"/>
       </w:pPr>
       <w:r>
+        <w:rPr>
+          <w:noProof/>
+        </w:rPr>
+        <w:lastRenderedPageBreak/>
         <w:drawing>
-          <wp:inline distT="0" distB="0" distL="0" distR="0">
+          <wp:inline distT="0" distB="0" distL="0" distR="0" wp14:anchorId="3165392C" wp14:editId="134F2C72">
             <wp:extent cx="3619500" cy="2066925"/>
-            <wp:effectExtent t="0" r="0" b="0" l="0"/>
-            <wp:docPr id="1" name="fig3.png" descr="fig3.png" title="fig3.png"/>
+            <wp:effectExtent l="0" t="0" r="0" b="0"/>
+            <wp:docPr id="480675193" name="fig3.png" descr="fig3.png" title="fig3.png"/>
             <wp:cNvGraphicFramePr>
               <a:graphicFrameLocks xmlns:a="http://schemas.openxmlformats.org/drawingml/2006/main" noChangeAspect="1"/>
             </wp:cNvGraphicFramePr>
@@ -1092,13 +2628,13 @@
               <a:graphicData uri="http://schemas.openxmlformats.org/drawingml/2006/picture">
                 <pic:pic xmlns:pic="http://schemas.openxmlformats.org/drawingml/2006/picture">
                   <pic:nvPicPr>
-                    <pic:cNvPr id="0" name="" descr=""/>
+                    <pic:cNvPr id="0" name=""/>
                     <pic:cNvPicPr>
                       <a:picLocks noChangeAspect="1" noChangeArrowheads="1"/>
                     </pic:cNvPicPr>
                   </pic:nvPicPr>
                   <pic:blipFill>
-                    <a:blip r:embed="rId11" cstate="none"/>
+                    <a:blip r:embed="rId10"/>
                     <a:srcRect/>
                     <a:stretch>
                       <a:fillRect/>
@@ -1123,42 +2659,33 @@
     <w:p>
       <w:pPr>
         <w:keepNext/>
-        <w:spacing w:after="200" w:before="60"/>
+        <w:spacing w:before="60" w:after="200"/>
         <w:jc w:val="center"/>
       </w:pPr>
       <w:r>
         <w:rPr>
-          <w:rFonts w:ascii="Times New Roman" w:cs="Times New Roman" w:eastAsia="Times New Roman" w:hAnsi="Times New Roman"/>
           <w:i/>
           <w:iCs/>
           <w:sz w:val="22"/>
           <w:szCs w:val="22"/>
         </w:rPr>
-        <w:t xml:space="preserve">Figure 2.3: Average final amount by cuisine</w:t>
-      </w:r>
-    </w:p>
-    <w:p>
-      <w:pPr>
-        <w:spacing w:after="120" w:line="360"/>
+        <w:t>Figure 2.3: Average final amount by cuisine</w:t>
+      </w:r>
+    </w:p>
+    <w:p>
+      <w:pPr>
+        <w:spacing w:after="120" w:line="360" w:lineRule="auto"/>
         <w:jc w:val="both"/>
       </w:pPr>
       <w:r>
         <w:rPr>
-          <w:rFonts w:ascii="Times New Roman" w:cs="Times New Roman" w:eastAsia="Times New Roman" w:hAnsi="Times New Roman"/>
           <w:b/>
           <w:bCs/>
-          <w:sz w:val="24"/>
-          <w:szCs w:val="24"/>
         </w:rPr>
         <w:t xml:space="preserve">Result: </w:t>
       </w:r>
       <w:r>
-        <w:rPr>
-          <w:rFonts w:ascii="Times New Roman" w:cs="Times New Roman" w:eastAsia="Times New Roman" w:hAnsi="Times New Roman"/>
-          <w:sz w:val="24"/>
-          <w:szCs w:val="24"/>
-        </w:rPr>
-        <w:t xml:space="preserve">Italian is highest (about ₹435); South Indian is lowest (about ₹109).</w:t>
+        <w:t>Italian is highest (about ₹435); South Indian is lowest (about ₹109).</w:t>
       </w:r>
     </w:p>
     <w:p>
@@ -1168,11 +2695,14 @@
         <w:jc w:val="center"/>
       </w:pPr>
       <w:r>
+        <w:rPr>
+          <w:noProof/>
+        </w:rPr>
         <w:drawing>
-          <wp:inline distT="0" distB="0" distL="0" distR="0">
+          <wp:inline distT="0" distB="0" distL="0" distR="0" wp14:anchorId="5F68D4A0" wp14:editId="53B1D557">
             <wp:extent cx="2857500" cy="2600325"/>
-            <wp:effectExtent t="0" r="0" b="0" l="0"/>
-            <wp:docPr id="1" name="fig4.png" descr="fig4.png" title="fig4.png"/>
+            <wp:effectExtent l="0" t="0" r="0" b="0"/>
+            <wp:docPr id="850229927" name="fig4.png" descr="fig4.png" title="fig4.png"/>
             <wp:cNvGraphicFramePr>
               <a:graphicFrameLocks xmlns:a="http://schemas.openxmlformats.org/drawingml/2006/main" noChangeAspect="1"/>
             </wp:cNvGraphicFramePr>
@@ -1180,13 +2710,13 @@
               <a:graphicData uri="http://schemas.openxmlformats.org/drawingml/2006/picture">
                 <pic:pic xmlns:pic="http://schemas.openxmlformats.org/drawingml/2006/picture">
                   <pic:nvPicPr>
-                    <pic:cNvPr id="0" name="" descr=""/>
+                    <pic:cNvPr id="0" name=""/>
                     <pic:cNvPicPr>
                       <a:picLocks noChangeAspect="1" noChangeArrowheads="1"/>
                     </pic:cNvPicPr>
                   </pic:nvPicPr>
                   <pic:blipFill>
-                    <a:blip r:embed="rId12" cstate="none"/>
+                    <a:blip r:embed="rId11"/>
                     <a:srcRect/>
                     <a:stretch>
                       <a:fillRect/>
@@ -1211,42 +2741,33 @@
     <w:p>
       <w:pPr>
         <w:keepNext/>
-        <w:spacing w:after="200" w:before="60"/>
+        <w:spacing w:before="60" w:after="200"/>
         <w:jc w:val="center"/>
       </w:pPr>
       <w:r>
         <w:rPr>
-          <w:rFonts w:ascii="Times New Roman" w:cs="Times New Roman" w:eastAsia="Times New Roman" w:hAnsi="Times New Roman"/>
           <w:i/>
           <w:iCs/>
           <w:sz w:val="22"/>
           <w:szCs w:val="22"/>
         </w:rPr>
-        <w:t xml:space="preserve">Figure 2.4: Orders by payment mode (pie chart)</w:t>
-      </w:r>
-    </w:p>
-    <w:p>
-      <w:pPr>
-        <w:spacing w:after="120" w:line="360"/>
+        <w:t>Figure 2.4: Orders by payment mode (pie chart)</w:t>
+      </w:r>
+    </w:p>
+    <w:p>
+      <w:pPr>
+        <w:spacing w:after="120" w:line="360" w:lineRule="auto"/>
         <w:jc w:val="both"/>
       </w:pPr>
       <w:r>
         <w:rPr>
-          <w:rFonts w:ascii="Times New Roman" w:cs="Times New Roman" w:eastAsia="Times New Roman" w:hAnsi="Times New Roman"/>
           <w:b/>
           <w:bCs/>
-          <w:sz w:val="24"/>
-          <w:szCs w:val="24"/>
         </w:rPr>
         <w:t xml:space="preserve">Result: </w:t>
       </w:r>
       <w:r>
-        <w:rPr>
-          <w:rFonts w:ascii="Times New Roman" w:cs="Times New Roman" w:eastAsia="Times New Roman" w:hAnsi="Times New Roman"/>
-          <w:sz w:val="24"/>
-          <w:szCs w:val="24"/>
-        </w:rPr>
-        <w:t xml:space="preserve">UPI 49%, Card 21.5%, Cash 15%, Wallet 14.5%.</w:t>
+        <w:t>UPI 49%, Card 21.5%, Cash 15%, Wallet 14.5%.</w:t>
       </w:r>
     </w:p>
     <w:p>
@@ -1256,11 +2777,14 @@
         <w:jc w:val="center"/>
       </w:pPr>
       <w:r>
+        <w:rPr>
+          <w:noProof/>
+        </w:rPr>
         <w:drawing>
-          <wp:inline distT="0" distB="0" distL="0" distR="0">
+          <wp:inline distT="0" distB="0" distL="0" distR="0" wp14:anchorId="685254ED" wp14:editId="3990FEA3">
             <wp:extent cx="3619500" cy="2066925"/>
-            <wp:effectExtent t="0" r="0" b="0" l="0"/>
-            <wp:docPr id="1" name="fig5.png" descr="fig5.png" title="fig5.png"/>
+            <wp:effectExtent l="0" t="0" r="0" b="0"/>
+            <wp:docPr id="314530605" name="fig5.png" descr="fig5.png" title="fig5.png"/>
             <wp:cNvGraphicFramePr>
               <a:graphicFrameLocks xmlns:a="http://schemas.openxmlformats.org/drawingml/2006/main" noChangeAspect="1"/>
             </wp:cNvGraphicFramePr>
@@ -1268,13 +2792,13 @@
               <a:graphicData uri="http://schemas.openxmlformats.org/drawingml/2006/picture">
                 <pic:pic xmlns:pic="http://schemas.openxmlformats.org/drawingml/2006/picture">
                   <pic:nvPicPr>
-                    <pic:cNvPr id="0" name="" descr=""/>
+                    <pic:cNvPr id="0" name=""/>
                     <pic:cNvPicPr>
                       <a:picLocks noChangeAspect="1" noChangeArrowheads="1"/>
                     </pic:cNvPicPr>
                   </pic:nvPicPr>
                   <pic:blipFill>
-                    <a:blip r:embed="rId13" cstate="none"/>
+                    <a:blip r:embed="rId12"/>
                     <a:srcRect/>
                     <a:stretch>
                       <a:fillRect/>
@@ -1299,42 +2823,33 @@
     <w:p>
       <w:pPr>
         <w:keepNext/>
-        <w:spacing w:after="200" w:before="60"/>
+        <w:spacing w:before="60" w:after="200"/>
         <w:jc w:val="center"/>
       </w:pPr>
       <w:r>
         <w:rPr>
-          <w:rFonts w:ascii="Times New Roman" w:cs="Times New Roman" w:eastAsia="Times New Roman" w:hAnsi="Times New Roman"/>
           <w:i/>
           <w:iCs/>
           <w:sz w:val="22"/>
           <w:szCs w:val="22"/>
         </w:rPr>
-        <w:t xml:space="preserve">Figure 2.5: Average customer rating by restaurant</w:t>
-      </w:r>
-    </w:p>
-    <w:p>
-      <w:pPr>
-        <w:spacing w:after="120" w:line="360"/>
+        <w:t>Figure 2.5: Average customer rating by restaurant</w:t>
+      </w:r>
+    </w:p>
+    <w:p>
+      <w:pPr>
+        <w:spacing w:after="120" w:line="360" w:lineRule="auto"/>
         <w:jc w:val="both"/>
       </w:pPr>
       <w:r>
         <w:rPr>
-          <w:rFonts w:ascii="Times New Roman" w:cs="Times New Roman" w:eastAsia="Times New Roman" w:hAnsi="Times New Roman"/>
           <w:b/>
           <w:bCs/>
-          <w:sz w:val="24"/>
-          <w:szCs w:val="24"/>
         </w:rPr>
         <w:t xml:space="preserve">Result: </w:t>
       </w:r>
       <w:r>
-        <w:rPr>
-          <w:rFonts w:ascii="Times New Roman" w:cs="Times New Roman" w:eastAsia="Times New Roman" w:hAnsi="Times New Roman"/>
-          <w:sz w:val="24"/>
-          <w:szCs w:val="24"/>
-        </w:rPr>
-        <w:t xml:space="preserve">Burger Hub is highest (4.48) and Wok Express lowest (4.33); all restaurants are close.</w:t>
+        <w:t>Burger Hub is highest (4.48) and Wok Express lowest (4.33); all restaurants are close.</w:t>
       </w:r>
     </w:p>
     <w:p>
@@ -1344,11 +2859,15 @@
         <w:jc w:val="center"/>
       </w:pPr>
       <w:r>
+        <w:rPr>
+          <w:noProof/>
+        </w:rPr>
+        <w:lastRenderedPageBreak/>
         <w:drawing>
-          <wp:inline distT="0" distB="0" distL="0" distR="0">
+          <wp:inline distT="0" distB="0" distL="0" distR="0" wp14:anchorId="0A857455" wp14:editId="3CCC8E70">
             <wp:extent cx="3619500" cy="2066925"/>
-            <wp:effectExtent t="0" r="0" b="0" l="0"/>
-            <wp:docPr id="1" name="fig6.png" descr="fig6.png" title="fig6.png"/>
+            <wp:effectExtent l="0" t="0" r="0" b="0"/>
+            <wp:docPr id="1125787148" name="fig6.png" descr="fig6.png" title="fig6.png"/>
             <wp:cNvGraphicFramePr>
               <a:graphicFrameLocks xmlns:a="http://schemas.openxmlformats.org/drawingml/2006/main" noChangeAspect="1"/>
             </wp:cNvGraphicFramePr>
@@ -1356,13 +2875,13 @@
               <a:graphicData uri="http://schemas.openxmlformats.org/drawingml/2006/picture">
                 <pic:pic xmlns:pic="http://schemas.openxmlformats.org/drawingml/2006/picture">
                   <pic:nvPicPr>
-                    <pic:cNvPr id="0" name="" descr=""/>
+                    <pic:cNvPr id="0" name=""/>
                     <pic:cNvPicPr>
                       <a:picLocks noChangeAspect="1" noChangeArrowheads="1"/>
                     </pic:cNvPicPr>
                   </pic:nvPicPr>
                   <pic:blipFill>
-                    <a:blip r:embed="rId14" cstate="none"/>
+                    <a:blip r:embed="rId13"/>
                     <a:srcRect/>
                     <a:stretch>
                       <a:fillRect/>
@@ -1387,42 +2906,33 @@
     <w:p>
       <w:pPr>
         <w:keepNext/>
-        <w:spacing w:after="200" w:before="60"/>
+        <w:spacing w:before="60" w:after="200"/>
         <w:jc w:val="center"/>
       </w:pPr>
       <w:r>
         <w:rPr>
-          <w:rFonts w:ascii="Times New Roman" w:cs="Times New Roman" w:eastAsia="Times New Roman" w:hAnsi="Times New Roman"/>
           <w:i/>
           <w:iCs/>
           <w:sz w:val="22"/>
           <w:szCs w:val="22"/>
         </w:rPr>
-        <w:t xml:space="preserve">Figure 2.6: Monthly order trend (line chart)</w:t>
-      </w:r>
-    </w:p>
-    <w:p>
-      <w:pPr>
-        <w:spacing w:after="120" w:line="360"/>
+        <w:t>Figure 2.6: Monthly order trend (line chart)</w:t>
+      </w:r>
+    </w:p>
+    <w:p>
+      <w:pPr>
+        <w:spacing w:after="120" w:line="360" w:lineRule="auto"/>
         <w:jc w:val="both"/>
       </w:pPr>
       <w:r>
         <w:rPr>
-          <w:rFonts w:ascii="Times New Roman" w:cs="Times New Roman" w:eastAsia="Times New Roman" w:hAnsi="Times New Roman"/>
           <w:b/>
           <w:bCs/>
-          <w:sz w:val="24"/>
-          <w:szCs w:val="24"/>
         </w:rPr>
         <w:t xml:space="preserve">Result: </w:t>
       </w:r>
       <w:r>
-        <w:rPr>
-          <w:rFonts w:ascii="Times New Roman" w:cs="Times New Roman" w:eastAsia="Times New Roman" w:hAnsi="Times New Roman"/>
-          <w:sz w:val="24"/>
-          <w:szCs w:val="24"/>
-        </w:rPr>
-        <w:t xml:space="preserve">Orders vary between 11 and 21 per month, with the highest in January and February and the lowest in November.</w:t>
+        <w:t>Orders vary between 11 and 21 per month, with the highest in January and February and the lowest in November.</w:t>
       </w:r>
     </w:p>
     <w:p>
@@ -1432,11 +2942,14 @@
         <w:jc w:val="center"/>
       </w:pPr>
       <w:r>
+        <w:rPr>
+          <w:noProof/>
+        </w:rPr>
         <w:drawing>
-          <wp:inline distT="0" distB="0" distL="0" distR="0">
+          <wp:inline distT="0" distB="0" distL="0" distR="0" wp14:anchorId="0E8122F3" wp14:editId="0B2689F7">
             <wp:extent cx="3619500" cy="2066925"/>
-            <wp:effectExtent t="0" r="0" b="0" l="0"/>
-            <wp:docPr id="1" name="fig7.png" descr="fig7.png" title="fig7.png"/>
+            <wp:effectExtent l="0" t="0" r="0" b="0"/>
+            <wp:docPr id="1036300016" name="fig7.png" descr="fig7.png" title="fig7.png"/>
             <wp:cNvGraphicFramePr>
               <a:graphicFrameLocks xmlns:a="http://schemas.openxmlformats.org/drawingml/2006/main" noChangeAspect="1"/>
             </wp:cNvGraphicFramePr>
@@ -1444,13 +2957,13 @@
               <a:graphicData uri="http://schemas.openxmlformats.org/drawingml/2006/picture">
                 <pic:pic xmlns:pic="http://schemas.openxmlformats.org/drawingml/2006/picture">
                   <pic:nvPicPr>
-                    <pic:cNvPr id="0" name="" descr=""/>
+                    <pic:cNvPr id="0" name=""/>
                     <pic:cNvPicPr>
                       <a:picLocks noChangeAspect="1" noChangeArrowheads="1"/>
                     </pic:cNvPicPr>
                   </pic:nvPicPr>
                   <pic:blipFill>
-                    <a:blip r:embed="rId15" cstate="none"/>
+                    <a:blip r:embed="rId14"/>
                     <a:srcRect/>
                     <a:stretch>
                       <a:fillRect/>
@@ -1475,42 +2988,33 @@
     <w:p>
       <w:pPr>
         <w:keepNext/>
-        <w:spacing w:after="200" w:before="60"/>
+        <w:spacing w:before="60" w:after="200"/>
         <w:jc w:val="center"/>
       </w:pPr>
       <w:r>
         <w:rPr>
-          <w:rFonts w:ascii="Times New Roman" w:cs="Times New Roman" w:eastAsia="Times New Roman" w:hAnsi="Times New Roman"/>
           <w:i/>
           <w:iCs/>
           <w:sz w:val="22"/>
           <w:szCs w:val="22"/>
         </w:rPr>
-        <w:t xml:space="preserve">Figure 2.7: Distance vs delivery time (scatter plot)</w:t>
-      </w:r>
-    </w:p>
-    <w:p>
-      <w:pPr>
-        <w:spacing w:after="120" w:line="360"/>
+        <w:t>Figure 2.7: Distance vs delivery time (scatter plot)</w:t>
+      </w:r>
+    </w:p>
+    <w:p>
+      <w:pPr>
+        <w:spacing w:after="120" w:line="360" w:lineRule="auto"/>
         <w:jc w:val="both"/>
       </w:pPr>
       <w:r>
         <w:rPr>
-          <w:rFonts w:ascii="Times New Roman" w:cs="Times New Roman" w:eastAsia="Times New Roman" w:hAnsi="Times New Roman"/>
           <w:b/>
           <w:bCs/>
-          <w:sz w:val="24"/>
-          <w:szCs w:val="24"/>
         </w:rPr>
         <w:t xml:space="preserve">Result: </w:t>
       </w:r>
       <w:r>
-        <w:rPr>
-          <w:rFonts w:ascii="Times New Roman" w:cs="Times New Roman" w:eastAsia="Times New Roman" w:hAnsi="Times New Roman"/>
-          <w:sz w:val="24"/>
-          <w:szCs w:val="24"/>
-        </w:rPr>
-        <w:t xml:space="preserve">Delivery time rises steadily with distance (correlation 0.82); very short trips take about 12 to 15 minutes.</w:t>
+        <w:t>Delivery time rises steadily with distance (correlation 0.82); very short trips take about 12 to 15 minutes.</w:t>
       </w:r>
     </w:p>
     <w:p>
@@ -1520,11 +3024,15 @@
         <w:jc w:val="center"/>
       </w:pPr>
       <w:r>
+        <w:rPr>
+          <w:noProof/>
+        </w:rPr>
+        <w:lastRenderedPageBreak/>
         <w:drawing>
-          <wp:inline distT="0" distB="0" distL="0" distR="0">
+          <wp:inline distT="0" distB="0" distL="0" distR="0" wp14:anchorId="6087795B" wp14:editId="484793D7">
             <wp:extent cx="3619500" cy="2581275"/>
-            <wp:effectExtent t="0" r="0" b="0" l="0"/>
-            <wp:docPr id="1" name="fig8.png" descr="fig8.png" title="fig8.png"/>
+            <wp:effectExtent l="0" t="0" r="0" b="0"/>
+            <wp:docPr id="520366107" name="fig8.png" descr="fig8.png" title="fig8.png"/>
             <wp:cNvGraphicFramePr>
               <a:graphicFrameLocks xmlns:a="http://schemas.openxmlformats.org/drawingml/2006/main" noChangeAspect="1"/>
             </wp:cNvGraphicFramePr>
@@ -1532,13 +3040,13 @@
               <a:graphicData uri="http://schemas.openxmlformats.org/drawingml/2006/picture">
                 <pic:pic xmlns:pic="http://schemas.openxmlformats.org/drawingml/2006/picture">
                   <pic:nvPicPr>
-                    <pic:cNvPr id="0" name="" descr=""/>
+                    <pic:cNvPr id="0" name=""/>
                     <pic:cNvPicPr>
                       <a:picLocks noChangeAspect="1" noChangeArrowheads="1"/>
                     </pic:cNvPicPr>
                   </pic:nvPicPr>
                   <pic:blipFill>
-                    <a:blip r:embed="rId16" cstate="none"/>
+                    <a:blip r:embed="rId15"/>
                     <a:srcRect/>
                     <a:stretch>
                       <a:fillRect/>
@@ -1563,56 +3071,79 @@
     <w:p>
       <w:pPr>
         <w:keepNext/>
-        <w:spacing w:after="200" w:before="60"/>
+        <w:spacing w:before="60" w:after="200"/>
         <w:jc w:val="center"/>
       </w:pPr>
       <w:r>
         <w:rPr>
-          <w:rFonts w:ascii="Times New Roman" w:cs="Times New Roman" w:eastAsia="Times New Roman" w:hAnsi="Times New Roman"/>
           <w:i/>
           <w:iCs/>
           <w:sz w:val="22"/>
           <w:szCs w:val="22"/>
         </w:rPr>
-        <w:t xml:space="preserve">Figure 2.8: Correlation heatmap</w:t>
-      </w:r>
-    </w:p>
-    <w:p>
-      <w:pPr>
-        <w:spacing w:after="120" w:line="360"/>
+        <w:t>Figure 2.8: Correlation heatmap</w:t>
+      </w:r>
+    </w:p>
+    <w:p>
+      <w:pPr>
+        <w:spacing w:after="120" w:line="360" w:lineRule="auto"/>
         <w:jc w:val="both"/>
       </w:pPr>
       <w:r>
         <w:rPr>
-          <w:rFonts w:ascii="Times New Roman" w:cs="Times New Roman" w:eastAsia="Times New Roman" w:hAnsi="Times New Roman"/>
           <w:b/>
           <w:bCs/>
-          <w:sz w:val="24"/>
-          <w:szCs w:val="24"/>
         </w:rPr>
         <w:t xml:space="preserve">Result: </w:t>
       </w:r>
-      <w:r>
-        <w:rPr>
-          <w:rFonts w:ascii="Times New Roman" w:cs="Times New Roman" w:eastAsia="Times New Roman" w:hAnsi="Times New Roman"/>
-          <w:sz w:val="24"/>
-          <w:szCs w:val="24"/>
-        </w:rPr>
-        <w:t xml:space="preserve">Order_Value_INR and Final_Amount are strongly related (0.98) and Distance_KM and Delivery_Time_Min are strongly related (0.82). Customer_Rating falls slightly as distance and delivery time increase (about -0.4); other pairs are weak.</w:t>
-      </w:r>
-    </w:p>
-    <w:p>
-      <w:pPr>
-        <w:spacing w:after="120" w:line="360"/>
+      <w:proofErr w:type="spellStart"/>
+      <w:r>
+        <w:t>Order_Value_INR</w:t>
+      </w:r>
+      <w:proofErr w:type="spellEnd"/>
+      <w:r>
+        <w:t xml:space="preserve"> and </w:t>
+      </w:r>
+      <w:proofErr w:type="spellStart"/>
+      <w:r>
+        <w:t>Final_Amount</w:t>
+      </w:r>
+      <w:proofErr w:type="spellEnd"/>
+      <w:r>
+        <w:t xml:space="preserve"> are strongly related (0.98) and </w:t>
+      </w:r>
+      <w:proofErr w:type="spellStart"/>
+      <w:r>
+        <w:t>Distance_KM</w:t>
+      </w:r>
+      <w:proofErr w:type="spellEnd"/>
+      <w:r>
+        <w:t xml:space="preserve"> and </w:t>
+      </w:r>
+      <w:proofErr w:type="spellStart"/>
+      <w:r>
+        <w:t>Delivery_Time_Min</w:t>
+      </w:r>
+      <w:proofErr w:type="spellEnd"/>
+      <w:r>
+        <w:t xml:space="preserve"> are strongly related (0.82). </w:t>
+      </w:r>
+      <w:proofErr w:type="spellStart"/>
+      <w:r>
+        <w:t>Customer_Rating</w:t>
+      </w:r>
+      <w:proofErr w:type="spellEnd"/>
+      <w:r>
+        <w:t xml:space="preserve"> falls slightly as distance and delivery time increase (about -0.4); other pairs are weak.</w:t>
+      </w:r>
+    </w:p>
+    <w:p>
+      <w:pPr>
+        <w:spacing w:after="120" w:line="360" w:lineRule="auto"/>
         <w:jc w:val="both"/>
       </w:pPr>
       <w:r>
-        <w:rPr>
-          <w:rFonts w:ascii="Times New Roman" w:cs="Times New Roman" w:eastAsia="Times New Roman" w:hAnsi="Times New Roman"/>
-          <w:sz w:val="24"/>
-          <w:szCs w:val="24"/>
-        </w:rPr>
-        <w:t xml:space="preserve">Overall, orders are spread fairly evenly across restaurants and cities, UPI is the preferred way to pay, and longer delivery distance means longer waiting time and slightly lower customer ratings.</w:t>
+        <w:t>Overall, orders are spread fairly evenly across restaurants and cities, UPI is the preferred way to pay, and longer delivery distance means longer waiting time and slightly lower customer ratings.</w:t>
       </w:r>
     </w:p>
     <w:p>
@@ -1623,62 +3154,61 @@
     <w:p>
       <w:pPr>
         <w:pStyle w:val="Heading1"/>
-        <w:spacing w:after="160" w:before="240"/>
-      </w:pPr>
-      <w:r>
-        <w:rPr>
-          <w:rFonts w:ascii="Times New Roman" w:cs="Times New Roman" w:eastAsia="Times New Roman" w:hAnsi="Times New Roman"/>
-          <w:b/>
-          <w:bCs/>
-          <w:sz w:val="26"/>
-          <w:szCs w:val="26"/>
-        </w:rPr>
-        <w:t xml:space="preserve">3. Power BI Dashboard</w:t>
-      </w:r>
-    </w:p>
-    <w:p>
-      <w:pPr>
-        <w:spacing w:after="120" w:line="360"/>
+      </w:pPr>
+      <w:r>
+        <w:lastRenderedPageBreak/>
+        <w:t>3. Power BI Dashboard</w:t>
+      </w:r>
+    </w:p>
+    <w:p>
+      <w:pPr>
+        <w:spacing w:after="120" w:line="360" w:lineRule="auto"/>
         <w:jc w:val="both"/>
       </w:pPr>
       <w:r>
-        <w:rPr>
-          <w:rFonts w:ascii="Times New Roman" w:cs="Times New Roman" w:eastAsia="Times New Roman" w:hAnsi="Times New Roman"/>
-          <w:sz w:val="24"/>
-          <w:szCs w:val="24"/>
-        </w:rPr>
-        <w:t xml:space="preserve">Power BI was used to build a one-page interactive dashboard from the cleaned food orders data (Cleaned_Food_Orders.csv).</w:t>
+        <w:t>Power BI was used to build a one-page interactive dashboard from the cleaned food orders data (Cleaned_Food_Orders.csv).</w:t>
       </w:r>
     </w:p>
     <w:tbl>
       <w:tblPr>
-        <w:tblW w:type="dxa" w:w="9026"/>
+        <w:tblW w:w="9026" w:type="dxa"/>
         <w:tblBorders>
-          <w:top w:val="single" w:color="auto" w:sz="4"/>
-          <w:left w:val="single" w:color="auto" w:sz="4"/>
-          <w:bottom w:val="single" w:color="auto" w:sz="4"/>
-          <w:right w:val="single" w:color="auto" w:sz="4"/>
-          <w:insideH w:val="single" w:color="auto" w:sz="4"/>
-          <w:insideV w:val="single" w:color="auto" w:sz="4"/>
+          <w:top w:val="single" w:sz="4" w:space="0" w:color="auto"/>
+          <w:left w:val="single" w:sz="4" w:space="0" w:color="auto"/>
+          <w:bottom w:val="single" w:sz="4" w:space="0" w:color="auto"/>
+          <w:right w:val="single" w:sz="4" w:space="0" w:color="auto"/>
+          <w:insideH w:val="single" w:sz="4" w:space="0" w:color="auto"/>
+          <w:insideV w:val="single" w:sz="4" w:space="0" w:color="auto"/>
         </w:tblBorders>
+        <w:tblCellMar>
+          <w:left w:w="10" w:type="dxa"/>
+          <w:right w:w="10" w:type="dxa"/>
+        </w:tblCellMar>
+        <w:tblLook w:val="0000" w:firstRow="0" w:lastRow="0" w:firstColumn="0" w:lastColumn="0" w:noHBand="0" w:noVBand="0"/>
       </w:tblPr>
       <w:tblGrid>
         <w:gridCol w:w="9026"/>
       </w:tblGrid>
       <w:tr>
+        <w:tblPrEx>
+          <w:tblCellMar>
+            <w:top w:w="0" w:type="dxa"/>
+            <w:bottom w:w="0" w:type="dxa"/>
+          </w:tblCellMar>
+        </w:tblPrEx>
         <w:trPr>
-          <w:trHeight w:val="4200" w:hRule="atLeast"/>
+          <w:trHeight w:val="4200"/>
         </w:trPr>
         <w:tc>
           <w:tcPr>
-            <w:tcW w:type="dxa" w:w="9026"/>
+            <w:tcW w:w="9026" w:type="dxa"/>
             <w:tcBorders>
-              <w:top w:val="dashed" w:color="888888" w:sz="6"/>
-              <w:left w:val="dashed" w:color="888888" w:sz="6"/>
-              <w:bottom w:val="dashed" w:color="888888" w:sz="6"/>
-              <w:right w:val="dashed" w:color="888888" w:sz="6"/>
+              <w:top w:val="dashed" w:sz="6" w:space="0" w:color="888888"/>
+              <w:left w:val="dashed" w:sz="6" w:space="0" w:color="888888"/>
+              <w:bottom w:val="dashed" w:sz="6" w:space="0" w:color="888888"/>
+              <w:right w:val="dashed" w:sz="6" w:space="0" w:color="888888"/>
             </w:tcBorders>
-            <w:shd w:fill="FAFAFA" w:val="clear"/>
+            <w:shd w:val="clear" w:color="auto" w:fill="FAFAFA"/>
             <w:vAlign w:val="center"/>
           </w:tcPr>
           <w:p>
@@ -1687,15 +3217,26 @@
             </w:pPr>
             <w:r>
               <w:rPr>
-                <w:rFonts w:ascii="Times New Roman" w:cs="Times New Roman" w:eastAsia="Times New Roman" w:hAnsi="Times New Roman"/>
                 <w:i/>
                 <w:iCs/>
                 <w:color w:val="666666"/>
                 <w:sz w:val="22"/>
                 <w:szCs w:val="22"/>
               </w:rPr>
-              <w:t xml:space="preserve">[ Insert Power BI dashboard screenshot here ]</w:t>
+              <w:t xml:space="preserve">[ Insert Power BI dashboard screenshot </w:t>
             </w:r>
+            <w:proofErr w:type="gramStart"/>
+            <w:r>
+              <w:rPr>
+                <w:i/>
+                <w:iCs/>
+                <w:color w:val="666666"/>
+                <w:sz w:val="22"/>
+                <w:szCs w:val="22"/>
+              </w:rPr>
+              <w:t>here ]</w:t>
+            </w:r>
+            <w:proofErr w:type="gramEnd"/>
           </w:p>
         </w:tc>
       </w:tr>
@@ -1703,18 +3244,17 @@
     <w:p>
       <w:pPr>
         <w:keepNext/>
-        <w:spacing w:after="200" w:before="60"/>
+        <w:spacing w:before="60" w:after="200"/>
         <w:jc w:val="center"/>
       </w:pPr>
       <w:r>
         <w:rPr>
-          <w:rFonts w:ascii="Times New Roman" w:cs="Times New Roman" w:eastAsia="Times New Roman" w:hAnsi="Times New Roman"/>
           <w:i/>
           <w:iCs/>
           <w:sz w:val="22"/>
           <w:szCs w:val="22"/>
         </w:rPr>
-        <w:t xml:space="preserve">Figure 3.1: Food Orders Dashboard in Power BI</w:t>
+        <w:t>Figure 3.1: Food Orders Dashboard in Power BI</w:t>
       </w:r>
     </w:p>
     <w:p>
@@ -1724,26 +3264,42 @@
           <w:ilvl w:val="0"/>
           <w:numId w:val="2"/>
         </w:numPr>
-        <w:spacing w:after="100" w:line="340"/>
+        <w:spacing w:after="100" w:line="340" w:lineRule="auto"/>
         <w:jc w:val="both"/>
       </w:pPr>
       <w:r>
         <w:rPr>
-          <w:rFonts w:ascii="Times New Roman" w:cs="Times New Roman" w:eastAsia="Times New Roman" w:hAnsi="Times New Roman"/>
           <w:b/>
           <w:bCs/>
-          <w:sz w:val="24"/>
-          <w:szCs w:val="24"/>
         </w:rPr>
         <w:t xml:space="preserve">Slicers: </w:t>
       </w:r>
       <w:r>
-        <w:rPr>
-          <w:rFonts w:ascii="Times New Roman" w:cs="Times New Roman" w:eastAsia="Times New Roman" w:hAnsi="Times New Roman"/>
-          <w:sz w:val="24"/>
-          <w:szCs w:val="24"/>
-        </w:rPr>
-        <w:t xml:space="preserve">City, Cuisine, Payment_Mode and Restaurant filter the whole page; a Order_Month slicer is placed at the top.</w:t>
+        <w:t xml:space="preserve">City, Cuisine, </w:t>
+      </w:r>
+      <w:proofErr w:type="spellStart"/>
+      <w:r>
+        <w:t>Payment_Mode</w:t>
+      </w:r>
+      <w:proofErr w:type="spellEnd"/>
+      <w:r>
+        <w:t xml:space="preserve"> and Restaurant filter the whole page; </w:t>
+      </w:r>
+      <w:proofErr w:type="gramStart"/>
+      <w:r>
+        <w:t>a</w:t>
+      </w:r>
+      <w:proofErr w:type="gramEnd"/>
+      <w:r>
+        <w:t xml:space="preserve"> </w:t>
+      </w:r>
+      <w:proofErr w:type="spellStart"/>
+      <w:r>
+        <w:t>Order_Month</w:t>
+      </w:r>
+      <w:proofErr w:type="spellEnd"/>
+      <w:r>
+        <w:t xml:space="preserve"> slicer is placed at the top.</w:t>
       </w:r>
     </w:p>
     <w:p>
@@ -1753,26 +3309,18 @@
           <w:ilvl w:val="0"/>
           <w:numId w:val="2"/>
         </w:numPr>
-        <w:spacing w:after="100" w:line="340"/>
+        <w:spacing w:after="100" w:line="340" w:lineRule="auto"/>
         <w:jc w:val="both"/>
       </w:pPr>
       <w:r>
         <w:rPr>
-          <w:rFonts w:ascii="Times New Roman" w:cs="Times New Roman" w:eastAsia="Times New Roman" w:hAnsi="Times New Roman"/>
           <w:b/>
           <w:bCs/>
-          <w:sz w:val="24"/>
-          <w:szCs w:val="24"/>
         </w:rPr>
         <w:t xml:space="preserve">KPI cards: </w:t>
       </w:r>
       <w:r>
-        <w:rPr>
-          <w:rFonts w:ascii="Times New Roman" w:cs="Times New Roman" w:eastAsia="Times New Roman" w:hAnsi="Times New Roman"/>
-          <w:sz w:val="24"/>
-          <w:szCs w:val="24"/>
-        </w:rPr>
-        <w:t xml:space="preserve">Total Final Amount ₹54.4K, Orders 200, Total Discount ₹5.4K and Avg. Rating 4.43.</w:t>
+        <w:t>Total Final Amount ₹54.4K, Orders 200, Total Discount ₹5.4K and Avg. Rating 4.43.</w:t>
       </w:r>
     </w:p>
     <w:p>
@@ -1782,26 +3330,18 @@
           <w:ilvl w:val="0"/>
           <w:numId w:val="2"/>
         </w:numPr>
-        <w:spacing w:after="100" w:line="340"/>
+        <w:spacing w:after="100" w:line="340" w:lineRule="auto"/>
         <w:jc w:val="both"/>
       </w:pPr>
       <w:r>
         <w:rPr>
-          <w:rFonts w:ascii="Times New Roman" w:cs="Times New Roman" w:eastAsia="Times New Roman" w:hAnsi="Times New Roman"/>
           <w:b/>
           <w:bCs/>
-          <w:sz w:val="24"/>
-          <w:szCs w:val="24"/>
         </w:rPr>
         <w:t xml:space="preserve">Charts: </w:t>
       </w:r>
       <w:r>
-        <w:rPr>
-          <w:rFonts w:ascii="Times New Roman" w:cs="Times New Roman" w:eastAsia="Times New Roman" w:hAnsi="Times New Roman"/>
-          <w:sz w:val="24"/>
-          <w:szCs w:val="24"/>
-        </w:rPr>
-        <w:t xml:space="preserve">a donut chart of orders by payment mode, final amount by restaurant, final amount by city, a map of cities, and orders by month name.</w:t>
+        <w:t>a donut chart of orders by payment mode, final amount by restaurant, final amount by city, a map of cities, and orders by month name.</w:t>
       </w:r>
     </w:p>
     <w:p>
@@ -1811,26 +3351,18 @@
           <w:ilvl w:val="0"/>
           <w:numId w:val="2"/>
         </w:numPr>
-        <w:spacing w:after="100" w:line="340"/>
+        <w:spacing w:after="100" w:line="340" w:lineRule="auto"/>
         <w:jc w:val="both"/>
       </w:pPr>
       <w:r>
         <w:rPr>
-          <w:rFonts w:ascii="Times New Roman" w:cs="Times New Roman" w:eastAsia="Times New Roman" w:hAnsi="Times New Roman"/>
           <w:b/>
           <w:bCs/>
-          <w:sz w:val="24"/>
-          <w:szCs w:val="24"/>
         </w:rPr>
         <w:t xml:space="preserve">Insights: </w:t>
       </w:r>
       <w:r>
-        <w:rPr>
-          <w:rFonts w:ascii="Times New Roman" w:cs="Times New Roman" w:eastAsia="Times New Roman" w:hAnsi="Times New Roman"/>
-          <w:sz w:val="24"/>
-          <w:szCs w:val="24"/>
-        </w:rPr>
-        <w:t xml:space="preserve">Mumbai leads in sales (about ₹11.2K), followed by Chennai (₹8K) and Coimbatore (₹7.5K); Pizza Point (₹10K) and Spice Garden (₹9.7K) lead among restaurants.</w:t>
+        <w:t>Mumbai leads in sales (about ₹11.2K), followed by Chennai (₹8K) and Coimbatore (₹7.5K); Pizza Point (₹10K) and Spice Garden (₹9.7K) lead among restaurants.</w:t>
       </w:r>
     </w:p>
     <w:p>
@@ -1840,26 +3372,18 @@
           <w:ilvl w:val="0"/>
           <w:numId w:val="2"/>
         </w:numPr>
-        <w:spacing w:after="100" w:line="340"/>
+        <w:spacing w:after="100" w:line="340" w:lineRule="auto"/>
         <w:jc w:val="both"/>
       </w:pPr>
       <w:r>
         <w:rPr>
-          <w:rFonts w:ascii="Times New Roman" w:cs="Times New Roman" w:eastAsia="Times New Roman" w:hAnsi="Times New Roman"/>
           <w:b/>
           <w:bCs/>
-          <w:sz w:val="24"/>
-          <w:szCs w:val="24"/>
         </w:rPr>
         <w:t xml:space="preserve">Note: </w:t>
       </w:r>
       <w:r>
-        <w:rPr>
-          <w:rFonts w:ascii="Times New Roman" w:cs="Times New Roman" w:eastAsia="Times New Roman" w:hAnsi="Times New Roman"/>
-          <w:sz w:val="24"/>
-          <w:szCs w:val="24"/>
-        </w:rPr>
-        <w:t xml:space="preserve">the month chart should be sorted by month number and not by value, so that it appears in calendar order.</w:t>
+        <w:t>the month chart should be sorted by month number and not by value, so that it appears in calendar order.</w:t>
       </w:r>
     </w:p>
     <w:p>
@@ -1870,62 +3394,61 @@
     <w:p>
       <w:pPr>
         <w:pStyle w:val="Heading1"/>
-        <w:spacing w:after="160" w:before="240"/>
-      </w:pPr>
-      <w:r>
-        <w:rPr>
-          <w:rFonts w:ascii="Times New Roman" w:cs="Times New Roman" w:eastAsia="Times New Roman" w:hAnsi="Times New Roman"/>
-          <w:b/>
-          <w:bCs/>
-          <w:sz w:val="26"/>
-          <w:szCs w:val="26"/>
-        </w:rPr>
-        <w:t xml:space="preserve">4. Tableau Dashboard</w:t>
-      </w:r>
-    </w:p>
-    <w:p>
-      <w:pPr>
-        <w:spacing w:after="120" w:line="360"/>
+      </w:pPr>
+      <w:r>
+        <w:lastRenderedPageBreak/>
+        <w:t>4. Tableau Dashboard</w:t>
+      </w:r>
+    </w:p>
+    <w:p>
+      <w:pPr>
+        <w:spacing w:after="120" w:line="360" w:lineRule="auto"/>
         <w:jc w:val="both"/>
       </w:pPr>
       <w:r>
-        <w:rPr>
-          <w:rFonts w:ascii="Times New Roman" w:cs="Times New Roman" w:eastAsia="Times New Roman" w:hAnsi="Times New Roman"/>
-          <w:sz w:val="24"/>
-          <w:szCs w:val="24"/>
-        </w:rPr>
-        <w:t xml:space="preserve">Tableau was used to build the “Food Delivery Performance &amp; Business Insights Dashboard” from the same cleaned data.</w:t>
+        <w:t>Tableau was used to build the “Food Delivery Performance &amp; Business Insights Dashboard” from the same cleaned data.</w:t>
       </w:r>
     </w:p>
     <w:tbl>
       <w:tblPr>
-        <w:tblW w:type="dxa" w:w="9026"/>
+        <w:tblW w:w="9026" w:type="dxa"/>
         <w:tblBorders>
-          <w:top w:val="single" w:color="auto" w:sz="4"/>
-          <w:left w:val="single" w:color="auto" w:sz="4"/>
-          <w:bottom w:val="single" w:color="auto" w:sz="4"/>
-          <w:right w:val="single" w:color="auto" w:sz="4"/>
-          <w:insideH w:val="single" w:color="auto" w:sz="4"/>
-          <w:insideV w:val="single" w:color="auto" w:sz="4"/>
+          <w:top w:val="single" w:sz="4" w:space="0" w:color="auto"/>
+          <w:left w:val="single" w:sz="4" w:space="0" w:color="auto"/>
+          <w:bottom w:val="single" w:sz="4" w:space="0" w:color="auto"/>
+          <w:right w:val="single" w:sz="4" w:space="0" w:color="auto"/>
+          <w:insideH w:val="single" w:sz="4" w:space="0" w:color="auto"/>
+          <w:insideV w:val="single" w:sz="4" w:space="0" w:color="auto"/>
         </w:tblBorders>
+        <w:tblCellMar>
+          <w:left w:w="10" w:type="dxa"/>
+          <w:right w:w="10" w:type="dxa"/>
+        </w:tblCellMar>
+        <w:tblLook w:val="0000" w:firstRow="0" w:lastRow="0" w:firstColumn="0" w:lastColumn="0" w:noHBand="0" w:noVBand="0"/>
       </w:tblPr>
       <w:tblGrid>
         <w:gridCol w:w="9026"/>
       </w:tblGrid>
       <w:tr>
+        <w:tblPrEx>
+          <w:tblCellMar>
+            <w:top w:w="0" w:type="dxa"/>
+            <w:bottom w:w="0" w:type="dxa"/>
+          </w:tblCellMar>
+        </w:tblPrEx>
         <w:trPr>
-          <w:trHeight w:val="4200" w:hRule="atLeast"/>
+          <w:trHeight w:val="4200"/>
         </w:trPr>
         <w:tc>
           <w:tcPr>
-            <w:tcW w:type="dxa" w:w="9026"/>
+            <w:tcW w:w="9026" w:type="dxa"/>
             <w:tcBorders>
-              <w:top w:val="dashed" w:color="888888" w:sz="6"/>
-              <w:left w:val="dashed" w:color="888888" w:sz="6"/>
-              <w:bottom w:val="dashed" w:color="888888" w:sz="6"/>
-              <w:right w:val="dashed" w:color="888888" w:sz="6"/>
+              <w:top w:val="dashed" w:sz="6" w:space="0" w:color="888888"/>
+              <w:left w:val="dashed" w:sz="6" w:space="0" w:color="888888"/>
+              <w:bottom w:val="dashed" w:sz="6" w:space="0" w:color="888888"/>
+              <w:right w:val="dashed" w:sz="6" w:space="0" w:color="888888"/>
             </w:tcBorders>
-            <w:shd w:fill="FAFAFA" w:val="clear"/>
+            <w:shd w:val="clear" w:color="auto" w:fill="FAFAFA"/>
             <w:vAlign w:val="center"/>
           </w:tcPr>
           <w:p>
@@ -1934,15 +3457,26 @@
             </w:pPr>
             <w:r>
               <w:rPr>
-                <w:rFonts w:ascii="Times New Roman" w:cs="Times New Roman" w:eastAsia="Times New Roman" w:hAnsi="Times New Roman"/>
                 <w:i/>
                 <w:iCs/>
                 <w:color w:val="666666"/>
                 <w:sz w:val="22"/>
                 <w:szCs w:val="22"/>
               </w:rPr>
-              <w:t xml:space="preserve">[ Insert Tableau dashboard screenshot here ]</w:t>
+              <w:t xml:space="preserve">[ Insert Tableau dashboard screenshot </w:t>
             </w:r>
+            <w:proofErr w:type="gramStart"/>
+            <w:r>
+              <w:rPr>
+                <w:i/>
+                <w:iCs/>
+                <w:color w:val="666666"/>
+                <w:sz w:val="22"/>
+                <w:szCs w:val="22"/>
+              </w:rPr>
+              <w:t>here ]</w:t>
+            </w:r>
+            <w:proofErr w:type="gramEnd"/>
           </w:p>
         </w:tc>
       </w:tr>
@@ -1950,18 +3484,17 @@
     <w:p>
       <w:pPr>
         <w:keepNext/>
-        <w:spacing w:after="200" w:before="60"/>
+        <w:spacing w:before="60" w:after="200"/>
         <w:jc w:val="center"/>
       </w:pPr>
       <w:r>
         <w:rPr>
-          <w:rFonts w:ascii="Times New Roman" w:cs="Times New Roman" w:eastAsia="Times New Roman" w:hAnsi="Times New Roman"/>
           <w:i/>
           <w:iCs/>
           <w:sz w:val="22"/>
           <w:szCs w:val="22"/>
         </w:rPr>
-        <w:t xml:space="preserve">Figure 4.1: Food Orders Dashboard in Tableau</w:t>
+        <w:t>Figure 4.1: Food Orders Dashboard in Tableau</w:t>
       </w:r>
     </w:p>
     <w:p>
@@ -1971,26 +3504,18 @@
           <w:ilvl w:val="0"/>
           <w:numId w:val="2"/>
         </w:numPr>
-        <w:spacing w:after="100" w:line="340"/>
+        <w:spacing w:after="100" w:line="340" w:lineRule="auto"/>
         <w:jc w:val="both"/>
       </w:pPr>
       <w:r>
         <w:rPr>
-          <w:rFonts w:ascii="Times New Roman" w:cs="Times New Roman" w:eastAsia="Times New Roman" w:hAnsi="Times New Roman"/>
           <w:b/>
           <w:bCs/>
-          <w:sz w:val="24"/>
-          <w:szCs w:val="24"/>
         </w:rPr>
         <w:t xml:space="preserve">Filters: </w:t>
       </w:r>
       <w:r>
-        <w:rPr>
-          <w:rFonts w:ascii="Times New Roman" w:cs="Times New Roman" w:eastAsia="Times New Roman" w:hAnsi="Times New Roman"/>
-          <w:sz w:val="24"/>
-          <w:szCs w:val="24"/>
-        </w:rPr>
-        <w:t xml:space="preserve">City, Restaurant, Cuisine and Payment Mode check lists, and an Order Month slider (January–December).</w:t>
+        <w:t>City, Restaurant, Cuisine and Payment Mode check lists, and an Order Month slider (January–December).</w:t>
       </w:r>
     </w:p>
     <w:p>
@@ -2000,26 +3525,18 @@
           <w:ilvl w:val="0"/>
           <w:numId w:val="2"/>
         </w:numPr>
-        <w:spacing w:after="100" w:line="340"/>
+        <w:spacing w:after="100" w:line="340" w:lineRule="auto"/>
         <w:jc w:val="both"/>
       </w:pPr>
       <w:r>
         <w:rPr>
-          <w:rFonts w:ascii="Times New Roman" w:cs="Times New Roman" w:eastAsia="Times New Roman" w:hAnsi="Times New Roman"/>
           <w:b/>
           <w:bCs/>
-          <w:sz w:val="24"/>
-          <w:szCs w:val="24"/>
         </w:rPr>
         <w:t xml:space="preserve">KPIs: </w:t>
       </w:r>
       <w:r>
-        <w:rPr>
-          <w:rFonts w:ascii="Times New Roman" w:cs="Times New Roman" w:eastAsia="Times New Roman" w:hAnsi="Times New Roman"/>
-          <w:sz w:val="24"/>
-          <w:szCs w:val="24"/>
-        </w:rPr>
-        <w:t xml:space="preserve">Total Sales ₹54,412, Orders 200, Average Order Value ₹272 and Average Delivery Time 24.2 minutes.</w:t>
+        <w:t>Total Sales ₹54,412, Orders 200, Average Order Value ₹272 and Average Delivery Time 24.2 minutes.</w:t>
       </w:r>
     </w:p>
     <w:p>
@@ -2029,26 +3546,18 @@
           <w:ilvl w:val="0"/>
           <w:numId w:val="2"/>
         </w:numPr>
-        <w:spacing w:after="100" w:line="340"/>
+        <w:spacing w:after="100" w:line="340" w:lineRule="auto"/>
         <w:jc w:val="both"/>
       </w:pPr>
       <w:r>
         <w:rPr>
-          <w:rFonts w:ascii="Times New Roman" w:cs="Times New Roman" w:eastAsia="Times New Roman" w:hAnsi="Times New Roman"/>
           <w:b/>
           <w:bCs/>
-          <w:sz w:val="24"/>
-          <w:szCs w:val="24"/>
         </w:rPr>
         <w:t xml:space="preserve">Charts: </w:t>
       </w:r>
       <w:r>
-        <w:rPr>
-          <w:rFonts w:ascii="Times New Roman" w:cs="Times New Roman" w:eastAsia="Times New Roman" w:hAnsi="Times New Roman"/>
-          <w:sz w:val="24"/>
-          <w:szCs w:val="24"/>
-        </w:rPr>
-        <w:t xml:space="preserve">monthly sales trend, sales by cuisine (pie), orders by order type (donut), India map of cities, and sales by city (bar).</w:t>
+        <w:t>monthly sales trend, sales by cuisine (pie), orders by order type (donut), India map of cities, and sales by city (bar).</w:t>
       </w:r>
     </w:p>
     <w:p>
@@ -2058,26 +3567,18 @@
           <w:ilvl w:val="0"/>
           <w:numId w:val="2"/>
         </w:numPr>
-        <w:spacing w:after="100" w:line="340"/>
+        <w:spacing w:after="100" w:line="340" w:lineRule="auto"/>
         <w:jc w:val="both"/>
       </w:pPr>
       <w:r>
         <w:rPr>
-          <w:rFonts w:ascii="Times New Roman" w:cs="Times New Roman" w:eastAsia="Times New Roman" w:hAnsi="Times New Roman"/>
           <w:b/>
           <w:bCs/>
-          <w:sz w:val="24"/>
-          <w:szCs w:val="24"/>
         </w:rPr>
         <w:t xml:space="preserve">Insights: </w:t>
       </w:r>
       <w:r>
-        <w:rPr>
-          <w:rFonts w:ascii="Times New Roman" w:cs="Times New Roman" w:eastAsia="Times New Roman" w:hAnsi="Times New Roman"/>
-          <w:sz w:val="24"/>
-          <w:szCs w:val="24"/>
-        </w:rPr>
-        <w:t xml:space="preserve">Mumbai has the highest sales and Delhi the lowest; Italian (₹10K) and North Indian (₹9.7K) are the largest cuisines; delivery orders (144) are far more than takeaway orders (56).</w:t>
+        <w:t>Mumbai has the highest sales and Delhi the lowest; Italian (₹10K) and North Indian (₹9.7K) are the largest cuisines; delivery orders (144) are far more than takeaway orders (56).</w:t>
       </w:r>
     </w:p>
     <w:p>
@@ -2088,47 +3589,27 @@
     <w:p>
       <w:pPr>
         <w:pStyle w:val="Heading1"/>
-        <w:spacing w:after="160" w:before="240"/>
-      </w:pPr>
-      <w:r>
-        <w:rPr>
-          <w:rFonts w:ascii="Times New Roman" w:cs="Times New Roman" w:eastAsia="Times New Roman" w:hAnsi="Times New Roman"/>
-          <w:b/>
-          <w:bCs/>
-          <w:sz w:val="26"/>
-          <w:szCs w:val="26"/>
-        </w:rPr>
-        <w:t xml:space="preserve">5. Steps to Build the Dashboards (Reference)</w:t>
-      </w:r>
-    </w:p>
-    <w:p>
-      <w:pPr>
-        <w:spacing w:after="120" w:line="360"/>
+      </w:pPr>
+      <w:r>
+        <w:lastRenderedPageBreak/>
+        <w:t>5. Steps to Build the Dashboards (Reference)</w:t>
+      </w:r>
+    </w:p>
+    <w:p>
+      <w:pPr>
+        <w:spacing w:after="120" w:line="360" w:lineRule="auto"/>
         <w:jc w:val="both"/>
       </w:pPr>
       <w:r>
-        <w:rPr>
-          <w:rFonts w:ascii="Times New Roman" w:cs="Times New Roman" w:eastAsia="Times New Roman" w:hAnsi="Times New Roman"/>
-          <w:sz w:val="24"/>
-          <w:szCs w:val="24"/>
-        </w:rPr>
-        <w:t xml:space="preserve">The following steps can be followed to create the two dashboards and capture the screenshots for Figures 3.1 and 4.1. This page may be removed from the final submission.</w:t>
+        <w:t>The following steps can be followed to create the two dashboards and capture the screenshots for Figures 3.1 and 4.1. This page may be removed from the final submission.</w:t>
       </w:r>
     </w:p>
     <w:p>
       <w:pPr>
         <w:pStyle w:val="Heading2"/>
-        <w:spacing w:after="120" w:before="200"/>
-      </w:pPr>
-      <w:r>
-        <w:rPr>
-          <w:rFonts w:ascii="Times New Roman" w:cs="Times New Roman" w:eastAsia="Times New Roman" w:hAnsi="Times New Roman"/>
-          <w:b/>
-          <w:bCs/>
-          <w:sz w:val="24"/>
-          <w:szCs w:val="24"/>
-        </w:rPr>
-        <w:t xml:space="preserve">5.1 Power BI</w:t>
+      </w:pPr>
+      <w:r>
+        <w:t>5.1 Power BI</w:t>
       </w:r>
     </w:p>
     <w:p>
@@ -2138,16 +3619,11 @@
           <w:ilvl w:val="0"/>
           <w:numId w:val="3"/>
         </w:numPr>
-        <w:spacing w:after="80" w:line="340"/>
+        <w:spacing w:after="80" w:line="340" w:lineRule="auto"/>
         <w:jc w:val="both"/>
       </w:pPr>
       <w:r>
-        <w:rPr>
-          <w:rFonts w:ascii="Times New Roman" w:cs="Times New Roman" w:eastAsia="Times New Roman" w:hAnsi="Times New Roman"/>
-          <w:sz w:val="24"/>
-          <w:szCs w:val="24"/>
-        </w:rPr>
-        <w:t xml:space="preserve">Open Power BI Desktop → Get Data → Text/CSV → select Cleaned_Food_Orders.csv → Load.</w:t>
+        <w:t>Open Power BI Desktop → Get Data → Text/CSV → select Cleaned_Food_Orders.csv → Load.</w:t>
       </w:r>
     </w:p>
     <w:p>
@@ -2157,16 +3633,27 @@
           <w:ilvl w:val="0"/>
           <w:numId w:val="3"/>
         </w:numPr>
-        <w:spacing w:after="80" w:line="340"/>
+        <w:spacing w:after="80" w:line="340" w:lineRule="auto"/>
         <w:jc w:val="both"/>
       </w:pPr>
       <w:r>
-        <w:rPr>
-          <w:rFonts w:ascii="Times New Roman" w:cs="Times New Roman" w:eastAsia="Times New Roman" w:hAnsi="Times New Roman"/>
-          <w:sz w:val="24"/>
-          <w:szCs w:val="24"/>
-        </w:rPr>
-        <w:t xml:space="preserve">Check that Order_Date is Date type and Final_Amount is Decimal number in the Data view.</w:t>
+        <w:t xml:space="preserve">Check that </w:t>
+      </w:r>
+      <w:proofErr w:type="spellStart"/>
+      <w:r>
+        <w:t>Order_Date</w:t>
+      </w:r>
+      <w:proofErr w:type="spellEnd"/>
+      <w:r>
+        <w:t xml:space="preserve"> is Date type and </w:t>
+      </w:r>
+      <w:proofErr w:type="spellStart"/>
+      <w:r>
+        <w:t>Final_Amount</w:t>
+      </w:r>
+      <w:proofErr w:type="spellEnd"/>
+      <w:r>
+        <w:t xml:space="preserve"> is Decimal number in the Data view.</w:t>
       </w:r>
     </w:p>
     <w:p>
@@ -2176,16 +3663,43 @@
           <w:ilvl w:val="0"/>
           <w:numId w:val="3"/>
         </w:numPr>
-        <w:spacing w:after="80" w:line="340"/>
+        <w:spacing w:after="80" w:line="340" w:lineRule="auto"/>
         <w:jc w:val="both"/>
       </w:pPr>
       <w:r>
-        <w:rPr>
-          <w:rFonts w:ascii="Times New Roman" w:cs="Times New Roman" w:eastAsia="Times New Roman" w:hAnsi="Times New Roman"/>
-          <w:sz w:val="24"/>
-          <w:szCs w:val="24"/>
-        </w:rPr>
-        <w:t xml:space="preserve">Insert four Card visuals: Sum of Final_Amount, Count of Order_ID, Sum of Discount_INR, Average of Customer_Rating.</w:t>
+        <w:t xml:space="preserve">Insert four Card visuals: Sum of </w:t>
+      </w:r>
+      <w:proofErr w:type="spellStart"/>
+      <w:r>
+        <w:t>Final_Amount</w:t>
+      </w:r>
+      <w:proofErr w:type="spellEnd"/>
+      <w:r>
+        <w:t xml:space="preserve">, Count of </w:t>
+      </w:r>
+      <w:proofErr w:type="spellStart"/>
+      <w:r>
+        <w:t>Order_ID</w:t>
+      </w:r>
+      <w:proofErr w:type="spellEnd"/>
+      <w:r>
+        <w:t xml:space="preserve">, Sum of </w:t>
+      </w:r>
+      <w:proofErr w:type="spellStart"/>
+      <w:r>
+        <w:t>Discount_INR</w:t>
+      </w:r>
+      <w:proofErr w:type="spellEnd"/>
+      <w:r>
+        <w:t xml:space="preserve">, Average of </w:t>
+      </w:r>
+      <w:proofErr w:type="spellStart"/>
+      <w:r>
+        <w:t>Customer_Rating</w:t>
+      </w:r>
+      <w:proofErr w:type="spellEnd"/>
+      <w:r>
+        <w:t>.</w:t>
       </w:r>
     </w:p>
     <w:p>
@@ -2195,16 +3709,35 @@
           <w:ilvl w:val="0"/>
           <w:numId w:val="3"/>
         </w:numPr>
-        <w:spacing w:after="80" w:line="340"/>
+        <w:spacing w:after="80" w:line="340" w:lineRule="auto"/>
         <w:jc w:val="both"/>
       </w:pPr>
       <w:r>
-        <w:rPr>
-          <w:rFonts w:ascii="Times New Roman" w:cs="Times New Roman" w:eastAsia="Times New Roman" w:hAnsi="Times New Roman"/>
-          <w:sz w:val="24"/>
-          <w:szCs w:val="24"/>
-        </w:rPr>
-        <w:t xml:space="preserve">Insert a Donut chart (Legend = Payment_Mode, Values = Count of Order_ID), and Clustered bar charts for Restaurant and City (Values = Sum of Final_Amount).</w:t>
+        <w:t xml:space="preserve">Insert a Donut chart (Legend = </w:t>
+      </w:r>
+      <w:proofErr w:type="spellStart"/>
+      <w:r>
+        <w:t>Payment_Mode</w:t>
+      </w:r>
+      <w:proofErr w:type="spellEnd"/>
+      <w:r>
+        <w:t xml:space="preserve">, Values = Count of </w:t>
+      </w:r>
+      <w:proofErr w:type="spellStart"/>
+      <w:r>
+        <w:t>Order_ID</w:t>
+      </w:r>
+      <w:proofErr w:type="spellEnd"/>
+      <w:r>
+        <w:t xml:space="preserve">), and Clustered bar charts for Restaurant and City (Values = Sum of </w:t>
+      </w:r>
+      <w:proofErr w:type="spellStart"/>
+      <w:r>
+        <w:t>Final_Amount</w:t>
+      </w:r>
+      <w:proofErr w:type="spellEnd"/>
+      <w:r>
+        <w:t>).</w:t>
       </w:r>
     </w:p>
     <w:p>
@@ -2214,16 +3747,19 @@
           <w:ilvl w:val="0"/>
           <w:numId w:val="3"/>
         </w:numPr>
-        <w:spacing w:after="80" w:line="340"/>
+        <w:spacing w:after="80" w:line="340" w:lineRule="auto"/>
         <w:jc w:val="both"/>
       </w:pPr>
       <w:r>
-        <w:rPr>
-          <w:rFonts w:ascii="Times New Roman" w:cs="Times New Roman" w:eastAsia="Times New Roman" w:hAnsi="Times New Roman"/>
-          <w:sz w:val="24"/>
-          <w:szCs w:val="24"/>
-        </w:rPr>
-        <w:t xml:space="preserve">Insert a Map visual with City as Location and Final_Amount as Size.</w:t>
+        <w:t xml:space="preserve">Insert a Map visual with City as Location and </w:t>
+      </w:r>
+      <w:proofErr w:type="spellStart"/>
+      <w:r>
+        <w:t>Final_Amount</w:t>
+      </w:r>
+      <w:proofErr w:type="spellEnd"/>
+      <w:r>
+        <w:t xml:space="preserve"> as Size.</w:t>
       </w:r>
     </w:p>
     <w:p>
@@ -2233,16 +3769,27 @@
           <w:ilvl w:val="0"/>
           <w:numId w:val="3"/>
         </w:numPr>
-        <w:spacing w:after="80" w:line="340"/>
+        <w:spacing w:after="80" w:line="340" w:lineRule="auto"/>
         <w:jc w:val="both"/>
       </w:pPr>
       <w:r>
-        <w:rPr>
-          <w:rFonts w:ascii="Times New Roman" w:cs="Times New Roman" w:eastAsia="Times New Roman" w:hAnsi="Times New Roman"/>
-          <w:sz w:val="24"/>
-          <w:szCs w:val="24"/>
-        </w:rPr>
-        <w:t xml:space="preserve">Insert a Column chart with Order_Month_Name on the axis; use Sort axis → Order_Month for calendar order.</w:t>
+        <w:t xml:space="preserve">Insert a Column chart with </w:t>
+      </w:r>
+      <w:proofErr w:type="spellStart"/>
+      <w:r>
+        <w:t>Order_Month_Name</w:t>
+      </w:r>
+      <w:proofErr w:type="spellEnd"/>
+      <w:r>
+        <w:t xml:space="preserve"> on the axis; use Sort axis → </w:t>
+      </w:r>
+      <w:proofErr w:type="spellStart"/>
+      <w:r>
+        <w:t>Order_Month</w:t>
+      </w:r>
+      <w:proofErr w:type="spellEnd"/>
+      <w:r>
+        <w:t xml:space="preserve"> for calendar order.</w:t>
       </w:r>
     </w:p>
     <w:p>
@@ -2252,32 +3799,27 @@
           <w:ilvl w:val="0"/>
           <w:numId w:val="3"/>
         </w:numPr>
-        <w:spacing w:after="80" w:line="340"/>
+        <w:spacing w:after="80" w:line="340" w:lineRule="auto"/>
         <w:jc w:val="both"/>
       </w:pPr>
       <w:r>
-        <w:rPr>
-          <w:rFonts w:ascii="Times New Roman" w:cs="Times New Roman" w:eastAsia="Times New Roman" w:hAnsi="Times New Roman"/>
-          <w:sz w:val="24"/>
-          <w:szCs w:val="24"/>
-        </w:rPr>
-        <w:t xml:space="preserve">Add Slicers for City, Cuisine, Payment_Mode and Restaurant, then take a screenshot of the full page.</w:t>
+        <w:t xml:space="preserve">Add Slicers for City, Cuisine, </w:t>
+      </w:r>
+      <w:proofErr w:type="spellStart"/>
+      <w:r>
+        <w:t>Payment_Mode</w:t>
+      </w:r>
+      <w:proofErr w:type="spellEnd"/>
+      <w:r>
+        <w:t xml:space="preserve"> and Restaurant, then take a screenshot of the full page.</w:t>
       </w:r>
     </w:p>
     <w:p>
       <w:pPr>
         <w:pStyle w:val="Heading2"/>
-        <w:spacing w:after="120" w:before="200"/>
-      </w:pPr>
-      <w:r>
-        <w:rPr>
-          <w:rFonts w:ascii="Times New Roman" w:cs="Times New Roman" w:eastAsia="Times New Roman" w:hAnsi="Times New Roman"/>
-          <w:b/>
-          <w:bCs/>
-          <w:sz w:val="24"/>
-          <w:szCs w:val="24"/>
-        </w:rPr>
-        <w:t xml:space="preserve">5.2 Tableau</w:t>
+      </w:pPr>
+      <w:r>
+        <w:t>5.2 Tableau</w:t>
       </w:r>
     </w:p>
     <w:p>
@@ -2287,16 +3829,11 @@
           <w:ilvl w:val="0"/>
           <w:numId w:val="4"/>
         </w:numPr>
-        <w:spacing w:after="80" w:line="340"/>
+        <w:spacing w:after="80" w:line="340" w:lineRule="auto"/>
         <w:jc w:val="both"/>
       </w:pPr>
       <w:r>
-        <w:rPr>
-          <w:rFonts w:ascii="Times New Roman" w:cs="Times New Roman" w:eastAsia="Times New Roman" w:hAnsi="Times New Roman"/>
-          <w:sz w:val="24"/>
-          <w:szCs w:val="24"/>
-        </w:rPr>
-        <w:t xml:space="preserve">Open Tableau → Connect → Text file → select Cleaned_Food_Orders.csv.</w:t>
+        <w:t>Open Tableau → Connect → Text file → select Cleaned_Food_Orders.csv.</w:t>
       </w:r>
     </w:p>
     <w:p>
@@ -2306,16 +3843,27 @@
           <w:ilvl w:val="0"/>
           <w:numId w:val="4"/>
         </w:numPr>
-        <w:spacing w:after="80" w:line="340"/>
+        <w:spacing w:after="80" w:line="340" w:lineRule="auto"/>
         <w:jc w:val="both"/>
       </w:pPr>
       <w:r>
-        <w:rPr>
-          <w:rFonts w:ascii="Times New Roman" w:cs="Times New Roman" w:eastAsia="Times New Roman" w:hAnsi="Times New Roman"/>
-          <w:sz w:val="24"/>
-          <w:szCs w:val="24"/>
-        </w:rPr>
-        <w:t xml:space="preserve">Create sheets: Monthly Sales (Order_Date by month on Columns, Final_Amount on Rows), Sales by Cuisine (pie), Order Type (donut), City Map (double-click City), Sales by City (bar).</w:t>
+        <w:t>Create sheets: Monthly Sales (</w:t>
+      </w:r>
+      <w:proofErr w:type="spellStart"/>
+      <w:r>
+        <w:t>Order_Date</w:t>
+      </w:r>
+      <w:proofErr w:type="spellEnd"/>
+      <w:r>
+        <w:t xml:space="preserve"> by month on Columns, </w:t>
+      </w:r>
+      <w:proofErr w:type="spellStart"/>
+      <w:r>
+        <w:t>Final_Amount</w:t>
+      </w:r>
+      <w:proofErr w:type="spellEnd"/>
+      <w:r>
+        <w:t xml:space="preserve"> on Rows), Sales by Cuisine (pie), Order Type (donut), City Map (double-click City), Sales by City (bar).</w:t>
       </w:r>
     </w:p>
     <w:p>
@@ -2325,16 +3873,43 @@
           <w:ilvl w:val="0"/>
           <w:numId w:val="4"/>
         </w:numPr>
-        <w:spacing w:after="80" w:line="340"/>
+        <w:spacing w:after="80" w:line="340" w:lineRule="auto"/>
         <w:jc w:val="both"/>
       </w:pPr>
       <w:r>
-        <w:rPr>
-          <w:rFonts w:ascii="Times New Roman" w:cs="Times New Roman" w:eastAsia="Times New Roman" w:hAnsi="Times New Roman"/>
-          <w:sz w:val="24"/>
-          <w:szCs w:val="24"/>
-        </w:rPr>
-        <w:t xml:space="preserve">Create KPI sheets using Final_Amount, Order_ID count, average Order_Value_INR and average Delivery_Time_Min.</w:t>
+        <w:t xml:space="preserve">Create KPI sheets using </w:t>
+      </w:r>
+      <w:proofErr w:type="spellStart"/>
+      <w:r>
+        <w:t>Final_Amount</w:t>
+      </w:r>
+      <w:proofErr w:type="spellEnd"/>
+      <w:r>
+        <w:t xml:space="preserve">, </w:t>
+      </w:r>
+      <w:proofErr w:type="spellStart"/>
+      <w:r>
+        <w:t>Order_ID</w:t>
+      </w:r>
+      <w:proofErr w:type="spellEnd"/>
+      <w:r>
+        <w:t xml:space="preserve"> count, average </w:t>
+      </w:r>
+      <w:proofErr w:type="spellStart"/>
+      <w:r>
+        <w:t>Order_Value_INR</w:t>
+      </w:r>
+      <w:proofErr w:type="spellEnd"/>
+      <w:r>
+        <w:t xml:space="preserve"> and average </w:t>
+      </w:r>
+      <w:proofErr w:type="spellStart"/>
+      <w:r>
+        <w:t>Delivery_Time_Min</w:t>
+      </w:r>
+      <w:proofErr w:type="spellEnd"/>
+      <w:r>
+        <w:t>.</w:t>
       </w:r>
     </w:p>
     <w:p>
@@ -2344,16 +3919,11 @@
           <w:ilvl w:val="0"/>
           <w:numId w:val="4"/>
         </w:numPr>
-        <w:spacing w:after="80" w:line="340"/>
+        <w:spacing w:after="80" w:line="340" w:lineRule="auto"/>
         <w:jc w:val="both"/>
       </w:pPr>
       <w:r>
-        <w:rPr>
-          <w:rFonts w:ascii="Times New Roman" w:cs="Times New Roman" w:eastAsia="Times New Roman" w:hAnsi="Times New Roman"/>
-          <w:sz w:val="24"/>
-          <w:szCs w:val="24"/>
-        </w:rPr>
-        <w:t xml:space="preserve">Add filters for City, Restaurant, Cuisine and Payment Mode → Show Filter, and apply them to all worksheets.</w:t>
+        <w:t>Add filters for City, Restaurant, Cuisine and Payment Mode → Show Filter, and apply them to all worksheets.</w:t>
       </w:r>
     </w:p>
     <w:p>
@@ -2363,46 +3933,28 @@
           <w:ilvl w:val="0"/>
           <w:numId w:val="4"/>
         </w:numPr>
-        <w:spacing w:after="80" w:line="340"/>
+        <w:spacing w:after="80" w:line="340" w:lineRule="auto"/>
         <w:jc w:val="both"/>
       </w:pPr>
       <w:r>
-        <w:rPr>
-          <w:rFonts w:ascii="Times New Roman" w:cs="Times New Roman" w:eastAsia="Times New Roman" w:hAnsi="Times New Roman"/>
-          <w:sz w:val="24"/>
-          <w:szCs w:val="24"/>
-        </w:rPr>
-        <w:t xml:space="preserve">Create a new Dashboard, drag the sheets in, add the title and take a screenshot.</w:t>
+        <w:t>Create a new Dashboard, drag the sheets in, add the title and take a screenshot.</w:t>
       </w:r>
     </w:p>
     <w:sectPr>
-      <w:footerReference w:type="default" r:id="rId7"/>
-      <w:pgSz w:w="11906" w:h="16838" w:orient="portrait"/>
+      <w:footerReference w:type="default" r:id="rId16"/>
+      <w:pgSz w:w="11906" w:h="16838"/>
       <w:pgMar w:top="1440" w:right="1440" w:bottom="1440" w:left="1440" w:header="708" w:footer="708" w:gutter="0"/>
-      <w:pgNumType/>
+      <w:cols w:space="720"/>
       <w:docGrid w:linePitch="360"/>
     </w:sectPr>
   </w:body>
 </w:document>
 </file>
 
-<file path=word/comments.xml><?xml version="1.0" encoding="utf-8"?>
-<w:comments xmlns:cx="http://schemas.microsoft.com/office/drawing/2014/chartex" xmlns:cx1="http://schemas.microsoft.com/office/drawing/2015/9/8/chartex" xmlns:cx2="http://schemas.microsoft.com/office/drawing/2015/10/21/chartex" xmlns:cx3="http://schemas.microsoft.com/office/drawing/2016/5/9/chartex" xmlns:cx4="http://schemas.microsoft.com/office/drawing/2016/5/10/chartex" xmlns:cx5="http://schemas.microsoft.com/office/drawing/2016/5/11/chartex" xmlns:cx6="http://schemas.microsoft.com/office/drawing/2016/5/12/chartex" xmlns:cx7="http://schemas.microsoft.com/office/drawing/2016/5/13/chartex" xmlns:cx8="http://schemas.microsoft.com/office/drawing/2016/5/14/chartex" xmlns:mc="http://schemas.openxmlformats.org/markup-compatibility/2006" xmlns:aink="http://schemas.microsoft.com/office/drawing/2016/ink" xmlns:am3d="http://schemas.microsoft.com/office/drawing/2017/model3d" xmlns:o="urn:schemas-microsoft-com:office:office" xmlns:r="http://schemas.openxmlformats.org/officeDocument/2006/relationships" xmlns:m="http://schemas.openxmlformats.org/officeDocument/2006/math" xmlns:v="urn:schemas-microsoft-com:vml" xmlns:wp14="http://schemas.microsoft.com/office/word/2010/wordprocessingDrawing" xmlns:wp="http://schemas.openxmlformats.org/drawingml/2006/wordprocessingDrawing" xmlns:w10="urn:schemas-microsoft-com:office:word" xmlns:w="http://schemas.openxmlformats.org/wordprocessingml/2006/main" xmlns:w14="http://schemas.microsoft.com/office/word/2010/wordml" xmlns:w15="http://schemas.microsoft.com/office/word/2012/wordml" xmlns:w16cex="http://schemas.microsoft.com/office/word/2018/wordml/cex" xmlns:w16cid="http://schemas.microsoft.com/office/word/2016/wordml/cid" xmlns:w16="http://schemas.microsoft.com/office/word/2018/wordml" xmlns:w16sdtdh="http://schemas.microsoft.com/office/word/2020/wordml/sdtdatahash" xmlns:w16se="http://schemas.microsoft.com/office/word/2015/wordml/symex" xmlns:wpg="http://schemas.microsoft.com/office/word/2010/wordprocessingGroup" xmlns:wpi="http://schemas.microsoft.com/office/word/2010/wordprocessingInk" xmlns:wne="http://schemas.microsoft.com/office/word/2006/wordml" xmlns:wps="http://schemas.microsoft.com/office/word/2010/wordprocessingShape"/>
-</file>
-
 <file path=word/endnotes.xml><?xml version="1.0" encoding="utf-8"?>
-<w:endnotes xmlns:wpc="http://schemas.microsoft.com/office/word/2010/wordprocessingCanvas" xmlns:mc="http://schemas.openxmlformats.org/markup-compatibility/2006" xmlns:o="urn:schemas-microsoft-com:office:office" xmlns:r="http://schemas.openxmlformats.org/officeDocument/2006/relationships" xmlns:m="http://schemas.openxmlformats.org/officeDocument/2006/math" xmlns:v="urn:schemas-microsoft-com:vml" xmlns:wp14="http://schemas.microsoft.com/office/word/2010/wordprocessingDrawing" xmlns:wp="http://schemas.openxmlformats.org/drawingml/2006/wordprocessingDrawing" xmlns:w10="urn:schemas-microsoft-com:office:word" xmlns:w="http://schemas.openxmlformats.org/wordprocessingml/2006/main" xmlns:w14="http://schemas.microsoft.com/office/word/2010/wordml" xmlns:w15="http://schemas.microsoft.com/office/word/2012/wordml" xmlns:wpg="http://schemas.microsoft.com/office/word/2010/wordprocessingGroup" xmlns:wpi="http://schemas.microsoft.com/office/word/2010/wordprocessingInk" xmlns:wne="http://schemas.microsoft.com/office/word/2006/wordml" xmlns:wps="http://schemas.microsoft.com/office/word/2010/wordprocessingShape" mc:Ignorable="w14 w15 wp14">
+<w:endnotes xmlns:wpc="http://schemas.microsoft.com/office/word/2010/wordprocessingCanvas" xmlns:cx="http://schemas.microsoft.com/office/drawing/2014/chartex" xmlns:cx1="http://schemas.microsoft.com/office/drawing/2015/9/8/chartex" xmlns:cx2="http://schemas.microsoft.com/office/drawing/2015/10/21/chartex" xmlns:cx3="http://schemas.microsoft.com/office/drawing/2016/5/9/chartex" xmlns:cx4="http://schemas.microsoft.com/office/drawing/2016/5/10/chartex" xmlns:cx5="http://schemas.microsoft.com/office/drawing/2016/5/11/chartex" xmlns:cx6="http://schemas.microsoft.com/office/drawing/2016/5/12/chartex" xmlns:cx7="http://schemas.microsoft.com/office/drawing/2016/5/13/chartex" xmlns:cx8="http://schemas.microsoft.com/office/drawing/2016/5/14/chartex" xmlns:mc="http://schemas.openxmlformats.org/markup-compatibility/2006" xmlns:aink="http://schemas.microsoft.com/office/drawing/2016/ink" xmlns:am3d="http://schemas.microsoft.com/office/drawing/2017/model3d" xmlns:o="urn:schemas-microsoft-com:office:office" xmlns:oel="http://schemas.microsoft.com/office/2019/extlst" xmlns:r="http://schemas.openxmlformats.org/officeDocument/2006/relationships" xmlns:m="http://schemas.openxmlformats.org/officeDocument/2006/math" xmlns:v="urn:schemas-microsoft-com:vml" xmlns:wp14="http://schemas.microsoft.com/office/word/2010/wordprocessingDrawing" xmlns:wp="http://schemas.openxmlformats.org/drawingml/2006/wordprocessingDrawing" xmlns:w10="urn:schemas-microsoft-com:office:word" xmlns:w="http://schemas.openxmlformats.org/wordprocessingml/2006/main" xmlns:w14="http://schemas.microsoft.com/office/word/2010/wordml" xmlns:w15="http://schemas.microsoft.com/office/word/2012/wordml" xmlns:w16cex="http://schemas.microsoft.com/office/word/2018/wordml/cex" xmlns:w16cid="http://schemas.microsoft.com/office/word/2016/wordml/cid" xmlns:w16="http://schemas.microsoft.com/office/word/2018/wordml" xmlns:w16du="http://schemas.microsoft.com/office/word/2023/wordml/word16du" xmlns:w16sdtdh="http://schemas.microsoft.com/office/word/2020/wordml/sdtdatahash" xmlns:w16sdtfl="http://schemas.microsoft.com/office/word/2024/wordml/sdtformatlock" xmlns:w16se="http://schemas.microsoft.com/office/word/2015/wordml/symex" xmlns:wpg="http://schemas.microsoft.com/office/word/2010/wordprocessingGroup" xmlns:wpi="http://schemas.microsoft.com/office/word/2010/wordprocessingInk" xmlns:wne="http://schemas.microsoft.com/office/word/2006/wordml" xmlns:wps="http://schemas.microsoft.com/office/word/2010/wordprocessingShape" mc:Ignorable="w14 w15 w16se w16cid w16 w16cex w16sdtdh w16sdtfl w16du wp14">
   <w:endnote w:type="separator" w:id="-1">
     <w:p>
-      <w:pPr>
-        <w:spacing w:after="0" w:line="240" w:lineRule="auto"/>
-      </w:pPr>
-      <w:r>
-        <w:rPr>
-          <w:rStyle w:val="EndnoteReference"/>
-        </w:rPr>
-        <w:endnoteRef/>
-      </w:r>
       <w:r>
         <w:separator/>
       </w:r>
@@ -2410,15 +3962,6 @@
   </w:endnote>
   <w:endnote w:type="continuationSeparator" w:id="0">
     <w:p>
-      <w:pPr>
-        <w:spacing w:after="0" w:line="240" w:lineRule="auto"/>
-      </w:pPr>
-      <w:r>
-        <w:rPr>
-          <w:rStyle w:val="EndnoteReference"/>
-        </w:rPr>
-        <w:endnoteRef/>
-      </w:r>
       <w:r>
         <w:continuationSeparator/>
       </w:r>
@@ -2428,20 +3971,45 @@
 </file>
 
 <file path=word/footer1.xml><?xml version="1.0" encoding="utf-8"?>
-<w:ftr xmlns:wpc="http://schemas.microsoft.com/office/word/2010/wordprocessingCanvas" xmlns:mc="http://schemas.openxmlformats.org/markup-compatibility/2006" xmlns:o="urn:schemas-microsoft-com:office:office" xmlns:r="http://schemas.openxmlformats.org/officeDocument/2006/relationships" xmlns:m="http://schemas.openxmlformats.org/officeDocument/2006/math" xmlns:v="urn:schemas-microsoft-com:vml" xmlns:wp14="http://schemas.microsoft.com/office/word/2010/wordprocessingDrawing" xmlns:wp="http://schemas.openxmlformats.org/drawingml/2006/wordprocessingDrawing" xmlns:w10="urn:schemas-microsoft-com:office:word" xmlns:w="http://schemas.openxmlformats.org/wordprocessingml/2006/main" xmlns:w14="http://schemas.microsoft.com/office/word/2010/wordml" xmlns:w15="http://schemas.microsoft.com/office/word/2012/wordml" xmlns:wpg="http://schemas.microsoft.com/office/word/2010/wordprocessingGroup" xmlns:wpi="http://schemas.microsoft.com/office/word/2010/wordprocessingInk" xmlns:wne="http://schemas.microsoft.com/office/word/2006/wordml" xmlns:wps="http://schemas.microsoft.com/office/word/2010/wordprocessingShape">
+<w:ftr xmlns:wpc="http://schemas.microsoft.com/office/word/2010/wordprocessingCanvas" xmlns:cx="http://schemas.microsoft.com/office/drawing/2014/chartex" xmlns:cx1="http://schemas.microsoft.com/office/drawing/2015/9/8/chartex" xmlns:cx2="http://schemas.microsoft.com/office/drawing/2015/10/21/chartex" xmlns:cx3="http://schemas.microsoft.com/office/drawing/2016/5/9/chartex" xmlns:cx4="http://schemas.microsoft.com/office/drawing/2016/5/10/chartex" xmlns:cx5="http://schemas.microsoft.com/office/drawing/2016/5/11/chartex" xmlns:cx6="http://schemas.microsoft.com/office/drawing/2016/5/12/chartex" xmlns:cx7="http://schemas.microsoft.com/office/drawing/2016/5/13/chartex" xmlns:cx8="http://schemas.microsoft.com/office/drawing/2016/5/14/chartex" xmlns:mc="http://schemas.openxmlformats.org/markup-compatibility/2006" xmlns:aink="http://schemas.microsoft.com/office/drawing/2016/ink" xmlns:am3d="http://schemas.microsoft.com/office/drawing/2017/model3d" xmlns:o="urn:schemas-microsoft-com:office:office" xmlns:oel="http://schemas.microsoft.com/office/2019/extlst" xmlns:r="http://schemas.openxmlformats.org/officeDocument/2006/relationships" xmlns:m="http://schemas.openxmlformats.org/officeDocument/2006/math" xmlns:v="urn:schemas-microsoft-com:vml" xmlns:wp14="http://schemas.microsoft.com/office/word/2010/wordprocessingDrawing" xmlns:wp="http://schemas.openxmlformats.org/drawingml/2006/wordprocessingDrawing" xmlns:w10="urn:schemas-microsoft-com:office:word" xmlns:w="http://schemas.openxmlformats.org/wordprocessingml/2006/main" xmlns:w14="http://schemas.microsoft.com/office/word/2010/wordml" xmlns:w15="http://schemas.microsoft.com/office/word/2012/wordml" xmlns:w16cex="http://schemas.microsoft.com/office/word/2018/wordml/cex" xmlns:w16cid="http://schemas.microsoft.com/office/word/2016/wordml/cid" xmlns:w16="http://schemas.microsoft.com/office/word/2018/wordml" xmlns:w16du="http://schemas.microsoft.com/office/word/2023/wordml/word16du" xmlns:w16sdtdh="http://schemas.microsoft.com/office/word/2020/wordml/sdtdatahash" xmlns:w16sdtfl="http://schemas.microsoft.com/office/word/2024/wordml/sdtformatlock" xmlns:w16se="http://schemas.microsoft.com/office/word/2015/wordml/symex" xmlns:wpg="http://schemas.microsoft.com/office/word/2010/wordprocessingGroup" xmlns:wpi="http://schemas.microsoft.com/office/word/2010/wordprocessingInk" xmlns:wne="http://schemas.microsoft.com/office/word/2006/wordml" xmlns:wps="http://schemas.microsoft.com/office/word/2010/wordprocessingShape" mc:Ignorable="w14 w15 w16se w16cid w16 w16cex w16sdtdh w16sdtfl w16du wp14">
   <w:p>
     <w:pPr>
       <w:jc w:val="center"/>
     </w:pPr>
     <w:r>
       <w:rPr>
-        <w:rFonts w:ascii="Times New Roman" w:cs="Times New Roman" w:eastAsia="Times New Roman" w:hAnsi="Times New Roman"/>
         <w:sz w:val="20"/>
         <w:szCs w:val="20"/>
       </w:rPr>
       <w:fldChar w:fldCharType="begin"/>
-      <w:instrText xml:space="preserve">PAGE</w:instrText>
+    </w:r>
+    <w:r>
+      <w:rPr>
+        <w:sz w:val="20"/>
+        <w:szCs w:val="20"/>
+      </w:rPr>
+      <w:instrText>PAGE</w:instrText>
+    </w:r>
+    <w:r>
+      <w:rPr>
+        <w:sz w:val="20"/>
+        <w:szCs w:val="20"/>
+      </w:rPr>
       <w:fldChar w:fldCharType="separate"/>
+    </w:r>
+    <w:r>
+      <w:rPr>
+        <w:noProof/>
+        <w:sz w:val="20"/>
+        <w:szCs w:val="20"/>
+      </w:rPr>
+      <w:t>1</w:t>
+    </w:r>
+    <w:r>
+      <w:rPr>
+        <w:sz w:val="20"/>
+        <w:szCs w:val="20"/>
+      </w:rPr>
       <w:fldChar w:fldCharType="end"/>
     </w:r>
   </w:p>
@@ -2449,18 +4017,9 @@
 </file>
 
 <file path=word/footnotes.xml><?xml version="1.0" encoding="utf-8"?>
-<w:footnotes xmlns:wpc="http://schemas.microsoft.com/office/word/2010/wordprocessingCanvas" xmlns:mc="http://schemas.openxmlformats.org/markup-compatibility/2006" xmlns:o="urn:schemas-microsoft-com:office:office" xmlns:r="http://schemas.openxmlformats.org/officeDocument/2006/relationships" xmlns:m="http://schemas.openxmlformats.org/officeDocument/2006/math" xmlns:v="urn:schemas-microsoft-com:vml" xmlns:wp14="http://schemas.microsoft.com/office/word/2010/wordprocessingDrawing" xmlns:wp="http://schemas.openxmlformats.org/drawingml/2006/wordprocessingDrawing" xmlns:w10="urn:schemas-microsoft-com:office:word" xmlns:w="http://schemas.openxmlformats.org/wordprocessingml/2006/main" xmlns:w14="http://schemas.microsoft.com/office/word/2010/wordml" xmlns:w15="http://schemas.microsoft.com/office/word/2012/wordml" xmlns:wpg="http://schemas.microsoft.com/office/word/2010/wordprocessingGroup" xmlns:wpi="http://schemas.microsoft.com/office/word/2010/wordprocessingInk" xmlns:wne="http://schemas.microsoft.com/office/word/2006/wordml" xmlns:wps="http://schemas.microsoft.com/office/word/2010/wordprocessingShape" mc:Ignorable="w14 w15 wp14">
+<w:footnotes xmlns:wpc="http://schemas.microsoft.com/office/word/2010/wordprocessingCanvas" xmlns:cx="http://schemas.microsoft.com/office/drawing/2014/chartex" xmlns:cx1="http://schemas.microsoft.com/office/drawing/2015/9/8/chartex" xmlns:cx2="http://schemas.microsoft.com/office/drawing/2015/10/21/chartex" xmlns:cx3="http://schemas.microsoft.com/office/drawing/2016/5/9/chartex" xmlns:cx4="http://schemas.microsoft.com/office/drawing/2016/5/10/chartex" xmlns:cx5="http://schemas.microsoft.com/office/drawing/2016/5/11/chartex" xmlns:cx6="http://schemas.microsoft.com/office/drawing/2016/5/12/chartex" xmlns:cx7="http://schemas.microsoft.com/office/drawing/2016/5/13/chartex" xmlns:cx8="http://schemas.microsoft.com/office/drawing/2016/5/14/chartex" xmlns:mc="http://schemas.openxmlformats.org/markup-compatibility/2006" xmlns:aink="http://schemas.microsoft.com/office/drawing/2016/ink" xmlns:am3d="http://schemas.microsoft.com/office/drawing/2017/model3d" xmlns:o="urn:schemas-microsoft-com:office:office" xmlns:oel="http://schemas.microsoft.com/office/2019/extlst" xmlns:r="http://schemas.openxmlformats.org/officeDocument/2006/relationships" xmlns:m="http://schemas.openxmlformats.org/officeDocument/2006/math" xmlns:v="urn:schemas-microsoft-com:vml" xmlns:wp14="http://schemas.microsoft.com/office/word/2010/wordprocessingDrawing" xmlns:wp="http://schemas.openxmlformats.org/drawingml/2006/wordprocessingDrawing" xmlns:w10="urn:schemas-microsoft-com:office:word" xmlns:w="http://schemas.openxmlformats.org/wordprocessingml/2006/main" xmlns:w14="http://schemas.microsoft.com/office/word/2010/wordml" xmlns:w15="http://schemas.microsoft.com/office/word/2012/wordml" xmlns:w16cex="http://schemas.microsoft.com/office/word/2018/wordml/cex" xmlns:w16cid="http://schemas.microsoft.com/office/word/2016/wordml/cid" xmlns:w16="http://schemas.microsoft.com/office/word/2018/wordml" xmlns:w16du="http://schemas.microsoft.com/office/word/2023/wordml/word16du" xmlns:w16sdtdh="http://schemas.microsoft.com/office/word/2020/wordml/sdtdatahash" xmlns:w16sdtfl="http://schemas.microsoft.com/office/word/2024/wordml/sdtformatlock" xmlns:w16se="http://schemas.microsoft.com/office/word/2015/wordml/symex" xmlns:wpg="http://schemas.microsoft.com/office/word/2010/wordprocessingGroup" xmlns:wpi="http://schemas.microsoft.com/office/word/2010/wordprocessingInk" xmlns:wne="http://schemas.microsoft.com/office/word/2006/wordml" xmlns:wps="http://schemas.microsoft.com/office/word/2010/wordprocessingShape" mc:Ignorable="w14 w15 w16se w16cid w16 w16cex w16sdtdh w16sdtfl w16du wp14">
   <w:footnote w:type="separator" w:id="-1">
     <w:p>
-      <w:pPr>
-        <w:spacing w:after="0" w:line="240" w:lineRule="auto"/>
-      </w:pPr>
-      <w:r>
-        <w:rPr>
-          <w:rStyle w:val="FootnoteReference"/>
-        </w:rPr>
-        <w:footnoteRef/>
-      </w:r>
       <w:r>
         <w:separator/>
       </w:r>
@@ -2468,15 +4027,6 @@
   </w:footnote>
   <w:footnote w:type="continuationSeparator" w:id="0">
     <w:p>
-      <w:pPr>
-        <w:spacing w:after="0" w:line="240" w:lineRule="auto"/>
-      </w:pPr>
-      <w:r>
-        <w:rPr>
-          <w:rStyle w:val="FootnoteReference"/>
-        </w:rPr>
-        <w:footnoteRef/>
-      </w:r>
       <w:r>
         <w:continuationSeparator/>
       </w:r>
@@ -2486,10 +4036,12 @@
 </file>
 
 <file path=word/numbering.xml><?xml version="1.0" encoding="utf-8"?>
-<w:numbering xmlns:wpc="http://schemas.microsoft.com/office/word/2010/wordprocessingCanvas" xmlns:mc="http://schemas.openxmlformats.org/markup-compatibility/2006" xmlns:o="urn:schemas-microsoft-com:office:office" xmlns:r="http://schemas.openxmlformats.org/officeDocument/2006/relationships" xmlns:m="http://schemas.openxmlformats.org/officeDocument/2006/math" xmlns:v="urn:schemas-microsoft-com:vml" xmlns:wp14="http://schemas.microsoft.com/office/word/2010/wordprocessingDrawing" xmlns:wp="http://schemas.openxmlformats.org/drawingml/2006/wordprocessingDrawing" xmlns:w10="urn:schemas-microsoft-com:office:word" xmlns:w="http://schemas.openxmlformats.org/wordprocessingml/2006/main" xmlns:w14="http://schemas.microsoft.com/office/word/2010/wordml" xmlns:w15="http://schemas.microsoft.com/office/word/2012/wordml" xmlns:wpg="http://schemas.microsoft.com/office/word/2010/wordprocessingGroup" xmlns:wpi="http://schemas.microsoft.com/office/word/2010/wordprocessingInk" xmlns:wne="http://schemas.microsoft.com/office/word/2006/wordml" xmlns:wps="http://schemas.microsoft.com/office/word/2010/wordprocessingShape" mc:Ignorable="w14 w15 wp14">
-  <w:abstractNum w:abstractNumId="1" w15:restartNumberingAfterBreak="0">
+<w:numbering xmlns:wpc="http://schemas.microsoft.com/office/word/2010/wordprocessingCanvas" xmlns:cx="http://schemas.microsoft.com/office/drawing/2014/chartex" xmlns:cx1="http://schemas.microsoft.com/office/drawing/2015/9/8/chartex" xmlns:cx2="http://schemas.microsoft.com/office/drawing/2015/10/21/chartex" xmlns:cx3="http://schemas.microsoft.com/office/drawing/2016/5/9/chartex" xmlns:cx4="http://schemas.microsoft.com/office/drawing/2016/5/10/chartex" xmlns:cx5="http://schemas.microsoft.com/office/drawing/2016/5/11/chartex" xmlns:cx6="http://schemas.microsoft.com/office/drawing/2016/5/12/chartex" xmlns:cx7="http://schemas.microsoft.com/office/drawing/2016/5/13/chartex" xmlns:cx8="http://schemas.microsoft.com/office/drawing/2016/5/14/chartex" xmlns:mc="http://schemas.openxmlformats.org/markup-compatibility/2006" xmlns:aink="http://schemas.microsoft.com/office/drawing/2016/ink" xmlns:am3d="http://schemas.microsoft.com/office/drawing/2017/model3d" xmlns:o="urn:schemas-microsoft-com:office:office" xmlns:oel="http://schemas.microsoft.com/office/2019/extlst" xmlns:r="http://schemas.openxmlformats.org/officeDocument/2006/relationships" xmlns:m="http://schemas.openxmlformats.org/officeDocument/2006/math" xmlns:v="urn:schemas-microsoft-com:vml" xmlns:wp14="http://schemas.microsoft.com/office/word/2010/wordprocessingDrawing" xmlns:wp="http://schemas.openxmlformats.org/drawingml/2006/wordprocessingDrawing" xmlns:w10="urn:schemas-microsoft-com:office:word" xmlns:w="http://schemas.openxmlformats.org/wordprocessingml/2006/main" xmlns:w14="http://schemas.microsoft.com/office/word/2010/wordml" xmlns:w15="http://schemas.microsoft.com/office/word/2012/wordml" xmlns:w16cex="http://schemas.microsoft.com/office/word/2018/wordml/cex" xmlns:w16cid="http://schemas.microsoft.com/office/word/2016/wordml/cid" xmlns:w16="http://schemas.microsoft.com/office/word/2018/wordml" xmlns:w16du="http://schemas.microsoft.com/office/word/2023/wordml/word16du" xmlns:w16sdtdh="http://schemas.microsoft.com/office/word/2020/wordml/sdtdatahash" xmlns:w16sdtfl="http://schemas.microsoft.com/office/word/2024/wordml/sdtformatlock" xmlns:w16se="http://schemas.microsoft.com/office/word/2015/wordml/symex" xmlns:wpg="http://schemas.microsoft.com/office/word/2010/wordprocessingGroup" xmlns:wpi="http://schemas.microsoft.com/office/word/2010/wordprocessingInk" xmlns:wne="http://schemas.microsoft.com/office/word/2006/wordml" xmlns:wps="http://schemas.microsoft.com/office/word/2010/wordprocessingShape" mc:Ignorable="w14 w15 w16se w16cid w16 w16cex w16sdtdh w16sdtfl w16du wp14">
+  <w:abstractNum w:abstractNumId="0" w15:restartNumberingAfterBreak="0">
+    <w:nsid w:val="1EA7190A"/>
     <w:multiLevelType w:val="hybridMultilevel"/>
-    <w:lvl w:ilvl="0" w15:tentative="1">
+    <w:tmpl w:val="4E600D74"/>
+    <w:lvl w:ilvl="0" w:tplc="8B0E176A">
       <w:start w:val="1"/>
       <w:numFmt w:val="bullet"/>
       <w:lvlText w:val="●"/>
@@ -2498,7 +4050,7 @@
         <w:ind w:left="720" w:hanging="360"/>
       </w:pPr>
     </w:lvl>
-    <w:lvl w:ilvl="1" w15:tentative="1">
+    <w:lvl w:ilvl="1" w:tplc="BE6A9F2C">
       <w:start w:val="1"/>
       <w:numFmt w:val="bullet"/>
       <w:lvlText w:val="○"/>
@@ -2507,7 +4059,7 @@
         <w:ind w:left="1440" w:hanging="360"/>
       </w:pPr>
     </w:lvl>
-    <w:lvl w:ilvl="2" w15:tentative="1">
+    <w:lvl w:ilvl="2" w:tplc="FF980B90">
       <w:start w:val="1"/>
       <w:numFmt w:val="bullet"/>
       <w:lvlText w:val="■"/>
@@ -2516,7 +4068,7 @@
         <w:ind w:left="2160" w:hanging="360"/>
       </w:pPr>
     </w:lvl>
-    <w:lvl w:ilvl="3" w15:tentative="1">
+    <w:lvl w:ilvl="3" w:tplc="0C4878BC">
       <w:start w:val="1"/>
       <w:numFmt w:val="bullet"/>
       <w:lvlText w:val="●"/>
@@ -2525,7 +4077,7 @@
         <w:ind w:left="2880" w:hanging="360"/>
       </w:pPr>
     </w:lvl>
-    <w:lvl w:ilvl="4" w15:tentative="1">
+    <w:lvl w:ilvl="4" w:tplc="2E70CCE4">
       <w:start w:val="1"/>
       <w:numFmt w:val="bullet"/>
       <w:lvlText w:val="○"/>
@@ -2534,7 +4086,7 @@
         <w:ind w:left="3600" w:hanging="360"/>
       </w:pPr>
     </w:lvl>
-    <w:lvl w:ilvl="5" w15:tentative="1">
+    <w:lvl w:ilvl="5" w:tplc="ED6012DA">
       <w:start w:val="1"/>
       <w:numFmt w:val="bullet"/>
       <w:lvlText w:val="■"/>
@@ -2543,7 +4095,7 @@
         <w:ind w:left="4320" w:hanging="360"/>
       </w:pPr>
     </w:lvl>
-    <w:lvl w:ilvl="6" w15:tentative="1">
+    <w:lvl w:ilvl="6" w:tplc="79563AE4">
       <w:start w:val="1"/>
       <w:numFmt w:val="bullet"/>
       <w:lvlText w:val="●"/>
@@ -2552,7 +4104,7 @@
         <w:ind w:left="5040" w:hanging="360"/>
       </w:pPr>
     </w:lvl>
-    <w:lvl w:ilvl="7" w15:tentative="1">
+    <w:lvl w:ilvl="7" w:tplc="9910912A">
       <w:start w:val="1"/>
       <w:numFmt w:val="bullet"/>
       <w:lvlText w:val="●"/>
@@ -2561,7 +4113,7 @@
         <w:ind w:left="5760" w:hanging="360"/>
       </w:pPr>
     </w:lvl>
-    <w:lvl w:ilvl="8" w15:tentative="1">
+    <w:lvl w:ilvl="8" w:tplc="83DADC32">
       <w:start w:val="1"/>
       <w:numFmt w:val="bullet"/>
       <w:lvlText w:val="●"/>
@@ -2571,9 +4123,119 @@
       </w:pPr>
     </w:lvl>
   </w:abstractNum>
+  <w:abstractNum w:abstractNumId="1" w15:restartNumberingAfterBreak="0">
+    <w:nsid w:val="309871DB"/>
+    <w:multiLevelType w:val="hybridMultilevel"/>
+    <w:tmpl w:val="385200F4"/>
+    <w:lvl w:ilvl="0" w:tplc="DABE6DA0">
+      <w:start w:val="1"/>
+      <w:numFmt w:val="decimal"/>
+      <w:lvlText w:val="%1."/>
+      <w:lvlJc w:val="left"/>
+      <w:pPr>
+        <w:ind w:left="720" w:hanging="360"/>
+      </w:pPr>
+    </w:lvl>
+    <w:lvl w:ilvl="1" w:tplc="182E12AA">
+      <w:numFmt w:val="decimal"/>
+      <w:lvlText w:val=""/>
+      <w:lvlJc w:val="left"/>
+    </w:lvl>
+    <w:lvl w:ilvl="2" w:tplc="74C2AE06">
+      <w:numFmt w:val="decimal"/>
+      <w:lvlText w:val=""/>
+      <w:lvlJc w:val="left"/>
+    </w:lvl>
+    <w:lvl w:ilvl="3" w:tplc="A7945464">
+      <w:numFmt w:val="decimal"/>
+      <w:lvlText w:val=""/>
+      <w:lvlJc w:val="left"/>
+    </w:lvl>
+    <w:lvl w:ilvl="4" w:tplc="E6E8FC98">
+      <w:numFmt w:val="decimal"/>
+      <w:lvlText w:val=""/>
+      <w:lvlJc w:val="left"/>
+    </w:lvl>
+    <w:lvl w:ilvl="5" w:tplc="1EBC6AA4">
+      <w:numFmt w:val="decimal"/>
+      <w:lvlText w:val=""/>
+      <w:lvlJc w:val="left"/>
+    </w:lvl>
+    <w:lvl w:ilvl="6" w:tplc="80060784">
+      <w:numFmt w:val="decimal"/>
+      <w:lvlText w:val=""/>
+      <w:lvlJc w:val="left"/>
+    </w:lvl>
+    <w:lvl w:ilvl="7" w:tplc="BB7297EA">
+      <w:numFmt w:val="decimal"/>
+      <w:lvlText w:val=""/>
+      <w:lvlJc w:val="left"/>
+    </w:lvl>
+    <w:lvl w:ilvl="8" w:tplc="7F788D5C">
+      <w:numFmt w:val="decimal"/>
+      <w:lvlText w:val=""/>
+      <w:lvlJc w:val="left"/>
+    </w:lvl>
+  </w:abstractNum>
   <w:abstractNum w:abstractNumId="2" w15:restartNumberingAfterBreak="0">
+    <w:nsid w:val="3C106342"/>
     <w:multiLevelType w:val="hybridMultilevel"/>
-    <w:lvl w:ilvl="0" w15:tentative="1">
+    <w:tmpl w:val="2C12215E"/>
+    <w:lvl w:ilvl="0" w:tplc="87DC62AA">
+      <w:start w:val="1"/>
+      <w:numFmt w:val="decimal"/>
+      <w:lvlText w:val="%1."/>
+      <w:lvlJc w:val="left"/>
+      <w:pPr>
+        <w:ind w:left="720" w:hanging="360"/>
+      </w:pPr>
+    </w:lvl>
+    <w:lvl w:ilvl="1" w:tplc="7D9C5782">
+      <w:numFmt w:val="decimal"/>
+      <w:lvlText w:val=""/>
+      <w:lvlJc w:val="left"/>
+    </w:lvl>
+    <w:lvl w:ilvl="2" w:tplc="74509374">
+      <w:numFmt w:val="decimal"/>
+      <w:lvlText w:val=""/>
+      <w:lvlJc w:val="left"/>
+    </w:lvl>
+    <w:lvl w:ilvl="3" w:tplc="5E2E7824">
+      <w:numFmt w:val="decimal"/>
+      <w:lvlText w:val=""/>
+      <w:lvlJc w:val="left"/>
+    </w:lvl>
+    <w:lvl w:ilvl="4" w:tplc="A2449658">
+      <w:numFmt w:val="decimal"/>
+      <w:lvlText w:val=""/>
+      <w:lvlJc w:val="left"/>
+    </w:lvl>
+    <w:lvl w:ilvl="5" w:tplc="280EF6B2">
+      <w:numFmt w:val="decimal"/>
+      <w:lvlText w:val=""/>
+      <w:lvlJc w:val="left"/>
+    </w:lvl>
+    <w:lvl w:ilvl="6" w:tplc="9A5AD74E">
+      <w:numFmt w:val="decimal"/>
+      <w:lvlText w:val=""/>
+      <w:lvlJc w:val="left"/>
+    </w:lvl>
+    <w:lvl w:ilvl="7" w:tplc="56E4CF50">
+      <w:numFmt w:val="decimal"/>
+      <w:lvlText w:val=""/>
+      <w:lvlJc w:val="left"/>
+    </w:lvl>
+    <w:lvl w:ilvl="8" w:tplc="E996CDD6">
+      <w:numFmt w:val="decimal"/>
+      <w:lvlText w:val=""/>
+      <w:lvlJc w:val="left"/>
+    </w:lvl>
+  </w:abstractNum>
+  <w:abstractNum w:abstractNumId="3" w15:restartNumberingAfterBreak="0">
+    <w:nsid w:val="7EAE3F0F"/>
+    <w:multiLevelType w:val="hybridMultilevel"/>
+    <w:tmpl w:val="D6DE93E6"/>
+    <w:lvl w:ilvl="0" w:tplc="67C6814C">
       <w:start w:val="1"/>
       <w:numFmt w:val="bullet"/>
       <w:lvlText w:val="•"/>
@@ -2582,51 +4244,67 @@
         <w:ind w:left="720" w:hanging="360"/>
       </w:pPr>
     </w:lvl>
-  </w:abstractNum>
-  <w:abstractNum w:abstractNumId="3" w15:restartNumberingAfterBreak="0">
-    <w:multiLevelType w:val="hybridMultilevel"/>
-    <w:lvl w:ilvl="0" w15:tentative="1">
-      <w:start w:val="1"/>
+    <w:lvl w:ilvl="1" w:tplc="A2A8A3F8">
       <w:numFmt w:val="decimal"/>
-      <w:lvlText w:val="%1."/>
+      <w:lvlText w:val=""/>
       <w:lvlJc w:val="left"/>
-      <w:pPr>
-        <w:ind w:left="720" w:hanging="360"/>
-      </w:pPr>
+    </w:lvl>
+    <w:lvl w:ilvl="2" w:tplc="FCE6A6DC">
+      <w:numFmt w:val="decimal"/>
+      <w:lvlText w:val=""/>
+      <w:lvlJc w:val="left"/>
+    </w:lvl>
+    <w:lvl w:ilvl="3" w:tplc="FA88FD90">
+      <w:numFmt w:val="decimal"/>
+      <w:lvlText w:val=""/>
+      <w:lvlJc w:val="left"/>
+    </w:lvl>
+    <w:lvl w:ilvl="4" w:tplc="128CF558">
+      <w:numFmt w:val="decimal"/>
+      <w:lvlText w:val=""/>
+      <w:lvlJc w:val="left"/>
+    </w:lvl>
+    <w:lvl w:ilvl="5" w:tplc="CF00AF0E">
+      <w:numFmt w:val="decimal"/>
+      <w:lvlText w:val=""/>
+      <w:lvlJc w:val="left"/>
+    </w:lvl>
+    <w:lvl w:ilvl="6" w:tplc="1BA845EC">
+      <w:numFmt w:val="decimal"/>
+      <w:lvlText w:val=""/>
+      <w:lvlJc w:val="left"/>
+    </w:lvl>
+    <w:lvl w:ilvl="7" w:tplc="E7A8BA90">
+      <w:numFmt w:val="decimal"/>
+      <w:lvlText w:val=""/>
+      <w:lvlJc w:val="left"/>
+    </w:lvl>
+    <w:lvl w:ilvl="8" w:tplc="D7F8010A">
+      <w:numFmt w:val="decimal"/>
+      <w:lvlText w:val=""/>
+      <w:lvlJc w:val="left"/>
     </w:lvl>
   </w:abstractNum>
-  <w:abstractNum w:abstractNumId="4" w15:restartNumberingAfterBreak="0">
-    <w:multiLevelType w:val="hybridMultilevel"/>
-    <w:lvl w:ilvl="0" w15:tentative="1">
-      <w:start w:val="1"/>
-      <w:numFmt w:val="decimal"/>
-      <w:lvlText w:val="%1."/>
-      <w:lvlJc w:val="left"/>
-      <w:pPr>
-        <w:ind w:left="720" w:hanging="360"/>
-      </w:pPr>
-    </w:lvl>
-  </w:abstractNum>
-  <w:num w:numId="1">
+  <w:num w:numId="1" w16cid:durableId="671907223">
+    <w:abstractNumId w:val="0"/>
+    <w:lvlOverride w:ilvl="0">
+      <w:startOverride w:val="1"/>
+    </w:lvlOverride>
+  </w:num>
+  <w:num w:numId="2" w16cid:durableId="9180915">
+    <w:abstractNumId w:val="3"/>
+    <w:lvlOverride w:ilvl="0">
+      <w:startOverride w:val="1"/>
+    </w:lvlOverride>
+  </w:num>
+  <w:num w:numId="3" w16cid:durableId="251932302">
     <w:abstractNumId w:val="1"/>
     <w:lvlOverride w:ilvl="0">
       <w:startOverride w:val="1"/>
     </w:lvlOverride>
   </w:num>
-  <w:num w:numId="2">
+  <w:num w:numId="4" w16cid:durableId="1884176389">
     <w:abstractNumId w:val="2"/>
-    <w:lvlOverride w:ilvl="0">
-      <w:startOverride w:val="1"/>
-    </w:lvlOverride>
-  </w:num>
-  <w:num w:numId="3">
-    <w:abstractNumId w:val="3"/>
-    <w:lvlOverride w:ilvl="0">
-      <w:startOverride w:val="1"/>
-    </w:lvlOverride>
-  </w:num>
-  <w:num w:numId="4">
-    <w:abstractNumId w:val="4"/>
     <w:lvlOverride w:ilvl="0">
       <w:startOverride w:val="1"/>
     </w:lvlOverride>
@@ -2635,65 +4313,451 @@
 </file>
 
 <file path=word/styles.xml><?xml version="1.0" encoding="utf-8"?>
-<w:styles xmlns:mc="http://schemas.openxmlformats.org/markup-compatibility/2006" xmlns:r="http://schemas.openxmlformats.org/officeDocument/2006/relationships" xmlns:w="http://schemas.openxmlformats.org/wordprocessingml/2006/main" xmlns:w14="http://schemas.microsoft.com/office/word/2010/wordml" xmlns:w15="http://schemas.microsoft.com/office/word/2012/wordml" mc:Ignorable="w14 w15">
+<w:styles xmlns:mc="http://schemas.openxmlformats.org/markup-compatibility/2006" xmlns:r="http://schemas.openxmlformats.org/officeDocument/2006/relationships" xmlns:w="http://schemas.openxmlformats.org/wordprocessingml/2006/main" xmlns:w14="http://schemas.microsoft.com/office/word/2010/wordml" xmlns:w15="http://schemas.microsoft.com/office/word/2012/wordml" xmlns:w16cex="http://schemas.microsoft.com/office/word/2018/wordml/cex" xmlns:w16cid="http://schemas.microsoft.com/office/word/2016/wordml/cid" xmlns:w16="http://schemas.microsoft.com/office/word/2018/wordml" xmlns:w16du="http://schemas.microsoft.com/office/word/2023/wordml/word16du" xmlns:w16sdtdh="http://schemas.microsoft.com/office/word/2020/wordml/sdtdatahash" xmlns:w16sdtfl="http://schemas.microsoft.com/office/word/2024/wordml/sdtformatlock" xmlns:w16se="http://schemas.microsoft.com/office/word/2015/wordml/symex" mc:Ignorable="w14 w15 w16se w16cid w16 w16cex w16sdtdh w16sdtfl w16du">
   <w:docDefaults>
     <w:rPrDefault>
       <w:rPr>
-        <w:rFonts w:ascii="Times New Roman" w:cs="Times New Roman" w:eastAsia="Times New Roman" w:hAnsi="Times New Roman"/>
+        <w:rFonts w:ascii="Times New Roman" w:eastAsia="Times New Roman" w:hAnsi="Times New Roman" w:cs="Times New Roman"/>
         <w:sz w:val="24"/>
         <w:szCs w:val="24"/>
+        <w:lang w:val="en-IN" w:eastAsia="en-IN" w:bidi="ar-SA"/>
       </w:rPr>
     </w:rPrDefault>
     <w:pPrDefault/>
   </w:docDefaults>
-  <w:style w:type="paragraph" w:styleId="Title">
-    <w:name w:val="Title"/>
-    <w:basedOn w:val="Normal"/>
-    <w:next w:val="Normal"/>
+  <w:latentStyles w:defLockedState="0" w:defUIPriority="99" w:defSemiHidden="0" w:defUnhideWhenUsed="0" w:defQFormat="0" w:count="376">
+    <w:lsdException w:name="Normal" w:uiPriority="0" w:qFormat="1"/>
+    <w:lsdException w:name="heading 1" w:uiPriority="9" w:qFormat="1"/>
+    <w:lsdException w:name="heading 2" w:semiHidden="1" w:uiPriority="9" w:unhideWhenUsed="1" w:qFormat="1"/>
+    <w:lsdException w:name="heading 3" w:semiHidden="1" w:uiPriority="9" w:unhideWhenUsed="1" w:qFormat="1"/>
+    <w:lsdException w:name="heading 4" w:semiHidden="1" w:uiPriority="9" w:unhideWhenUsed="1" w:qFormat="1"/>
+    <w:lsdException w:name="heading 5" w:semiHidden="1" w:uiPriority="9" w:unhideWhenUsed="1" w:qFormat="1"/>
+    <w:lsdException w:name="heading 6" w:semiHidden="1" w:uiPriority="9" w:unhideWhenUsed="1" w:qFormat="1"/>
+    <w:lsdException w:name="heading 7" w:semiHidden="1" w:uiPriority="9" w:unhideWhenUsed="1" w:qFormat="1"/>
+    <w:lsdException w:name="heading 8" w:semiHidden="1" w:uiPriority="9" w:unhideWhenUsed="1" w:qFormat="1"/>
+    <w:lsdException w:name="heading 9" w:semiHidden="1" w:uiPriority="9" w:unhideWhenUsed="1" w:qFormat="1"/>
+    <w:lsdException w:name="index 1" w:semiHidden="1" w:unhideWhenUsed="1"/>
+    <w:lsdException w:name="index 2" w:semiHidden="1" w:unhideWhenUsed="1"/>
+    <w:lsdException w:name="index 3" w:semiHidden="1" w:unhideWhenUsed="1"/>
+    <w:lsdException w:name="index 4" w:semiHidden="1" w:unhideWhenUsed="1"/>
+    <w:lsdException w:name="index 5" w:semiHidden="1" w:unhideWhenUsed="1"/>
+    <w:lsdException w:name="index 6" w:semiHidden="1" w:unhideWhenUsed="1"/>
+    <w:lsdException w:name="index 7" w:semiHidden="1" w:unhideWhenUsed="1"/>
+    <w:lsdException w:name="index 8" w:semiHidden="1" w:unhideWhenUsed="1"/>
+    <w:lsdException w:name="index 9" w:semiHidden="1" w:unhideWhenUsed="1"/>
+    <w:lsdException w:name="toc 1" w:semiHidden="1" w:uiPriority="39" w:unhideWhenUsed="1"/>
+    <w:lsdException w:name="toc 2" w:semiHidden="1" w:uiPriority="39" w:unhideWhenUsed="1"/>
+    <w:lsdException w:name="toc 3" w:semiHidden="1" w:uiPriority="39" w:unhideWhenUsed="1"/>
+    <w:lsdException w:name="toc 4" w:semiHidden="1" w:uiPriority="39" w:unhideWhenUsed="1"/>
+    <w:lsdException w:name="toc 5" w:semiHidden="1" w:uiPriority="39" w:unhideWhenUsed="1"/>
+    <w:lsdException w:name="toc 6" w:semiHidden="1" w:uiPriority="39" w:unhideWhenUsed="1"/>
+    <w:lsdException w:name="toc 7" w:semiHidden="1" w:uiPriority="39" w:unhideWhenUsed="1"/>
+    <w:lsdException w:name="toc 8" w:semiHidden="1" w:uiPriority="39" w:unhideWhenUsed="1"/>
+    <w:lsdException w:name="toc 9" w:semiHidden="1" w:uiPriority="39" w:unhideWhenUsed="1"/>
+    <w:lsdException w:name="Normal Indent" w:semiHidden="1" w:unhideWhenUsed="1"/>
+    <w:lsdException w:name="footnote text" w:semiHidden="1" w:unhideWhenUsed="1"/>
+    <w:lsdException w:name="annotation text" w:semiHidden="1" w:unhideWhenUsed="1"/>
+    <w:lsdException w:name="header" w:semiHidden="1" w:unhideWhenUsed="1"/>
+    <w:lsdException w:name="footer" w:semiHidden="1" w:unhideWhenUsed="1"/>
+    <w:lsdException w:name="index heading" w:semiHidden="1" w:unhideWhenUsed="1"/>
+    <w:lsdException w:name="caption" w:semiHidden="1" w:uiPriority="35" w:unhideWhenUsed="1" w:qFormat="1"/>
+    <w:lsdException w:name="table of figures" w:semiHidden="1" w:unhideWhenUsed="1"/>
+    <w:lsdException w:name="envelope address" w:semiHidden="1" w:unhideWhenUsed="1"/>
+    <w:lsdException w:name="envelope return" w:semiHidden="1" w:unhideWhenUsed="1"/>
+    <w:lsdException w:name="footnote reference" w:semiHidden="1" w:unhideWhenUsed="1"/>
+    <w:lsdException w:name="annotation reference" w:semiHidden="1" w:unhideWhenUsed="1"/>
+    <w:lsdException w:name="line number" w:semiHidden="1" w:unhideWhenUsed="1"/>
+    <w:lsdException w:name="page number" w:semiHidden="1" w:unhideWhenUsed="1"/>
+    <w:lsdException w:name="endnote reference" w:semiHidden="1" w:unhideWhenUsed="1"/>
+    <w:lsdException w:name="endnote text" w:semiHidden="1" w:unhideWhenUsed="1"/>
+    <w:lsdException w:name="table of authorities" w:semiHidden="1" w:unhideWhenUsed="1"/>
+    <w:lsdException w:name="macro" w:semiHidden="1" w:unhideWhenUsed="1"/>
+    <w:lsdException w:name="toa heading" w:semiHidden="1" w:unhideWhenUsed="1"/>
+    <w:lsdException w:name="List" w:semiHidden="1" w:unhideWhenUsed="1"/>
+    <w:lsdException w:name="List Bullet" w:semiHidden="1" w:unhideWhenUsed="1"/>
+    <w:lsdException w:name="List Number" w:semiHidden="1" w:unhideWhenUsed="1"/>
+    <w:lsdException w:name="List 2" w:semiHidden="1" w:unhideWhenUsed="1"/>
+    <w:lsdException w:name="List 3" w:semiHidden="1" w:unhideWhenUsed="1"/>
+    <w:lsdException w:name="List 4" w:semiHidden="1" w:unhideWhenUsed="1"/>
+    <w:lsdException w:name="List 5" w:semiHidden="1" w:unhideWhenUsed="1"/>
+    <w:lsdException w:name="List Bullet 2" w:semiHidden="1" w:unhideWhenUsed="1"/>
+    <w:lsdException w:name="List Bullet 3" w:semiHidden="1" w:unhideWhenUsed="1"/>
+    <w:lsdException w:name="List Bullet 4" w:semiHidden="1" w:unhideWhenUsed="1"/>
+    <w:lsdException w:name="List Bullet 5" w:semiHidden="1" w:unhideWhenUsed="1"/>
+    <w:lsdException w:name="List Number 2" w:semiHidden="1" w:unhideWhenUsed="1"/>
+    <w:lsdException w:name="List Number 3" w:semiHidden="1" w:unhideWhenUsed="1"/>
+    <w:lsdException w:name="List Number 4" w:semiHidden="1" w:unhideWhenUsed="1"/>
+    <w:lsdException w:name="List Number 5" w:semiHidden="1" w:unhideWhenUsed="1"/>
+    <w:lsdException w:name="Title" w:uiPriority="10" w:qFormat="1"/>
+    <w:lsdException w:name="Closing" w:semiHidden="1" w:unhideWhenUsed="1"/>
+    <w:lsdException w:name="Signature" w:semiHidden="1" w:unhideWhenUsed="1"/>
+    <w:lsdException w:name="Default Paragraph Font" w:semiHidden="1" w:uiPriority="1" w:unhideWhenUsed="1"/>
+    <w:lsdException w:name="Body Text" w:semiHidden="1" w:unhideWhenUsed="1"/>
+    <w:lsdException w:name="Body Text Indent" w:semiHidden="1" w:unhideWhenUsed="1"/>
+    <w:lsdException w:name="List Continue" w:semiHidden="1" w:unhideWhenUsed="1"/>
+    <w:lsdException w:name="List Continue 2" w:semiHidden="1" w:unhideWhenUsed="1"/>
+    <w:lsdException w:name="List Continue 3" w:semiHidden="1" w:unhideWhenUsed="1"/>
+    <w:lsdException w:name="List Continue 4" w:semiHidden="1" w:unhideWhenUsed="1"/>
+    <w:lsdException w:name="List Continue 5" w:semiHidden="1" w:unhideWhenUsed="1"/>
+    <w:lsdException w:name="Message Header" w:semiHidden="1" w:unhideWhenUsed="1"/>
+    <w:lsdException w:name="Subtitle" w:uiPriority="11" w:qFormat="1"/>
+    <w:lsdException w:name="Salutation" w:semiHidden="1" w:unhideWhenUsed="1"/>
+    <w:lsdException w:name="Date" w:semiHidden="1" w:unhideWhenUsed="1"/>
+    <w:lsdException w:name="Body Text First Indent" w:semiHidden="1" w:unhideWhenUsed="1"/>
+    <w:lsdException w:name="Body Text First Indent 2" w:semiHidden="1" w:unhideWhenUsed="1"/>
+    <w:lsdException w:name="Note Heading" w:semiHidden="1" w:unhideWhenUsed="1"/>
+    <w:lsdException w:name="Body Text 2" w:semiHidden="1" w:unhideWhenUsed="1"/>
+    <w:lsdException w:name="Body Text 3" w:semiHidden="1" w:unhideWhenUsed="1"/>
+    <w:lsdException w:name="Body Text Indent 2" w:semiHidden="1" w:unhideWhenUsed="1"/>
+    <w:lsdException w:name="Body Text Indent 3" w:semiHidden="1" w:unhideWhenUsed="1"/>
+    <w:lsdException w:name="Block Text" w:semiHidden="1" w:unhideWhenUsed="1"/>
+    <w:lsdException w:name="Hyperlink" w:semiHidden="1" w:unhideWhenUsed="1"/>
+    <w:lsdException w:name="FollowedHyperlink" w:semiHidden="1" w:unhideWhenUsed="1"/>
+    <w:lsdException w:name="Strong" w:uiPriority="22" w:qFormat="1"/>
+    <w:lsdException w:name="Emphasis" w:uiPriority="20" w:qFormat="1"/>
+    <w:lsdException w:name="Document Map" w:semiHidden="1" w:unhideWhenUsed="1"/>
+    <w:lsdException w:name="Plain Text" w:semiHidden="1" w:unhideWhenUsed="1"/>
+    <w:lsdException w:name="E-mail Signature" w:semiHidden="1" w:unhideWhenUsed="1"/>
+    <w:lsdException w:name="HTML Top of Form" w:semiHidden="1" w:unhideWhenUsed="1"/>
+    <w:lsdException w:name="HTML Bottom of Form" w:semiHidden="1" w:unhideWhenUsed="1"/>
+    <w:lsdException w:name="Normal (Web)" w:semiHidden="1" w:unhideWhenUsed="1"/>
+    <w:lsdException w:name="HTML Acronym" w:semiHidden="1" w:unhideWhenUsed="1"/>
+    <w:lsdException w:name="HTML Address" w:semiHidden="1" w:unhideWhenUsed="1"/>
+    <w:lsdException w:name="HTML Cite" w:semiHidden="1" w:unhideWhenUsed="1"/>
+    <w:lsdException w:name="HTML Code" w:semiHidden="1" w:unhideWhenUsed="1"/>
+    <w:lsdException w:name="HTML Definition" w:semiHidden="1" w:unhideWhenUsed="1"/>
+    <w:lsdException w:name="HTML Keyboard" w:semiHidden="1" w:unhideWhenUsed="1"/>
+    <w:lsdException w:name="HTML Preformatted" w:semiHidden="1" w:unhideWhenUsed="1"/>
+    <w:lsdException w:name="HTML Sample" w:semiHidden="1" w:unhideWhenUsed="1"/>
+    <w:lsdException w:name="HTML Typewriter" w:semiHidden="1" w:unhideWhenUsed="1"/>
+    <w:lsdException w:name="HTML Variable" w:semiHidden="1" w:unhideWhenUsed="1"/>
+    <w:lsdException w:name="Normal Table" w:semiHidden="1" w:unhideWhenUsed="1"/>
+    <w:lsdException w:name="annotation subject" w:semiHidden="1" w:unhideWhenUsed="1"/>
+    <w:lsdException w:name="No List" w:semiHidden="1" w:unhideWhenUsed="1"/>
+    <w:lsdException w:name="Outline List 1" w:semiHidden="1" w:unhideWhenUsed="1"/>
+    <w:lsdException w:name="Outline List 2" w:semiHidden="1" w:unhideWhenUsed="1"/>
+    <w:lsdException w:name="Outline List 3" w:semiHidden="1" w:unhideWhenUsed="1"/>
+    <w:lsdException w:name="Table Simple 1" w:semiHidden="1" w:unhideWhenUsed="1"/>
+    <w:lsdException w:name="Table Simple 2" w:semiHidden="1" w:unhideWhenUsed="1"/>
+    <w:lsdException w:name="Table Simple 3" w:semiHidden="1" w:unhideWhenUsed="1"/>
+    <w:lsdException w:name="Table Classic 1" w:semiHidden="1" w:unhideWhenUsed="1"/>
+    <w:lsdException w:name="Table Classic 2" w:semiHidden="1" w:unhideWhenUsed="1"/>
+    <w:lsdException w:name="Table Classic 3" w:semiHidden="1" w:unhideWhenUsed="1"/>
+    <w:lsdException w:name="Table Classic 4" w:semiHidden="1" w:unhideWhenUsed="1"/>
+    <w:lsdException w:name="Table Colorful 1" w:semiHidden="1" w:unhideWhenUsed="1"/>
+    <w:lsdException w:name="Table Colorful 2" w:semiHidden="1" w:unhideWhenUsed="1"/>
+    <w:lsdException w:name="Table Colorful 3" w:semiHidden="1" w:unhideWhenUsed="1"/>
+    <w:lsdException w:name="Table Columns 1" w:semiHidden="1" w:unhideWhenUsed="1"/>
+    <w:lsdException w:name="Table Columns 2" w:semiHidden="1" w:unhideWhenUsed="1"/>
+    <w:lsdException w:name="Table Columns 3" w:semiHidden="1" w:unhideWhenUsed="1"/>
+    <w:lsdException w:name="Table Columns 4" w:semiHidden="1" w:unhideWhenUsed="1"/>
+    <w:lsdException w:name="Table Columns 5" w:semiHidden="1" w:unhideWhenUsed="1"/>
+    <w:lsdException w:name="Table Grid 1" w:semiHidden="1" w:unhideWhenUsed="1"/>
+    <w:lsdException w:name="Table Grid 2" w:semiHidden="1" w:unhideWhenUsed="1"/>
+    <w:lsdException w:name="Table Grid 3" w:semiHidden="1" w:unhideWhenUsed="1"/>
+    <w:lsdException w:name="Table Grid 4" w:semiHidden="1" w:unhideWhenUsed="1"/>
+    <w:lsdException w:name="Table Grid 5" w:semiHidden="1" w:unhideWhenUsed="1"/>
+    <w:lsdException w:name="Table Grid 6" w:semiHidden="1" w:unhideWhenUsed="1"/>
+    <w:lsdException w:name="Table Grid 7" w:semiHidden="1" w:unhideWhenUsed="1"/>
+    <w:lsdException w:name="Table Grid 8" w:semiHidden="1" w:unhideWhenUsed="1"/>
+    <w:lsdException w:name="Table List 1" w:semiHidden="1" w:unhideWhenUsed="1"/>
+    <w:lsdException w:name="Table List 2" w:semiHidden="1" w:unhideWhenUsed="1"/>
+    <w:lsdException w:name="Table List 3" w:semiHidden="1" w:unhideWhenUsed="1"/>
+    <w:lsdException w:name="Table List 4" w:semiHidden="1" w:unhideWhenUsed="1"/>
+    <w:lsdException w:name="Table List 5" w:semiHidden="1" w:unhideWhenUsed="1"/>
+    <w:lsdException w:name="Table List 6" w:semiHidden="1" w:unhideWhenUsed="1"/>
+    <w:lsdException w:name="Table List 7" w:semiHidden="1" w:unhideWhenUsed="1"/>
+    <w:lsdException w:name="Table List 8" w:semiHidden="1" w:unhideWhenUsed="1"/>
+    <w:lsdException w:name="Table 3D effects 1" w:semiHidden="1" w:unhideWhenUsed="1"/>
+    <w:lsdException w:name="Table 3D effects 2" w:semiHidden="1" w:unhideWhenUsed="1"/>
+    <w:lsdException w:name="Table 3D effects 3" w:semiHidden="1" w:unhideWhenUsed="1"/>
+    <w:lsdException w:name="Table Contemporary" w:semiHidden="1" w:unhideWhenUsed="1"/>
+    <w:lsdException w:name="Table Elegant" w:semiHidden="1" w:unhideWhenUsed="1"/>
+    <w:lsdException w:name="Table Professional" w:semiHidden="1" w:unhideWhenUsed="1"/>
+    <w:lsdException w:name="Table Subtle 1" w:semiHidden="1" w:unhideWhenUsed="1"/>
+    <w:lsdException w:name="Table Subtle 2" w:semiHidden="1" w:unhideWhenUsed="1"/>
+    <w:lsdException w:name="Table Web 1" w:semiHidden="1" w:unhideWhenUsed="1"/>
+    <w:lsdException w:name="Table Web 2" w:semiHidden="1" w:unhideWhenUsed="1"/>
+    <w:lsdException w:name="Table Web 3" w:semiHidden="1" w:unhideWhenUsed="1"/>
+    <w:lsdException w:name="Balloon Text" w:semiHidden="1" w:unhideWhenUsed="1"/>
+    <w:lsdException w:name="Table Grid" w:uiPriority="39"/>
+    <w:lsdException w:name="Table Theme" w:semiHidden="1" w:unhideWhenUsed="1"/>
+    <w:lsdException w:name="Placeholder Text" w:semiHidden="1"/>
+    <w:lsdException w:name="No Spacing" w:uiPriority="1" w:qFormat="1"/>
+    <w:lsdException w:name="Light Shading" w:uiPriority="60"/>
+    <w:lsdException w:name="Light List" w:uiPriority="61"/>
+    <w:lsdException w:name="Light Grid" w:uiPriority="62"/>
+    <w:lsdException w:name="Medium Shading 1" w:uiPriority="63"/>
+    <w:lsdException w:name="Medium Shading 2" w:uiPriority="64"/>
+    <w:lsdException w:name="Medium List 1" w:uiPriority="65"/>
+    <w:lsdException w:name="Medium List 2" w:uiPriority="66"/>
+    <w:lsdException w:name="Medium Grid 1" w:uiPriority="67"/>
+    <w:lsdException w:name="Medium Grid 2" w:uiPriority="68"/>
+    <w:lsdException w:name="Medium Grid 3" w:uiPriority="69"/>
+    <w:lsdException w:name="Dark List" w:uiPriority="70"/>
+    <w:lsdException w:name="Colorful Shading" w:uiPriority="71"/>
+    <w:lsdException w:name="Colorful List" w:uiPriority="72"/>
+    <w:lsdException w:name="Colorful Grid" w:uiPriority="73"/>
+    <w:lsdException w:name="Light Shading Accent 1" w:uiPriority="60"/>
+    <w:lsdException w:name="Light List Accent 1" w:uiPriority="61"/>
+    <w:lsdException w:name="Light Grid Accent 1" w:uiPriority="62"/>
+    <w:lsdException w:name="Medium Shading 1 Accent 1" w:uiPriority="63"/>
+    <w:lsdException w:name="Medium Shading 2 Accent 1" w:uiPriority="64"/>
+    <w:lsdException w:name="Medium List 1 Accent 1" w:uiPriority="65"/>
+    <w:lsdException w:name="Revision" w:semiHidden="1"/>
+    <w:lsdException w:name="List Paragraph" w:uiPriority="34" w:qFormat="1"/>
+    <w:lsdException w:name="Quote" w:uiPriority="29" w:qFormat="1"/>
+    <w:lsdException w:name="Intense Quote" w:uiPriority="30" w:qFormat="1"/>
+    <w:lsdException w:name="Medium List 2 Accent 1" w:uiPriority="66"/>
+    <w:lsdException w:name="Medium Grid 1 Accent 1" w:uiPriority="67"/>
+    <w:lsdException w:name="Medium Grid 2 Accent 1" w:uiPriority="68"/>
+    <w:lsdException w:name="Medium Grid 3 Accent 1" w:uiPriority="69"/>
+    <w:lsdException w:name="Dark List Accent 1" w:uiPriority="70"/>
+    <w:lsdException w:name="Colorful Shading Accent 1" w:uiPriority="71"/>
+    <w:lsdException w:name="Colorful List Accent 1" w:uiPriority="72"/>
+    <w:lsdException w:name="Colorful Grid Accent 1" w:uiPriority="73"/>
+    <w:lsdException w:name="Light Shading Accent 2" w:uiPriority="60"/>
+    <w:lsdException w:name="Light List Accent 2" w:uiPriority="61"/>
+    <w:lsdException w:name="Light Grid Accent 2" w:uiPriority="62"/>
+    <w:lsdException w:name="Medium Shading 1 Accent 2" w:uiPriority="63"/>
+    <w:lsdException w:name="Medium Shading 2 Accent 2" w:uiPriority="64"/>
+    <w:lsdException w:name="Medium List 1 Accent 2" w:uiPriority="65"/>
+    <w:lsdException w:name="Medium List 2 Accent 2" w:uiPriority="66"/>
+    <w:lsdException w:name="Medium Grid 1 Accent 2" w:uiPriority="67"/>
+    <w:lsdException w:name="Medium Grid 2 Accent 2" w:uiPriority="68"/>
+    <w:lsdException w:name="Medium Grid 3 Accent 2" w:uiPriority="69"/>
+    <w:lsdException w:name="Dark List Accent 2" w:uiPriority="70"/>
+    <w:lsdException w:name="Colorful Shading Accent 2" w:uiPriority="71"/>
+    <w:lsdException w:name="Colorful List Accent 2" w:uiPriority="72"/>
+    <w:lsdException w:name="Colorful Grid Accent 2" w:uiPriority="73"/>
+    <w:lsdException w:name="Light Shading Accent 3" w:uiPriority="60"/>
+    <w:lsdException w:name="Light List Accent 3" w:uiPriority="61"/>
+    <w:lsdException w:name="Light Grid Accent 3" w:uiPriority="62"/>
+    <w:lsdException w:name="Medium Shading 1 Accent 3" w:uiPriority="63"/>
+    <w:lsdException w:name="Medium Shading 2 Accent 3" w:uiPriority="64"/>
+    <w:lsdException w:name="Medium List 1 Accent 3" w:uiPriority="65"/>
+    <w:lsdException w:name="Medium List 2 Accent 3" w:uiPriority="66"/>
+    <w:lsdException w:name="Medium Grid 1 Accent 3" w:uiPriority="67"/>
+    <w:lsdException w:name="Medium Grid 2 Accent 3" w:uiPriority="68"/>
+    <w:lsdException w:name="Medium Grid 3 Accent 3" w:uiPriority="69"/>
+    <w:lsdException w:name="Dark List Accent 3" w:uiPriority="70"/>
+    <w:lsdException w:name="Colorful Shading Accent 3" w:uiPriority="71"/>
+    <w:lsdException w:name="Colorful List Accent 3" w:uiPriority="72"/>
+    <w:lsdException w:name="Colorful Grid Accent 3" w:uiPriority="73"/>
+    <w:lsdException w:name="Light Shading Accent 4" w:uiPriority="60"/>
+    <w:lsdException w:name="Light List Accent 4" w:uiPriority="61"/>
+    <w:lsdException w:name="Light Grid Accent 4" w:uiPriority="62"/>
+    <w:lsdException w:name="Medium Shading 1 Accent 4" w:uiPriority="63"/>
+    <w:lsdException w:name="Medium Shading 2 Accent 4" w:uiPriority="64"/>
+    <w:lsdException w:name="Medium List 1 Accent 4" w:uiPriority="65"/>
+    <w:lsdException w:name="Medium List 2 Accent 4" w:uiPriority="66"/>
+    <w:lsdException w:name="Medium Grid 1 Accent 4" w:uiPriority="67"/>
+    <w:lsdException w:name="Medium Grid 2 Accent 4" w:uiPriority="68"/>
+    <w:lsdException w:name="Medium Grid 3 Accent 4" w:uiPriority="69"/>
+    <w:lsdException w:name="Dark List Accent 4" w:uiPriority="70"/>
+    <w:lsdException w:name="Colorful Shading Accent 4" w:uiPriority="71"/>
+    <w:lsdException w:name="Colorful List Accent 4" w:uiPriority="72"/>
+    <w:lsdException w:name="Colorful Grid Accent 4" w:uiPriority="73"/>
+    <w:lsdException w:name="Light Shading Accent 5" w:uiPriority="60"/>
+    <w:lsdException w:name="Light List Accent 5" w:uiPriority="61"/>
+    <w:lsdException w:name="Light Grid Accent 5" w:uiPriority="62"/>
+    <w:lsdException w:name="Medium Shading 1 Accent 5" w:uiPriority="63"/>
+    <w:lsdException w:name="Medium Shading 2 Accent 5" w:uiPriority="64"/>
+    <w:lsdException w:name="Medium List 1 Accent 5" w:uiPriority="65"/>
+    <w:lsdException w:name="Medium List 2 Accent 5" w:uiPriority="66"/>
+    <w:lsdException w:name="Medium Grid 1 Accent 5" w:uiPriority="67"/>
+    <w:lsdException w:name="Medium Grid 2 Accent 5" w:uiPriority="68"/>
+    <w:lsdException w:name="Medium Grid 3 Accent 5" w:uiPriority="69"/>
+    <w:lsdException w:name="Dark List Accent 5" w:uiPriority="70"/>
+    <w:lsdException w:name="Colorful Shading Accent 5" w:uiPriority="71"/>
+    <w:lsdException w:name="Colorful List Accent 5" w:uiPriority="72"/>
+    <w:lsdException w:name="Colorful Grid Accent 5" w:uiPriority="73"/>
+    <w:lsdException w:name="Light Shading Accent 6" w:uiPriority="60"/>
+    <w:lsdException w:name="Light List Accent 6" w:uiPriority="61"/>
+    <w:lsdException w:name="Light Grid Accent 6" w:uiPriority="62"/>
+    <w:lsdException w:name="Medium Shading 1 Accent 6" w:uiPriority="63"/>
+    <w:lsdException w:name="Medium Shading 2 Accent 6" w:uiPriority="64"/>
+    <w:lsdException w:name="Medium List 1 Accent 6" w:uiPriority="65"/>
+    <w:lsdException w:name="Medium List 2 Accent 6" w:uiPriority="66"/>
+    <w:lsdException w:name="Medium Grid 1 Accent 6" w:uiPriority="67"/>
+    <w:lsdException w:name="Medium Grid 2 Accent 6" w:uiPriority="68"/>
+    <w:lsdException w:name="Medium Grid 3 Accent 6" w:uiPriority="69"/>
+    <w:lsdException w:name="Dark List Accent 6" w:uiPriority="70"/>
+    <w:lsdException w:name="Colorful Shading Accent 6" w:uiPriority="71"/>
+    <w:lsdException w:name="Colorful List Accent 6" w:uiPriority="72"/>
+    <w:lsdException w:name="Colorful Grid Accent 6" w:uiPriority="73"/>
+    <w:lsdException w:name="Subtle Emphasis" w:uiPriority="19" w:qFormat="1"/>
+    <w:lsdException w:name="Intense Emphasis" w:uiPriority="21" w:qFormat="1"/>
+    <w:lsdException w:name="Subtle Reference" w:uiPriority="31" w:qFormat="1"/>
+    <w:lsdException w:name="Intense Reference" w:uiPriority="32" w:qFormat="1"/>
+    <w:lsdException w:name="Book Title" w:uiPriority="33" w:qFormat="1"/>
+    <w:lsdException w:name="Bibliography" w:semiHidden="1" w:uiPriority="37" w:unhideWhenUsed="1"/>
+    <w:lsdException w:name="TOC Heading" w:semiHidden="1" w:uiPriority="39" w:unhideWhenUsed="1" w:qFormat="1"/>
+    <w:lsdException w:name="Plain Table 1" w:uiPriority="41"/>
+    <w:lsdException w:name="Plain Table 2" w:uiPriority="42"/>
+    <w:lsdException w:name="Plain Table 3" w:uiPriority="43"/>
+    <w:lsdException w:name="Plain Table 4" w:uiPriority="44"/>
+    <w:lsdException w:name="Plain Table 5" w:uiPriority="45"/>
+    <w:lsdException w:name="Grid Table Light" w:uiPriority="40"/>
+    <w:lsdException w:name="Grid Table 1 Light" w:uiPriority="46"/>
+    <w:lsdException w:name="Grid Table 2" w:uiPriority="47"/>
+    <w:lsdException w:name="Grid Table 3" w:uiPriority="48"/>
+    <w:lsdException w:name="Grid Table 4" w:uiPriority="49"/>
+    <w:lsdException w:name="Grid Table 5 Dark" w:uiPriority="50"/>
+    <w:lsdException w:name="Grid Table 6 Colorful" w:uiPriority="51"/>
+    <w:lsdException w:name="Grid Table 7 Colorful" w:uiPriority="52"/>
+    <w:lsdException w:name="Grid Table 1 Light Accent 1" w:uiPriority="46"/>
+    <w:lsdException w:name="Grid Table 2 Accent 1" w:uiPriority="47"/>
+    <w:lsdException w:name="Grid Table 3 Accent 1" w:uiPriority="48"/>
+    <w:lsdException w:name="Grid Table 4 Accent 1" w:uiPriority="49"/>
+    <w:lsdException w:name="Grid Table 5 Dark Accent 1" w:uiPriority="50"/>
+    <w:lsdException w:name="Grid Table 6 Colorful Accent 1" w:uiPriority="51"/>
+    <w:lsdException w:name="Grid Table 7 Colorful Accent 1" w:uiPriority="52"/>
+    <w:lsdException w:name="Grid Table 1 Light Accent 2" w:uiPriority="46"/>
+    <w:lsdException w:name="Grid Table 2 Accent 2" w:uiPriority="47"/>
+    <w:lsdException w:name="Grid Table 3 Accent 2" w:uiPriority="48"/>
+    <w:lsdException w:name="Grid Table 4 Accent 2" w:uiPriority="49"/>
+    <w:lsdException w:name="Grid Table 5 Dark Accent 2" w:uiPriority="50"/>
+    <w:lsdException w:name="Grid Table 6 Colorful Accent 2" w:uiPriority="51"/>
+    <w:lsdException w:name="Grid Table 7 Colorful Accent 2" w:uiPriority="52"/>
+    <w:lsdException w:name="Grid Table 1 Light Accent 3" w:uiPriority="46"/>
+    <w:lsdException w:name="Grid Table 2 Accent 3" w:uiPriority="47"/>
+    <w:lsdException w:name="Grid Table 3 Accent 3" w:uiPriority="48"/>
+    <w:lsdException w:name="Grid Table 4 Accent 3" w:uiPriority="49"/>
+    <w:lsdException w:name="Grid Table 5 Dark Accent 3" w:uiPriority="50"/>
+    <w:lsdException w:name="Grid Table 6 Colorful Accent 3" w:uiPriority="51"/>
+    <w:lsdException w:name="Grid Table 7 Colorful Accent 3" w:uiPriority="52"/>
+    <w:lsdException w:name="Grid Table 1 Light Accent 4" w:uiPriority="46"/>
+    <w:lsdException w:name="Grid Table 2 Accent 4" w:uiPriority="47"/>
+    <w:lsdException w:name="Grid Table 3 Accent 4" w:uiPriority="48"/>
+    <w:lsdException w:name="Grid Table 4 Accent 4" w:uiPriority="49"/>
+    <w:lsdException w:name="Grid Table 5 Dark Accent 4" w:uiPriority="50"/>
+    <w:lsdException w:name="Grid Table 6 Colorful Accent 4" w:uiPriority="51"/>
+    <w:lsdException w:name="Grid Table 7 Colorful Accent 4" w:uiPriority="52"/>
+    <w:lsdException w:name="Grid Table 1 Light Accent 5" w:uiPriority="46"/>
+    <w:lsdException w:name="Grid Table 2 Accent 5" w:uiPriority="47"/>
+    <w:lsdException w:name="Grid Table 3 Accent 5" w:uiPriority="48"/>
+    <w:lsdException w:name="Grid Table 4 Accent 5" w:uiPriority="49"/>
+    <w:lsdException w:name="Grid Table 5 Dark Accent 5" w:uiPriority="50"/>
+    <w:lsdException w:name="Grid Table 6 Colorful Accent 5" w:uiPriority="51"/>
+    <w:lsdException w:name="Grid Table 7 Colorful Accent 5" w:uiPriority="52"/>
+    <w:lsdException w:name="Grid Table 1 Light Accent 6" w:uiPriority="46"/>
+    <w:lsdException w:name="Grid Table 2 Accent 6" w:uiPriority="47"/>
+    <w:lsdException w:name="Grid Table 3 Accent 6" w:uiPriority="48"/>
+    <w:lsdException w:name="Grid Table 4 Accent 6" w:uiPriority="49"/>
+    <w:lsdException w:name="Grid Table 5 Dark Accent 6" w:uiPriority="50"/>
+    <w:lsdException w:name="Grid Table 6 Colorful Accent 6" w:uiPriority="51"/>
+    <w:lsdException w:name="Grid Table 7 Colorful Accent 6" w:uiPriority="52"/>
+    <w:lsdException w:name="List Table 1 Light" w:uiPriority="46"/>
+    <w:lsdException w:name="List Table 2" w:uiPriority="47"/>
+    <w:lsdException w:name="List Table 3" w:uiPriority="48"/>
+    <w:lsdException w:name="List Table 4" w:uiPriority="49"/>
+    <w:lsdException w:name="List Table 5 Dark" w:uiPriority="50"/>
+    <w:lsdException w:name="List Table 6 Colorful" w:uiPriority="51"/>
+    <w:lsdException w:name="List Table 7 Colorful" w:uiPriority="52"/>
+    <w:lsdException w:name="List Table 1 Light Accent 1" w:uiPriority="46"/>
+    <w:lsdException w:name="List Table 2 Accent 1" w:uiPriority="47"/>
+    <w:lsdException w:name="List Table 3 Accent 1" w:uiPriority="48"/>
+    <w:lsdException w:name="List Table 4 Accent 1" w:uiPriority="49"/>
+    <w:lsdException w:name="List Table 5 Dark Accent 1" w:uiPriority="50"/>
+    <w:lsdException w:name="List Table 6 Colorful Accent 1" w:uiPriority="51"/>
+    <w:lsdException w:name="List Table 7 Colorful Accent 1" w:uiPriority="52"/>
+    <w:lsdException w:name="List Table 1 Light Accent 2" w:uiPriority="46"/>
+    <w:lsdException w:name="List Table 2 Accent 2" w:uiPriority="47"/>
+    <w:lsdException w:name="List Table 3 Accent 2" w:uiPriority="48"/>
+    <w:lsdException w:name="List Table 4 Accent 2" w:uiPriority="49"/>
+    <w:lsdException w:name="List Table 5 Dark Accent 2" w:uiPriority="50"/>
+    <w:lsdException w:name="List Table 6 Colorful Accent 2" w:uiPriority="51"/>
+    <w:lsdException w:name="List Table 7 Colorful Accent 2" w:uiPriority="52"/>
+    <w:lsdException w:name="List Table 1 Light Accent 3" w:uiPriority="46"/>
+    <w:lsdException w:name="List Table 2 Accent 3" w:uiPriority="47"/>
+    <w:lsdException w:name="List Table 3 Accent 3" w:uiPriority="48"/>
+    <w:lsdException w:name="List Table 4 Accent 3" w:uiPriority="49"/>
+    <w:lsdException w:name="List Table 5 Dark Accent 3" w:uiPriority="50"/>
+    <w:lsdException w:name="List Table 6 Colorful Accent 3" w:uiPriority="51"/>
+    <w:lsdException w:name="List Table 7 Colorful Accent 3" w:uiPriority="52"/>
+    <w:lsdException w:name="List Table 1 Light Accent 4" w:uiPriority="46"/>
+    <w:lsdException w:name="List Table 2 Accent 4" w:uiPriority="47"/>
+    <w:lsdException w:name="List Table 3 Accent 4" w:uiPriority="48"/>
+    <w:lsdException w:name="List Table 4 Accent 4" w:uiPriority="49"/>
+    <w:lsdException w:name="List Table 5 Dark Accent 4" w:uiPriority="50"/>
+    <w:lsdException w:name="List Table 6 Colorful Accent 4" w:uiPriority="51"/>
+    <w:lsdException w:name="List Table 7 Colorful Accent 4" w:uiPriority="52"/>
+    <w:lsdException w:name="List Table 1 Light Accent 5" w:uiPriority="46"/>
+    <w:lsdException w:name="List Table 2 Accent 5" w:uiPriority="47"/>
+    <w:lsdException w:name="List Table 3 Accent 5" w:uiPriority="48"/>
+    <w:lsdException w:name="List Table 4 Accent 5" w:uiPriority="49"/>
+    <w:lsdException w:name="List Table 5 Dark Accent 5" w:uiPriority="50"/>
+    <w:lsdException w:name="List Table 6 Colorful Accent 5" w:uiPriority="51"/>
+    <w:lsdException w:name="List Table 7 Colorful Accent 5" w:uiPriority="52"/>
+    <w:lsdException w:name="List Table 1 Light Accent 6" w:uiPriority="46"/>
+    <w:lsdException w:name="List Table 2 Accent 6" w:uiPriority="47"/>
+    <w:lsdException w:name="List Table 3 Accent 6" w:uiPriority="48"/>
+    <w:lsdException w:name="List Table 4 Accent 6" w:uiPriority="49"/>
+    <w:lsdException w:name="List Table 5 Dark Accent 6" w:uiPriority="50"/>
+    <w:lsdException w:name="List Table 6 Colorful Accent 6" w:uiPriority="51"/>
+    <w:lsdException w:name="List Table 7 Colorful Accent 6" w:uiPriority="52"/>
+    <w:lsdException w:name="Mention" w:semiHidden="1" w:unhideWhenUsed="1"/>
+    <w:lsdException w:name="Smart Hyperlink" w:semiHidden="1" w:unhideWhenUsed="1"/>
+    <w:lsdException w:name="Hashtag" w:semiHidden="1" w:unhideWhenUsed="1"/>
+    <w:lsdException w:name="Unresolved Mention" w:semiHidden="1" w:unhideWhenUsed="1"/>
+    <w:lsdException w:name="Smart Link" w:semiHidden="1" w:unhideWhenUsed="1"/>
+  </w:latentStyles>
+  <w:style w:type="paragraph" w:default="1" w:styleId="Normal">
+    <w:name w:val="Normal"/>
     <w:qFormat/>
-    <w:rPr>
-      <w:sz w:val="56"/>
-      <w:szCs w:val="56"/>
-    </w:rPr>
   </w:style>
   <w:style w:type="paragraph" w:styleId="Heading1">
-    <w:name w:val="Heading 1"/>
-    <w:basedOn w:val="Normal"/>
-    <w:next w:val="Normal"/>
+    <w:name w:val="heading 1"/>
+    <w:uiPriority w:val="9"/>
     <w:qFormat/>
+    <w:pPr>
+      <w:spacing w:before="240" w:after="160"/>
+      <w:outlineLvl w:val="0"/>
+    </w:pPr>
     <w:rPr>
-      <w:color w:val="2E74B5"/>
-      <w:sz w:val="32"/>
-      <w:szCs w:val="32"/>
-    </w:rPr>
-  </w:style>
-  <w:style w:type="paragraph" w:styleId="Heading2">
-    <w:name w:val="Heading 2"/>
-    <w:basedOn w:val="Normal"/>
-    <w:next w:val="Normal"/>
-    <w:qFormat/>
-    <w:rPr>
-      <w:color w:val="2E74B5"/>
+      <w:b/>
+      <w:bCs/>
       <w:sz w:val="26"/>
       <w:szCs w:val="26"/>
     </w:rPr>
   </w:style>
+  <w:style w:type="paragraph" w:styleId="Heading2">
+    <w:name w:val="heading 2"/>
+    <w:uiPriority w:val="9"/>
+    <w:unhideWhenUsed/>
+    <w:qFormat/>
+    <w:pPr>
+      <w:spacing w:before="200" w:after="120"/>
+      <w:outlineLvl w:val="1"/>
+    </w:pPr>
+    <w:rPr>
+      <w:b/>
+      <w:bCs/>
+    </w:rPr>
+  </w:style>
   <w:style w:type="paragraph" w:styleId="Heading3">
-    <w:name w:val="Heading 3"/>
-    <w:basedOn w:val="Normal"/>
-    <w:next w:val="Normal"/>
+    <w:name w:val="heading 3"/>
+    <w:uiPriority w:val="9"/>
+    <w:semiHidden/>
+    <w:unhideWhenUsed/>
     <w:qFormat/>
+    <w:pPr>
+      <w:outlineLvl w:val="2"/>
+    </w:pPr>
     <w:rPr>
       <w:color w:val="1F4D78"/>
-      <w:sz w:val="24"/>
-      <w:szCs w:val="24"/>
     </w:rPr>
   </w:style>
   <w:style w:type="paragraph" w:styleId="Heading4">
-    <w:name w:val="Heading 4"/>
-    <w:basedOn w:val="Normal"/>
-    <w:next w:val="Normal"/>
+    <w:name w:val="heading 4"/>
+    <w:uiPriority w:val="9"/>
+    <w:semiHidden/>
+    <w:unhideWhenUsed/>
     <w:qFormat/>
+    <w:pPr>
+      <w:outlineLvl w:val="3"/>
+    </w:pPr>
     <w:rPr>
       <w:i/>
       <w:iCs/>
@@ -2701,27 +4765,69 @@
     </w:rPr>
   </w:style>
   <w:style w:type="paragraph" w:styleId="Heading5">
-    <w:name w:val="Heading 5"/>
-    <w:basedOn w:val="Normal"/>
-    <w:next w:val="Normal"/>
+    <w:name w:val="heading 5"/>
+    <w:uiPriority w:val="9"/>
+    <w:semiHidden/>
+    <w:unhideWhenUsed/>
     <w:qFormat/>
+    <w:pPr>
+      <w:outlineLvl w:val="4"/>
+    </w:pPr>
     <w:rPr>
       <w:color w:val="2E74B5"/>
     </w:rPr>
   </w:style>
   <w:style w:type="paragraph" w:styleId="Heading6">
-    <w:name w:val="Heading 6"/>
-    <w:basedOn w:val="Normal"/>
-    <w:next w:val="Normal"/>
+    <w:name w:val="heading 6"/>
+    <w:uiPriority w:val="9"/>
+    <w:semiHidden/>
+    <w:unhideWhenUsed/>
     <w:qFormat/>
+    <w:pPr>
+      <w:outlineLvl w:val="5"/>
+    </w:pPr>
     <w:rPr>
       <w:color w:val="1F4D78"/>
     </w:rPr>
   </w:style>
-  <w:style w:type="paragraph" w:styleId="Strong">
-    <w:name w:val="Strong"/>
-    <w:basedOn w:val="Normal"/>
-    <w:next w:val="Normal"/>
+  <w:style w:type="character" w:default="1" w:styleId="DefaultParagraphFont">
+    <w:name w:val="Default Paragraph Font"/>
+    <w:uiPriority w:val="1"/>
+    <w:semiHidden/>
+    <w:unhideWhenUsed/>
+  </w:style>
+  <w:style w:type="table" w:default="1" w:styleId="TableNormal">
+    <w:name w:val="Normal Table"/>
+    <w:uiPriority w:val="99"/>
+    <w:semiHidden/>
+    <w:unhideWhenUsed/>
+    <w:tblPr>
+      <w:tblInd w:w="0" w:type="dxa"/>
+      <w:tblCellMar>
+        <w:top w:w="0" w:type="dxa"/>
+        <w:left w:w="108" w:type="dxa"/>
+        <w:bottom w:w="0" w:type="dxa"/>
+        <w:right w:w="108" w:type="dxa"/>
+      </w:tblCellMar>
+    </w:tblPr>
+  </w:style>
+  <w:style w:type="numbering" w:default="1" w:styleId="NoList">
+    <w:name w:val="No List"/>
+    <w:uiPriority w:val="99"/>
+    <w:semiHidden/>
+    <w:unhideWhenUsed/>
+  </w:style>
+  <w:style w:type="paragraph" w:styleId="Title">
+    <w:name w:val="Title"/>
+    <w:uiPriority w:val="10"/>
+    <w:qFormat/>
+    <w:rPr>
+      <w:sz w:val="56"/>
+      <w:szCs w:val="56"/>
+    </w:rPr>
+  </w:style>
+  <w:style w:type="paragraph" w:customStyle="1" w:styleId="Strong1">
+    <w:name w:val="Strong1"/>
     <w:qFormat/>
     <w:rPr>
       <w:b/>
@@ -2730,12 +4836,10 @@
   </w:style>
   <w:style w:type="paragraph" w:styleId="ListParagraph">
     <w:name w:val="List Paragraph"/>
-    <w:basedOn w:val="Normal"/>
     <w:qFormat/>
   </w:style>
   <w:style w:type="character" w:styleId="Hyperlink">
     <w:name w:val="Hyperlink"/>
-    <w:basedOn w:val="DefaultParagraphFont"/>
     <w:uiPriority w:val="99"/>
     <w:unhideWhenUsed/>
     <w:rPr>
@@ -2745,7 +4849,6 @@
   </w:style>
   <w:style w:type="character" w:styleId="FootnoteReference">
     <w:name w:val="footnote reference"/>
-    <w:basedOn w:val="DefaultParagraphFont"/>
     <w:uiPriority w:val="99"/>
     <w:semiHidden/>
     <w:unhideWhenUsed/>
@@ -2755,22 +4858,17 @@
   </w:style>
   <w:style w:type="paragraph" w:styleId="FootnoteText">
     <w:name w:val="footnote text"/>
-    <w:basedOn w:val="Normal"/>
     <w:link w:val="FootnoteTextChar"/>
     <w:uiPriority w:val="99"/>
     <w:semiHidden/>
     <w:unhideWhenUsed/>
-    <w:pPr>
-      <w:spacing w:after="0" w:line="240" w:lineRule="auto"/>
-    </w:pPr>
     <w:rPr>
       <w:sz w:val="20"/>
       <w:szCs w:val="20"/>
     </w:rPr>
   </w:style>
-  <w:style w:type="character" w:styleId="FootnoteTextChar">
+  <w:style w:type="character" w:customStyle="1" w:styleId="FootnoteTextChar">
     <w:name w:val="Footnote Text Char"/>
-    <w:basedOn w:val="DefaultParagraphFont"/>
     <w:link w:val="FootnoteText"/>
     <w:uiPriority w:val="99"/>
     <w:semiHidden/>
@@ -2782,7 +4880,6 @@
   </w:style>
   <w:style w:type="character" w:styleId="EndnoteReference">
     <w:name w:val="endnote reference"/>
-    <w:basedOn w:val="DefaultParagraphFont"/>
     <w:uiPriority w:val="99"/>
     <w:semiHidden/>
     <w:unhideWhenUsed/>
@@ -2792,22 +4889,17 @@
   </w:style>
   <w:style w:type="paragraph" w:styleId="EndnoteText">
     <w:name w:val="endnote text"/>
-    <w:basedOn w:val="Normal"/>
     <w:link w:val="EndnoteTextChar"/>
     <w:uiPriority w:val="99"/>
     <w:semiHidden/>
     <w:unhideWhenUsed/>
-    <w:pPr>
-      <w:spacing w:after="0" w:line="240" w:lineRule="auto"/>
-    </w:pPr>
     <w:rPr>
       <w:sz w:val="20"/>
       <w:szCs w:val="20"/>
     </w:rPr>
   </w:style>
-  <w:style w:type="character" w:styleId="EndnoteTextChar">
+  <w:style w:type="character" w:customStyle="1" w:styleId="EndnoteTextChar">
     <w:name w:val="Endnote Text Char"/>
-    <w:basedOn w:val="DefaultParagraphFont"/>
     <w:link w:val="EndnoteText"/>
     <w:uiPriority w:val="99"/>
     <w:semiHidden/>
@@ -2817,39 +4909,320 @@
       <w:szCs w:val="20"/>
     </w:rPr>
   </w:style>
-  <w:style w:type="paragraph" w:styleId="Heading1">
-    <w:name w:val="Heading 1"/>
-    <w:basedOn w:val="Normal"/>
-    <w:next w:val="Normal"/>
-    <w:qFormat/>
-    <w:pPr>
-      <w:spacing w:after="160" w:before="240"/>
-      <w:outlineLvl w:val="0"/>
-    </w:pPr>
-    <w:rPr>
-      <w:rFonts w:ascii="Times New Roman" w:cs="Times New Roman" w:eastAsia="Times New Roman" w:hAnsi="Times New Roman"/>
-      <w:b/>
-      <w:bCs/>
-      <w:sz w:val="26"/>
-      <w:szCs w:val="26"/>
-    </w:rPr>
-  </w:style>
-  <w:style w:type="paragraph" w:styleId="Heading2">
-    <w:name w:val="Heading 2"/>
-    <w:basedOn w:val="Normal"/>
-    <w:next w:val="Normal"/>
-    <w:qFormat/>
-    <w:pPr>
-      <w:spacing w:after="120" w:before="200"/>
-      <w:outlineLvl w:val="1"/>
-    </w:pPr>
-    <w:rPr>
-      <w:rFonts w:ascii="Times New Roman" w:cs="Times New Roman" w:eastAsia="Times New Roman" w:hAnsi="Times New Roman"/>
-      <w:b/>
-      <w:bCs/>
-      <w:sz w:val="24"/>
-      <w:szCs w:val="24"/>
-    </w:rPr>
-  </w:style>
 </w:styles>
+</file>
+
+<file path=word/theme/theme1.xml><?xml version="1.0" encoding="utf-8"?>
+<a:theme xmlns:a="http://schemas.openxmlformats.org/drawingml/2006/main" name="Office Theme">
+  <a:themeElements>
+    <a:clrScheme name="Office">
+      <a:dk1>
+        <a:sysClr val="windowText" lastClr="000000"/>
+      </a:dk1>
+      <a:lt1>
+        <a:sysClr val="window" lastClr="FFFFFF"/>
+      </a:lt1>
+      <a:dk2>
+        <a:srgbClr val="0E2841"/>
+      </a:dk2>
+      <a:lt2>
+        <a:srgbClr val="E8E8E8"/>
+      </a:lt2>
+      <a:accent1>
+        <a:srgbClr val="156082"/>
+      </a:accent1>
+      <a:accent2>
+        <a:srgbClr val="E97132"/>
+      </a:accent2>
+      <a:accent3>
+        <a:srgbClr val="196B24"/>
+      </a:accent3>
+      <a:accent4>
+        <a:srgbClr val="0F9ED5"/>
+      </a:accent4>
+      <a:accent5>
+        <a:srgbClr val="A02B93"/>
+      </a:accent5>
+      <a:accent6>
+        <a:srgbClr val="4EA72E"/>
+      </a:accent6>
+      <a:hlink>
+        <a:srgbClr val="467886"/>
+      </a:hlink>
+      <a:folHlink>
+        <a:srgbClr val="96607D"/>
+      </a:folHlink>
+    </a:clrScheme>
+    <a:fontScheme name="Office">
+      <a:majorFont>
+        <a:latin typeface="Aptos Display" panose="02110004020202020204"/>
+        <a:ea typeface=""/>
+        <a:cs typeface=""/>
+        <a:font script="Jpan" typeface="游ゴシック Light"/>
+        <a:font script="Hang" typeface="맑은 고딕"/>
+        <a:font script="Hans" typeface="等线 Light"/>
+        <a:font script="Hant" typeface="新細明體"/>
+        <a:font script="Arab" typeface="Times New Roman"/>
+        <a:font script="Hebr" typeface="Times New Roman"/>
+        <a:font script="Thai" typeface="Angsana New"/>
+        <a:font script="Ethi" typeface="Nyala"/>
+        <a:font script="Beng" typeface="Vrinda"/>
+        <a:font script="Gujr" typeface="Shruti"/>
+        <a:font script="Khmr" typeface="MoolBoran"/>
+        <a:font script="Knda" typeface="Tunga"/>
+        <a:font script="Guru" typeface="Raavi"/>
+        <a:font script="Cans" typeface="Euphemia"/>
+        <a:font script="Cher" typeface="Plantagenet Cherokee"/>
+        <a:font script="Yiii" typeface="Microsoft Yi Baiti"/>
+        <a:font script="Tibt" typeface="Microsoft Himalaya"/>
+        <a:font script="Thaa" typeface="MV Boli"/>
+        <a:font script="Deva" typeface="Mangal"/>
+        <a:font script="Telu" typeface="Gautami"/>
+        <a:font script="Taml" typeface="Latha"/>
+        <a:font script="Syrc" typeface="Estrangelo Edessa"/>
+        <a:font script="Orya" typeface="Kalinga"/>
+        <a:font script="Mlym" typeface="Kartika"/>
+        <a:font script="Laoo" typeface="DokChampa"/>
+        <a:font script="Sinh" typeface="Iskoola Pota"/>
+        <a:font script="Mong" typeface="Mongolian Baiti"/>
+        <a:font script="Viet" typeface="Times New Roman"/>
+        <a:font script="Uigh" typeface="Microsoft Uighur"/>
+        <a:font script="Geor" typeface="Sylfaen"/>
+        <a:font script="Armn" typeface="Arial"/>
+        <a:font script="Bugi" typeface="Leelawadee UI"/>
+        <a:font script="Bopo" typeface="Microsoft JhengHei"/>
+        <a:font script="Java" typeface="Javanese Text"/>
+        <a:font script="Lisu" typeface="Segoe UI"/>
+        <a:font script="Mymr" typeface="Myanmar Text"/>
+        <a:font script="Nkoo" typeface="Ebrima"/>
+        <a:font script="Olck" typeface="Nirmala UI"/>
+        <a:font script="Osma" typeface="Ebrima"/>
+        <a:font script="Phag" typeface="Phagspa"/>
+        <a:font script="Syrn" typeface="Estrangelo Edessa"/>
+        <a:font script="Syrj" typeface="Estrangelo Edessa"/>
+        <a:font script="Syre" typeface="Estrangelo Edessa"/>
+        <a:font script="Sora" typeface="Nirmala UI"/>
+        <a:font script="Tale" typeface="Microsoft Tai Le"/>
+        <a:font script="Talu" typeface="Microsoft New Tai Lue"/>
+        <a:font script="Tfng" typeface="Ebrima"/>
+      </a:majorFont>
+      <a:minorFont>
+        <a:latin typeface="Aptos" panose="02110004020202020204"/>
+        <a:ea typeface=""/>
+        <a:cs typeface=""/>
+        <a:font script="Jpan" typeface="游明朝"/>
+        <a:font script="Hang" typeface="맑은 고딕"/>
+        <a:font script="Hans" typeface="等线"/>
+        <a:font script="Hant" typeface="新細明體"/>
+        <a:font script="Arab" typeface="Arial"/>
+        <a:font script="Hebr" typeface="Arial"/>
+        <a:font script="Thai" typeface="Cordia New"/>
+        <a:font script="Ethi" typeface="Nyala"/>
+        <a:font script="Beng" typeface="Vrinda"/>
+        <a:font script="Gujr" typeface="Shruti"/>
+        <a:font script="Khmr" typeface="DaunPenh"/>
+        <a:font script="Knda" typeface="Tunga"/>
+        <a:font script="Guru" typeface="Raavi"/>
+        <a:font script="Cans" typeface="Euphemia"/>
+        <a:font script="Cher" typeface="Plantagenet Cherokee"/>
+        <a:font script="Yiii" typeface="Microsoft Yi Baiti"/>
+        <a:font script="Tibt" typeface="Microsoft Himalaya"/>
+        <a:font script="Thaa" typeface="MV Boli"/>
+        <a:font script="Deva" typeface="Mangal"/>
+        <a:font script="Telu" typeface="Gautami"/>
+        <a:font script="Taml" typeface="Latha"/>
+        <a:font script="Syrc" typeface="Estrangelo Edessa"/>
+        <a:font script="Orya" typeface="Kalinga"/>
+        <a:font script="Mlym" typeface="Kartika"/>
+        <a:font script="Laoo" typeface="DokChampa"/>
+        <a:font script="Sinh" typeface="Iskoola Pota"/>
+        <a:font script="Mong" typeface="Mongolian Baiti"/>
+        <a:font script="Viet" typeface="Arial"/>
+        <a:font script="Uigh" typeface="Microsoft Uighur"/>
+        <a:font script="Geor" typeface="Sylfaen"/>
+        <a:font script="Armn" typeface="Arial"/>
+        <a:font script="Bugi" typeface="Leelawadee UI"/>
+        <a:font script="Bopo" typeface="Microsoft JhengHei"/>
+        <a:font script="Java" typeface="Javanese Text"/>
+        <a:font script="Lisu" typeface="Segoe UI"/>
+        <a:font script="Mymr" typeface="Myanmar Text"/>
+        <a:font script="Nkoo" typeface="Ebrima"/>
+        <a:font script="Olck" typeface="Nirmala UI"/>
+        <a:font script="Osma" typeface="Ebrima"/>
+        <a:font script="Phag" typeface="Phagspa"/>
+        <a:font script="Syrn" typeface="Estrangelo Edessa"/>
+        <a:font script="Syrj" typeface="Estrangelo Edessa"/>
+        <a:font script="Syre" typeface="Estrangelo Edessa"/>
+        <a:font script="Sora" typeface="Nirmala UI"/>
+        <a:font script="Tale" typeface="Microsoft Tai Le"/>
+        <a:font script="Talu" typeface="Microsoft New Tai Lue"/>
+        <a:font script="Tfng" typeface="Ebrima"/>
+      </a:minorFont>
+    </a:fontScheme>
+    <a:fmtScheme name="Office">
+      <a:fillStyleLst>
+        <a:solidFill>
+          <a:schemeClr val="phClr"/>
+        </a:solidFill>
+        <a:gradFill rotWithShape="1">
+          <a:gsLst>
+            <a:gs pos="0">
+              <a:schemeClr val="phClr">
+                <a:lumMod val="110000"/>
+                <a:satMod val="105000"/>
+                <a:tint val="67000"/>
+              </a:schemeClr>
+            </a:gs>
+            <a:gs pos="50000">
+              <a:schemeClr val="phClr">
+                <a:lumMod val="105000"/>
+                <a:satMod val="103000"/>
+                <a:tint val="73000"/>
+              </a:schemeClr>
+            </a:gs>
+            <a:gs pos="100000">
+              <a:schemeClr val="phClr">
+                <a:lumMod val="105000"/>
+                <a:satMod val="109000"/>
+                <a:tint val="81000"/>
+              </a:schemeClr>
+            </a:gs>
+          </a:gsLst>
+          <a:lin ang="5400000" scaled="0"/>
+        </a:gradFill>
+        <a:gradFill rotWithShape="1">
+          <a:gsLst>
+            <a:gs pos="0">
+              <a:schemeClr val="phClr">
+                <a:satMod val="103000"/>
+                <a:lumMod val="102000"/>
+                <a:tint val="94000"/>
+              </a:schemeClr>
+            </a:gs>
+            <a:gs pos="50000">
+              <a:schemeClr val="phClr">
+                <a:satMod val="110000"/>
+                <a:lumMod val="100000"/>
+                <a:shade val="100000"/>
+              </a:schemeClr>
+            </a:gs>
+            <a:gs pos="100000">
+              <a:schemeClr val="phClr">
+                <a:lumMod val="99000"/>
+                <a:satMod val="120000"/>
+                <a:shade val="78000"/>
+              </a:schemeClr>
+            </a:gs>
+          </a:gsLst>
+          <a:lin ang="5400000" scaled="0"/>
+        </a:gradFill>
+      </a:fillStyleLst>
+      <a:lnStyleLst>
+        <a:ln w="12700" cap="flat" cmpd="sng" algn="ctr">
+          <a:solidFill>
+            <a:schemeClr val="phClr"/>
+          </a:solidFill>
+          <a:prstDash val="solid"/>
+          <a:miter lim="800000"/>
+        </a:ln>
+        <a:ln w="19050" cap="flat" cmpd="sng" algn="ctr">
+          <a:solidFill>
+            <a:schemeClr val="phClr"/>
+          </a:solidFill>
+          <a:prstDash val="solid"/>
+          <a:miter lim="800000"/>
+        </a:ln>
+        <a:ln w="25400" cap="flat" cmpd="sng" algn="ctr">
+          <a:solidFill>
+            <a:schemeClr val="phClr"/>
+          </a:solidFill>
+          <a:prstDash val="solid"/>
+          <a:miter lim="800000"/>
+        </a:ln>
+      </a:lnStyleLst>
+      <a:effectStyleLst>
+        <a:effectStyle>
+          <a:effectLst/>
+        </a:effectStyle>
+        <a:effectStyle>
+          <a:effectLst/>
+        </a:effectStyle>
+        <a:effectStyle>
+          <a:effectLst>
+            <a:outerShdw blurRad="57150" dist="19050" dir="5400000" algn="ctr" rotWithShape="0">
+              <a:srgbClr val="000000">
+                <a:alpha val="63000"/>
+              </a:srgbClr>
+            </a:outerShdw>
+          </a:effectLst>
+        </a:effectStyle>
+      </a:effectStyleLst>
+      <a:bgFillStyleLst>
+        <a:solidFill>
+          <a:schemeClr val="phClr"/>
+        </a:solidFill>
+        <a:solidFill>
+          <a:schemeClr val="phClr">
+            <a:tint val="95000"/>
+            <a:satMod val="170000"/>
+          </a:schemeClr>
+        </a:solidFill>
+        <a:gradFill rotWithShape="1">
+          <a:gsLst>
+            <a:gs pos="0">
+              <a:schemeClr val="phClr">
+                <a:tint val="93000"/>
+                <a:satMod val="150000"/>
+                <a:shade val="98000"/>
+                <a:lumMod val="102000"/>
+              </a:schemeClr>
+            </a:gs>
+            <a:gs pos="50000">
+              <a:schemeClr val="phClr">
+                <a:tint val="98000"/>
+                <a:satMod val="130000"/>
+                <a:shade val="90000"/>
+                <a:lumMod val="103000"/>
+              </a:schemeClr>
+            </a:gs>
+            <a:gs pos="100000">
+              <a:schemeClr val="phClr">
+                <a:shade val="63000"/>
+                <a:satMod val="120000"/>
+              </a:schemeClr>
+            </a:gs>
+          </a:gsLst>
+          <a:lin ang="5400000" scaled="0"/>
+        </a:gradFill>
+      </a:bgFillStyleLst>
+    </a:fmtScheme>
+  </a:themeElements>
+  <a:objectDefaults>
+    <a:lnDef>
+      <a:spPr/>
+      <a:bodyPr/>
+      <a:lstStyle/>
+      <a:style>
+        <a:lnRef idx="2">
+          <a:schemeClr val="accent1"/>
+        </a:lnRef>
+        <a:fillRef idx="0">
+          <a:schemeClr val="accent1"/>
+        </a:fillRef>
+        <a:effectRef idx="1">
+          <a:schemeClr val="accent1"/>
+        </a:effectRef>
+        <a:fontRef idx="minor">
+          <a:schemeClr val="tx1"/>
+        </a:fontRef>
+      </a:style>
+    </a:lnDef>
+  </a:objectDefaults>
+  <a:extraClrSchemeLst/>
+  <a:extLst>
+    <a:ext uri="{05A4C25C-085E-4340-85A3-A5531E510DB2}">
+      <thm15:themeFamily xmlns:thm15="http://schemas.microsoft.com/office/thememl/2012/main" name="Office Theme" id="{2E142A2C-CD16-42D6-873A-C26D2A0506FA}" vid="{1BDDFF52-6CD6-40A5-AB3C-68EB2F1E4D0A}"/>
+    </a:ext>
+  </a:extLst>
+</a:theme>
 </file>